--- a/Translation/v3.4.0 to v3.5.0/documentation.docx
+++ b/Translation/v3.4.0 to v3.5.0/documentation.docx
@@ -134,6 +134,20 @@
         <w:br/>
         <w:t>February 25, 2025 (updated to version 3.5.0.250403CP5)</w:t>
       </w:r>
+      <w:r>
+        <w:br/>
+      </w:r>
+      <w:bookmarkStart w:id="1" w:name="_Hlk209687664"/>
+      <w:r>
+        <w:t>September 25, 2025 (updated to version 3.5.0.251001CP6</w:t>
+      </w:r>
+      <w:bookmarkEnd w:id="1"/>
+      <w:r>
+        <w:t>; added required v3.5.0 element ePatient.25</w:t>
+      </w:r>
+      <w:r>
+        <w:t>)</w:t>
+      </w:r>
     </w:p>
     <w:p>
       <w:pPr>
@@ -177,13 +191,16 @@
       <w:r>
         <w:t xml:space="preserve"> to version </w:t>
       </w:r>
-      <w:bookmarkStart w:id="1" w:name="_Hlk92362339"/>
+      <w:bookmarkStart w:id="2" w:name="_Hlk92362339"/>
       <w:r>
         <w:t>3.5.0.</w:t>
       </w:r>
-      <w:bookmarkEnd w:id="1"/>
+      <w:bookmarkEnd w:id="2"/>
       <w:r>
-        <w:t>250403CP5</w:t>
+        <w:t xml:space="preserve"> </w:t>
+      </w:r>
+      <w:r>
+        <w:t>251001CP6</w:t>
       </w:r>
       <w:r>
         <w:t>.</w:t>
@@ -351,7 +368,6 @@
         <w:tc>
           <w:tcPr>
             <w:tcW w:w="2443" w:type="dxa"/>
-            <w:shd w:val="clear" w:color="auto" w:fill="auto"/>
             <w:noWrap/>
           </w:tcPr>
           <w:p>
@@ -378,7 +394,6 @@
         <w:tc>
           <w:tcPr>
             <w:tcW w:w="5670" w:type="dxa"/>
-            <w:shd w:val="clear" w:color="auto" w:fill="auto"/>
             <w:noWrap/>
           </w:tcPr>
           <w:p>
@@ -400,7 +415,6 @@
         <w:tc>
           <w:tcPr>
             <w:tcW w:w="2443" w:type="dxa"/>
-            <w:shd w:val="clear" w:color="auto" w:fill="auto"/>
             <w:noWrap/>
           </w:tcPr>
           <w:p>
@@ -425,7 +439,6 @@
         <w:tc>
           <w:tcPr>
             <w:tcW w:w="5670" w:type="dxa"/>
-            <w:shd w:val="clear" w:color="auto" w:fill="auto"/>
             <w:noWrap/>
           </w:tcPr>
           <w:p>
@@ -455,7 +468,6 @@
         <w:tc>
           <w:tcPr>
             <w:tcW w:w="2443" w:type="dxa"/>
-            <w:shd w:val="clear" w:color="auto" w:fill="auto"/>
             <w:noWrap/>
           </w:tcPr>
           <w:p>
@@ -488,7 +500,6 @@
         <w:tc>
           <w:tcPr>
             <w:tcW w:w="5670" w:type="dxa"/>
-            <w:shd w:val="clear" w:color="auto" w:fill="auto"/>
             <w:noWrap/>
           </w:tcPr>
           <w:p>
@@ -518,7 +529,6 @@
         <w:tc>
           <w:tcPr>
             <w:tcW w:w="2443" w:type="dxa"/>
-            <w:shd w:val="clear" w:color="auto" w:fill="auto"/>
             <w:noWrap/>
           </w:tcPr>
           <w:p>
@@ -543,7 +553,6 @@
         <w:tc>
           <w:tcPr>
             <w:tcW w:w="5670" w:type="dxa"/>
-            <w:shd w:val="clear" w:color="auto" w:fill="auto"/>
             <w:noWrap/>
           </w:tcPr>
           <w:p>
@@ -573,7 +582,6 @@
         <w:tc>
           <w:tcPr>
             <w:tcW w:w="2443" w:type="dxa"/>
-            <w:shd w:val="clear" w:color="auto" w:fill="auto"/>
             <w:noWrap/>
           </w:tcPr>
           <w:p>
@@ -598,7 +606,6 @@
         <w:tc>
           <w:tcPr>
             <w:tcW w:w="5670" w:type="dxa"/>
-            <w:shd w:val="clear" w:color="auto" w:fill="auto"/>
             <w:noWrap/>
           </w:tcPr>
           <w:p>
@@ -628,7 +635,6 @@
         <w:tc>
           <w:tcPr>
             <w:tcW w:w="2443" w:type="dxa"/>
-            <w:shd w:val="clear" w:color="auto" w:fill="auto"/>
             <w:noWrap/>
           </w:tcPr>
           <w:p>
@@ -653,7 +659,6 @@
         <w:tc>
           <w:tcPr>
             <w:tcW w:w="5670" w:type="dxa"/>
-            <w:shd w:val="clear" w:color="auto" w:fill="auto"/>
             <w:noWrap/>
           </w:tcPr>
           <w:p>
@@ -683,7 +688,6 @@
         <w:tc>
           <w:tcPr>
             <w:tcW w:w="2443" w:type="dxa"/>
-            <w:shd w:val="clear" w:color="auto" w:fill="auto"/>
             <w:noWrap/>
           </w:tcPr>
           <w:p>
@@ -708,7 +712,6 @@
         <w:tc>
           <w:tcPr>
             <w:tcW w:w="5670" w:type="dxa"/>
-            <w:shd w:val="clear" w:color="auto" w:fill="auto"/>
             <w:noWrap/>
           </w:tcPr>
           <w:p>
@@ -738,7 +741,6 @@
         <w:tc>
           <w:tcPr>
             <w:tcW w:w="2443" w:type="dxa"/>
-            <w:shd w:val="clear" w:color="auto" w:fill="auto"/>
             <w:noWrap/>
           </w:tcPr>
           <w:p>
@@ -763,7 +765,6 @@
         <w:tc>
           <w:tcPr>
             <w:tcW w:w="5670" w:type="dxa"/>
-            <w:shd w:val="clear" w:color="auto" w:fill="auto"/>
             <w:noWrap/>
           </w:tcPr>
           <w:p>
@@ -793,7 +794,6 @@
         <w:tc>
           <w:tcPr>
             <w:tcW w:w="2443" w:type="dxa"/>
-            <w:shd w:val="clear" w:color="auto" w:fill="auto"/>
             <w:noWrap/>
           </w:tcPr>
           <w:p>
@@ -818,7 +818,6 @@
         <w:tc>
           <w:tcPr>
             <w:tcW w:w="5670" w:type="dxa"/>
-            <w:shd w:val="clear" w:color="auto" w:fill="auto"/>
             <w:noWrap/>
           </w:tcPr>
           <w:p>
@@ -848,7 +847,6 @@
         <w:tc>
           <w:tcPr>
             <w:tcW w:w="2443" w:type="dxa"/>
-            <w:shd w:val="clear" w:color="auto" w:fill="auto"/>
             <w:noWrap/>
           </w:tcPr>
           <w:p>
@@ -873,7 +871,6 @@
         <w:tc>
           <w:tcPr>
             <w:tcW w:w="5670" w:type="dxa"/>
-            <w:shd w:val="clear" w:color="auto" w:fill="auto"/>
             <w:noWrap/>
           </w:tcPr>
           <w:p>
@@ -903,7 +900,6 @@
         <w:tc>
           <w:tcPr>
             <w:tcW w:w="2443" w:type="dxa"/>
-            <w:shd w:val="clear" w:color="auto" w:fill="auto"/>
             <w:noWrap/>
           </w:tcPr>
           <w:p>
@@ -928,7 +924,6 @@
         <w:tc>
           <w:tcPr>
             <w:tcW w:w="5670" w:type="dxa"/>
-            <w:shd w:val="clear" w:color="auto" w:fill="auto"/>
             <w:noWrap/>
           </w:tcPr>
           <w:p>
@@ -958,7 +953,6 @@
         <w:tc>
           <w:tcPr>
             <w:tcW w:w="2443" w:type="dxa"/>
-            <w:shd w:val="clear" w:color="auto" w:fill="auto"/>
             <w:noWrap/>
           </w:tcPr>
           <w:p>
@@ -983,7 +977,6 @@
         <w:tc>
           <w:tcPr>
             <w:tcW w:w="5670" w:type="dxa"/>
-            <w:shd w:val="clear" w:color="auto" w:fill="auto"/>
             <w:noWrap/>
           </w:tcPr>
           <w:p>
@@ -1013,7 +1006,6 @@
         <w:tc>
           <w:tcPr>
             <w:tcW w:w="2443" w:type="dxa"/>
-            <w:shd w:val="clear" w:color="auto" w:fill="auto"/>
             <w:noWrap/>
           </w:tcPr>
           <w:p>
@@ -1038,7 +1030,6 @@
         <w:tc>
           <w:tcPr>
             <w:tcW w:w="5670" w:type="dxa"/>
-            <w:shd w:val="clear" w:color="auto" w:fill="auto"/>
             <w:noWrap/>
           </w:tcPr>
           <w:p>
@@ -1068,7 +1059,6 @@
         <w:tc>
           <w:tcPr>
             <w:tcW w:w="2443" w:type="dxa"/>
-            <w:shd w:val="clear" w:color="auto" w:fill="auto"/>
             <w:noWrap/>
           </w:tcPr>
           <w:p>
@@ -1095,7 +1085,6 @@
         <w:tc>
           <w:tcPr>
             <w:tcW w:w="5670" w:type="dxa"/>
-            <w:shd w:val="clear" w:color="auto" w:fill="auto"/>
             <w:noWrap/>
           </w:tcPr>
           <w:p>
@@ -1117,7 +1106,6 @@
         <w:tc>
           <w:tcPr>
             <w:tcW w:w="2443" w:type="dxa"/>
-            <w:shd w:val="clear" w:color="auto" w:fill="auto"/>
             <w:noWrap/>
           </w:tcPr>
           <w:p>
@@ -1142,7 +1130,6 @@
         <w:tc>
           <w:tcPr>
             <w:tcW w:w="5670" w:type="dxa"/>
-            <w:shd w:val="clear" w:color="auto" w:fill="auto"/>
             <w:noWrap/>
           </w:tcPr>
           <w:p>
@@ -1172,7 +1159,6 @@
         <w:tc>
           <w:tcPr>
             <w:tcW w:w="2443" w:type="dxa"/>
-            <w:shd w:val="clear" w:color="auto" w:fill="auto"/>
             <w:noWrap/>
           </w:tcPr>
           <w:p>
@@ -1197,7 +1183,6 @@
         <w:tc>
           <w:tcPr>
             <w:tcW w:w="5670" w:type="dxa"/>
-            <w:shd w:val="clear" w:color="auto" w:fill="auto"/>
             <w:noWrap/>
           </w:tcPr>
           <w:p>
@@ -1227,7 +1212,6 @@
         <w:tc>
           <w:tcPr>
             <w:tcW w:w="2443" w:type="dxa"/>
-            <w:shd w:val="clear" w:color="auto" w:fill="auto"/>
             <w:noWrap/>
           </w:tcPr>
           <w:p>
@@ -1252,7 +1236,6 @@
         <w:tc>
           <w:tcPr>
             <w:tcW w:w="5670" w:type="dxa"/>
-            <w:shd w:val="clear" w:color="auto" w:fill="auto"/>
             <w:noWrap/>
           </w:tcPr>
           <w:p>
@@ -1282,24 +1265,24 @@
         <w:tc>
           <w:tcPr>
             <w:tcW w:w="2443" w:type="dxa"/>
-            <w:shd w:val="clear" w:color="auto" w:fill="auto"/>
-            <w:noWrap/>
-          </w:tcPr>
-          <w:p>
-            <w:pPr>
-              <w:pStyle w:val="NoSpacing"/>
-              <w:rPr>
-                <w:rFonts w:cstheme="minorHAnsi"/>
-                <w:sz w:val="18"/>
-                <w:szCs w:val="18"/>
-              </w:rPr>
-            </w:pPr>
-            <w:r>
-              <w:rPr>
-                <w:rFonts w:cstheme="minorHAnsi"/>
-                <w:sz w:val="18"/>
-                <w:szCs w:val="18"/>
-              </w:rPr>
+            <w:noWrap/>
+          </w:tcPr>
+          <w:p>
+            <w:pPr>
+              <w:pStyle w:val="NoSpacing"/>
+              <w:rPr>
+                <w:rFonts w:cstheme="minorHAnsi"/>
+                <w:sz w:val="18"/>
+                <w:szCs w:val="18"/>
+              </w:rPr>
+            </w:pPr>
+            <w:r>
+              <w:rPr>
+                <w:rFonts w:cstheme="minorHAnsi"/>
+                <w:sz w:val="18"/>
+                <w:szCs w:val="18"/>
+              </w:rPr>
+              <w:lastRenderedPageBreak/>
               <w:t>dConfiguration.04</w:t>
             </w:r>
           </w:p>
@@ -1307,7 +1290,6 @@
         <w:tc>
           <w:tcPr>
             <w:tcW w:w="5670" w:type="dxa"/>
-            <w:shd w:val="clear" w:color="auto" w:fill="auto"/>
             <w:noWrap/>
           </w:tcPr>
           <w:p>
@@ -1337,25 +1319,23 @@
         <w:tc>
           <w:tcPr>
             <w:tcW w:w="2443" w:type="dxa"/>
-            <w:shd w:val="clear" w:color="auto" w:fill="auto"/>
-            <w:noWrap/>
-          </w:tcPr>
-          <w:p>
-            <w:pPr>
-              <w:pStyle w:val="NoSpacing"/>
-              <w:rPr>
-                <w:rFonts w:cstheme="minorHAnsi"/>
-                <w:sz w:val="18"/>
-                <w:szCs w:val="18"/>
-              </w:rPr>
-            </w:pPr>
-            <w:r>
-              <w:rPr>
-                <w:rFonts w:cstheme="minorHAnsi"/>
-                <w:sz w:val="18"/>
-                <w:szCs w:val="18"/>
-              </w:rPr>
-              <w:lastRenderedPageBreak/>
+            <w:noWrap/>
+          </w:tcPr>
+          <w:p>
+            <w:pPr>
+              <w:pStyle w:val="NoSpacing"/>
+              <w:rPr>
+                <w:rFonts w:cstheme="minorHAnsi"/>
+                <w:sz w:val="18"/>
+                <w:szCs w:val="18"/>
+              </w:rPr>
+            </w:pPr>
+            <w:r>
+              <w:rPr>
+                <w:rFonts w:cstheme="minorHAnsi"/>
+                <w:sz w:val="18"/>
+                <w:szCs w:val="18"/>
+              </w:rPr>
               <w:t>dConfiguration.05</w:t>
             </w:r>
           </w:p>
@@ -1363,7 +1343,6 @@
         <w:tc>
           <w:tcPr>
             <w:tcW w:w="5670" w:type="dxa"/>
-            <w:shd w:val="clear" w:color="auto" w:fill="auto"/>
             <w:noWrap/>
           </w:tcPr>
           <w:p>
@@ -1540,7 +1519,6 @@
         <w:tc>
           <w:tcPr>
             <w:tcW w:w="2443" w:type="dxa"/>
-            <w:shd w:val="clear" w:color="auto" w:fill="auto"/>
             <w:noWrap/>
           </w:tcPr>
           <w:p>
@@ -1563,7 +1541,6 @@
         <w:tc>
           <w:tcPr>
             <w:tcW w:w="1710" w:type="dxa"/>
-            <w:shd w:val="clear" w:color="auto" w:fill="auto"/>
             <w:noWrap/>
           </w:tcPr>
           <w:p>
@@ -1612,7 +1589,6 @@
         <w:tc>
           <w:tcPr>
             <w:tcW w:w="2443" w:type="dxa"/>
-            <w:shd w:val="clear" w:color="auto" w:fill="auto"/>
             <w:noWrap/>
           </w:tcPr>
           <w:p>
@@ -1635,7 +1611,6 @@
         <w:tc>
           <w:tcPr>
             <w:tcW w:w="1710" w:type="dxa"/>
-            <w:shd w:val="clear" w:color="auto" w:fill="auto"/>
             <w:noWrap/>
           </w:tcPr>
           <w:p>
@@ -1684,7 +1659,6 @@
         <w:tc>
           <w:tcPr>
             <w:tcW w:w="2443" w:type="dxa"/>
-            <w:shd w:val="clear" w:color="auto" w:fill="auto"/>
             <w:noWrap/>
           </w:tcPr>
           <w:p>
@@ -1707,7 +1681,6 @@
         <w:tc>
           <w:tcPr>
             <w:tcW w:w="1710" w:type="dxa"/>
-            <w:shd w:val="clear" w:color="auto" w:fill="auto"/>
             <w:noWrap/>
           </w:tcPr>
           <w:p>
@@ -1864,50 +1837,49 @@
       <w:tr>
         <w:trPr>
           <w:cantSplit/>
+          <w:tblHeader/>
         </w:trPr>
         <w:tc>
           <w:tcPr>
             <w:tcW w:w="2443" w:type="dxa"/>
-            <w:shd w:val="clear" w:color="auto" w:fill="auto"/>
-            <w:noWrap/>
-          </w:tcPr>
-          <w:p>
-            <w:pPr>
-              <w:pStyle w:val="NoSpacing"/>
-              <w:rPr>
-                <w:sz w:val="18"/>
-                <w:szCs w:val="18"/>
-              </w:rPr>
-            </w:pPr>
-            <w:r>
-              <w:rPr>
-                <w:sz w:val="18"/>
-                <w:szCs w:val="18"/>
-              </w:rPr>
-              <w:t>eSituation.20</w:t>
+            <w:noWrap/>
+          </w:tcPr>
+          <w:p>
+            <w:pPr>
+              <w:pStyle w:val="NoSpacing"/>
+              <w:rPr>
+                <w:sz w:val="18"/>
+                <w:szCs w:val="18"/>
+              </w:rPr>
+            </w:pPr>
+            <w:r>
+              <w:rPr>
+                <w:sz w:val="18"/>
+                <w:szCs w:val="18"/>
+              </w:rPr>
+              <w:t>ePatient.25</w:t>
             </w:r>
           </w:p>
         </w:tc>
         <w:tc>
           <w:tcPr>
             <w:tcW w:w="5670" w:type="dxa"/>
-            <w:shd w:val="clear" w:color="auto" w:fill="auto"/>
-            <w:noWrap/>
-          </w:tcPr>
-          <w:p>
-            <w:pPr>
-              <w:pStyle w:val="NoSpacing"/>
-              <w:rPr>
-                <w:sz w:val="18"/>
-                <w:szCs w:val="18"/>
-              </w:rPr>
-            </w:pPr>
-            <w:r>
-              <w:rPr>
-                <w:sz w:val="18"/>
-                <w:szCs w:val="18"/>
-              </w:rPr>
-              <w:t>Reason for Interfacility Transfer/Medical Transport</w:t>
+            <w:noWrap/>
+          </w:tcPr>
+          <w:p>
+            <w:pPr>
+              <w:pStyle w:val="NoSpacing"/>
+              <w:rPr>
+                <w:sz w:val="18"/>
+                <w:szCs w:val="18"/>
+              </w:rPr>
+            </w:pPr>
+            <w:r>
+              <w:rPr>
+                <w:sz w:val="18"/>
+                <w:szCs w:val="18"/>
+              </w:rPr>
+              <w:t>Sex</w:t>
             </w:r>
           </w:p>
         </w:tc>
@@ -1919,46 +1891,44 @@
         <w:tc>
           <w:tcPr>
             <w:tcW w:w="2443" w:type="dxa"/>
-            <w:shd w:val="clear" w:color="auto" w:fill="auto"/>
-            <w:noWrap/>
-          </w:tcPr>
-          <w:p>
-            <w:pPr>
-              <w:pStyle w:val="NoSpacing"/>
-              <w:rPr>
-                <w:sz w:val="18"/>
-                <w:szCs w:val="18"/>
-              </w:rPr>
-            </w:pPr>
-            <w:r>
-              <w:rPr>
-                <w:sz w:val="18"/>
-                <w:szCs w:val="18"/>
-              </w:rPr>
-              <w:t>eOutcome.18</w:t>
+            <w:noWrap/>
+          </w:tcPr>
+          <w:p>
+            <w:pPr>
+              <w:pStyle w:val="NoSpacing"/>
+              <w:rPr>
+                <w:sz w:val="18"/>
+                <w:szCs w:val="18"/>
+              </w:rPr>
+            </w:pPr>
+            <w:r>
+              <w:rPr>
+                <w:sz w:val="18"/>
+                <w:szCs w:val="18"/>
+              </w:rPr>
+              <w:t>eSituation.20</w:t>
             </w:r>
           </w:p>
         </w:tc>
         <w:tc>
           <w:tcPr>
             <w:tcW w:w="5670" w:type="dxa"/>
-            <w:shd w:val="clear" w:color="auto" w:fill="auto"/>
-            <w:noWrap/>
-          </w:tcPr>
-          <w:p>
-            <w:pPr>
-              <w:pStyle w:val="NoSpacing"/>
-              <w:rPr>
-                <w:sz w:val="18"/>
-                <w:szCs w:val="18"/>
-              </w:rPr>
-            </w:pPr>
-            <w:r>
-              <w:rPr>
-                <w:sz w:val="18"/>
-                <w:szCs w:val="18"/>
-              </w:rPr>
-              <w:t>Date/Time of Emergency Department Admission</w:t>
+            <w:noWrap/>
+          </w:tcPr>
+          <w:p>
+            <w:pPr>
+              <w:pStyle w:val="NoSpacing"/>
+              <w:rPr>
+                <w:sz w:val="18"/>
+                <w:szCs w:val="18"/>
+              </w:rPr>
+            </w:pPr>
+            <w:r>
+              <w:rPr>
+                <w:sz w:val="18"/>
+                <w:szCs w:val="18"/>
+              </w:rPr>
+              <w:t>Reason for Interfacility Transfer/Medical Transport</w:t>
             </w:r>
           </w:p>
         </w:tc>
@@ -1970,46 +1940,44 @@
         <w:tc>
           <w:tcPr>
             <w:tcW w:w="2443" w:type="dxa"/>
-            <w:shd w:val="clear" w:color="auto" w:fill="auto"/>
-            <w:noWrap/>
-          </w:tcPr>
-          <w:p>
-            <w:pPr>
-              <w:pStyle w:val="NoSpacing"/>
-              <w:rPr>
-                <w:sz w:val="18"/>
-                <w:szCs w:val="18"/>
-              </w:rPr>
-            </w:pPr>
-            <w:r>
-              <w:rPr>
-                <w:sz w:val="18"/>
-                <w:szCs w:val="18"/>
-              </w:rPr>
-              <w:t>eOutcome.19</w:t>
+            <w:noWrap/>
+          </w:tcPr>
+          <w:p>
+            <w:pPr>
+              <w:pStyle w:val="NoSpacing"/>
+              <w:rPr>
+                <w:sz w:val="18"/>
+                <w:szCs w:val="18"/>
+              </w:rPr>
+            </w:pPr>
+            <w:r>
+              <w:rPr>
+                <w:sz w:val="18"/>
+                <w:szCs w:val="18"/>
+              </w:rPr>
+              <w:t>eOutcome.18</w:t>
             </w:r>
           </w:p>
         </w:tc>
         <w:tc>
           <w:tcPr>
             <w:tcW w:w="5670" w:type="dxa"/>
-            <w:shd w:val="clear" w:color="auto" w:fill="auto"/>
-            <w:noWrap/>
-          </w:tcPr>
-          <w:p>
-            <w:pPr>
-              <w:pStyle w:val="NoSpacing"/>
-              <w:rPr>
-                <w:sz w:val="18"/>
-                <w:szCs w:val="18"/>
-              </w:rPr>
-            </w:pPr>
-            <w:r>
-              <w:rPr>
-                <w:sz w:val="18"/>
-                <w:szCs w:val="18"/>
-              </w:rPr>
-              <w:t>Date/Time Emergency Department Procedure Performed</w:t>
+            <w:noWrap/>
+          </w:tcPr>
+          <w:p>
+            <w:pPr>
+              <w:pStyle w:val="NoSpacing"/>
+              <w:rPr>
+                <w:sz w:val="18"/>
+                <w:szCs w:val="18"/>
+              </w:rPr>
+            </w:pPr>
+            <w:r>
+              <w:rPr>
+                <w:sz w:val="18"/>
+                <w:szCs w:val="18"/>
+              </w:rPr>
+              <w:t>Date/Time of Emergency Department Admission</w:t>
             </w:r>
           </w:p>
         </w:tc>
@@ -2021,7 +1989,55 @@
         <w:tc>
           <w:tcPr>
             <w:tcW w:w="2443" w:type="dxa"/>
-            <w:shd w:val="clear" w:color="auto" w:fill="auto"/>
+            <w:noWrap/>
+          </w:tcPr>
+          <w:p>
+            <w:pPr>
+              <w:pStyle w:val="NoSpacing"/>
+              <w:rPr>
+                <w:sz w:val="18"/>
+                <w:szCs w:val="18"/>
+              </w:rPr>
+            </w:pPr>
+            <w:r>
+              <w:rPr>
+                <w:sz w:val="18"/>
+                <w:szCs w:val="18"/>
+              </w:rPr>
+              <w:t>eOutcome.19</w:t>
+            </w:r>
+          </w:p>
+        </w:tc>
+        <w:tc>
+          <w:tcPr>
+            <w:tcW w:w="5670" w:type="dxa"/>
+            <w:noWrap/>
+          </w:tcPr>
+          <w:p>
+            <w:pPr>
+              <w:pStyle w:val="NoSpacing"/>
+              <w:rPr>
+                <w:sz w:val="18"/>
+                <w:szCs w:val="18"/>
+              </w:rPr>
+            </w:pPr>
+            <w:r>
+              <w:rPr>
+                <w:sz w:val="18"/>
+                <w:szCs w:val="18"/>
+              </w:rPr>
+              <w:t>Date/Time Emergency Department Procedure Performed</w:t>
+            </w:r>
+          </w:p>
+        </w:tc>
+      </w:tr>
+      <w:tr>
+        <w:trPr>
+          <w:cantSplit/>
+        </w:trPr>
+        <w:tc>
+          <w:tcPr>
+            <w:tcW w:w="2443" w:type="dxa"/>
             <w:noWrap/>
           </w:tcPr>
           <w:p>
@@ -2044,7 +2060,6 @@
         <w:tc>
           <w:tcPr>
             <w:tcW w:w="5670" w:type="dxa"/>
-            <w:shd w:val="clear" w:color="auto" w:fill="auto"/>
             <w:noWrap/>
           </w:tcPr>
           <w:p>
@@ -2211,7 +2226,6 @@
         <w:tc>
           <w:tcPr>
             <w:tcW w:w="2443" w:type="dxa"/>
-            <w:shd w:val="clear" w:color="auto" w:fill="auto"/>
             <w:noWrap/>
           </w:tcPr>
           <w:p>
@@ -2234,7 +2248,6 @@
         <w:tc>
           <w:tcPr>
             <w:tcW w:w="3060" w:type="dxa"/>
-            <w:shd w:val="clear" w:color="auto" w:fill="auto"/>
             <w:noWrap/>
           </w:tcPr>
           <w:p>
@@ -2283,7 +2296,6 @@
         <w:tc>
           <w:tcPr>
             <w:tcW w:w="2443" w:type="dxa"/>
-            <w:shd w:val="clear" w:color="auto" w:fill="auto"/>
             <w:noWrap/>
           </w:tcPr>
           <w:p>
@@ -2306,7 +2318,6 @@
         <w:tc>
           <w:tcPr>
             <w:tcW w:w="3060" w:type="dxa"/>
-            <w:shd w:val="clear" w:color="auto" w:fill="auto"/>
             <w:noWrap/>
           </w:tcPr>
           <w:p>
@@ -2355,7 +2366,6 @@
         <w:tc>
           <w:tcPr>
             <w:tcW w:w="2443" w:type="dxa"/>
-            <w:shd w:val="clear" w:color="auto" w:fill="auto"/>
             <w:noWrap/>
           </w:tcPr>
           <w:p>
@@ -2378,7 +2388,6 @@
         <w:tc>
           <w:tcPr>
             <w:tcW w:w="3060" w:type="dxa"/>
-            <w:shd w:val="clear" w:color="auto" w:fill="auto"/>
             <w:noWrap/>
           </w:tcPr>
           <w:p>
@@ -2427,7 +2436,6 @@
         <w:tc>
           <w:tcPr>
             <w:tcW w:w="2443" w:type="dxa"/>
-            <w:shd w:val="clear" w:color="auto" w:fill="auto"/>
             <w:noWrap/>
           </w:tcPr>
           <w:p>
@@ -2450,7 +2458,6 @@
         <w:tc>
           <w:tcPr>
             <w:tcW w:w="3060" w:type="dxa"/>
-            <w:shd w:val="clear" w:color="auto" w:fill="auto"/>
             <w:noWrap/>
           </w:tcPr>
           <w:p>
@@ -2499,7 +2506,6 @@
         <w:tc>
           <w:tcPr>
             <w:tcW w:w="2443" w:type="dxa"/>
-            <w:shd w:val="clear" w:color="auto" w:fill="auto"/>
             <w:noWrap/>
           </w:tcPr>
           <w:p>
@@ -2522,7 +2528,6 @@
         <w:tc>
           <w:tcPr>
             <w:tcW w:w="3060" w:type="dxa"/>
-            <w:shd w:val="clear" w:color="auto" w:fill="auto"/>
             <w:noWrap/>
           </w:tcPr>
           <w:p>
@@ -2571,7 +2576,6 @@
         <w:tc>
           <w:tcPr>
             <w:tcW w:w="2443" w:type="dxa"/>
-            <w:shd w:val="clear" w:color="auto" w:fill="auto"/>
             <w:noWrap/>
           </w:tcPr>
           <w:p>
@@ -2594,7 +2598,6 @@
         <w:tc>
           <w:tcPr>
             <w:tcW w:w="3060" w:type="dxa"/>
-            <w:shd w:val="clear" w:color="auto" w:fill="auto"/>
             <w:noWrap/>
           </w:tcPr>
           <w:p>
@@ -2643,7 +2646,6 @@
         <w:tc>
           <w:tcPr>
             <w:tcW w:w="2443" w:type="dxa"/>
-            <w:shd w:val="clear" w:color="auto" w:fill="auto"/>
             <w:noWrap/>
           </w:tcPr>
           <w:p>
@@ -2666,7 +2668,6 @@
         <w:tc>
           <w:tcPr>
             <w:tcW w:w="3060" w:type="dxa"/>
-            <w:shd w:val="clear" w:color="auto" w:fill="auto"/>
             <w:noWrap/>
           </w:tcPr>
           <w:p>
@@ -2715,7 +2716,6 @@
         <w:tc>
           <w:tcPr>
             <w:tcW w:w="2443" w:type="dxa"/>
-            <w:shd w:val="clear" w:color="auto" w:fill="auto"/>
             <w:noWrap/>
           </w:tcPr>
           <w:p>
@@ -2738,7 +2738,6 @@
         <w:tc>
           <w:tcPr>
             <w:tcW w:w="3060" w:type="dxa"/>
-            <w:shd w:val="clear" w:color="auto" w:fill="auto"/>
             <w:noWrap/>
           </w:tcPr>
           <w:p>
@@ -2787,7 +2786,9 @@
         <w:tc>
           <w:tcPr>
             <w:tcW w:w="2443" w:type="dxa"/>
-            <w:shd w:val="clear" w:color="auto" w:fill="auto"/>
+            <w:tcBorders>
+              <w:bottom w:val="single" w:sz="4" w:space="0" w:color="auto"/>
+            </w:tcBorders>
             <w:noWrap/>
           </w:tcPr>
           <w:p>
@@ -2810,7 +2811,9 @@
         <w:tc>
           <w:tcPr>
             <w:tcW w:w="3060" w:type="dxa"/>
-            <w:shd w:val="clear" w:color="auto" w:fill="auto"/>
+            <w:tcBorders>
+              <w:bottom w:val="single" w:sz="4" w:space="0" w:color="auto"/>
+            </w:tcBorders>
             <w:noWrap/>
           </w:tcPr>
           <w:p>
@@ -2833,6 +2836,9 @@
         <w:tc>
           <w:tcPr>
             <w:tcW w:w="4068" w:type="dxa"/>
+            <w:tcBorders>
+              <w:bottom w:val="single" w:sz="4" w:space="0" w:color="auto"/>
+            </w:tcBorders>
           </w:tcPr>
           <w:p>
             <w:pPr>
@@ -2859,7 +2865,9 @@
         <w:tc>
           <w:tcPr>
             <w:tcW w:w="2443" w:type="dxa"/>
-            <w:shd w:val="clear" w:color="auto" w:fill="auto"/>
+            <w:tcBorders>
+              <w:bottom w:val="single" w:sz="4" w:space="0" w:color="auto"/>
+            </w:tcBorders>
             <w:noWrap/>
           </w:tcPr>
           <w:p>
@@ -2882,7 +2890,9 @@
         <w:tc>
           <w:tcPr>
             <w:tcW w:w="3060" w:type="dxa"/>
-            <w:shd w:val="clear" w:color="auto" w:fill="auto"/>
+            <w:tcBorders>
+              <w:bottom w:val="single" w:sz="4" w:space="0" w:color="auto"/>
+            </w:tcBorders>
             <w:noWrap/>
           </w:tcPr>
           <w:p>
@@ -2905,6 +2915,9 @@
         <w:tc>
           <w:tcPr>
             <w:tcW w:w="4068" w:type="dxa"/>
+            <w:tcBorders>
+              <w:bottom w:val="single" w:sz="4" w:space="0" w:color="auto"/>
+            </w:tcBorders>
           </w:tcPr>
           <w:p>
             <w:pPr>
@@ -2937,6 +2950,7 @@
         <w:rPr>
           <w:rFonts w:eastAsia="Times New Roman"/>
         </w:rPr>
+        <w:lastRenderedPageBreak/>
         <w:t>Element Usage Changed</w:t>
       </w:r>
       <w:r>
@@ -3006,7 +3020,6 @@
                 <w:sz w:val="18"/>
                 <w:szCs w:val="18"/>
               </w:rPr>
-              <w:lastRenderedPageBreak/>
               <w:t>Element No.</w:t>
             </w:r>
           </w:p>
@@ -3043,7 +3056,6 @@
         <w:tc>
           <w:tcPr>
             <w:tcW w:w="2443" w:type="dxa"/>
-            <w:shd w:val="clear" w:color="auto" w:fill="auto"/>
             <w:noWrap/>
           </w:tcPr>
           <w:p>
@@ -3066,7 +3078,6 @@
         <w:tc>
           <w:tcPr>
             <w:tcW w:w="5670" w:type="dxa"/>
-            <w:shd w:val="clear" w:color="auto" w:fill="auto"/>
             <w:noWrap/>
           </w:tcPr>
           <w:p>
@@ -3094,7 +3105,6 @@
         <w:tc>
           <w:tcPr>
             <w:tcW w:w="2443" w:type="dxa"/>
-            <w:shd w:val="clear" w:color="auto" w:fill="auto"/>
             <w:noWrap/>
           </w:tcPr>
           <w:p>
@@ -3117,7 +3127,6 @@
         <w:tc>
           <w:tcPr>
             <w:tcW w:w="5670" w:type="dxa"/>
-            <w:shd w:val="clear" w:color="auto" w:fill="auto"/>
             <w:noWrap/>
           </w:tcPr>
           <w:p>
@@ -3145,7 +3154,6 @@
         <w:tc>
           <w:tcPr>
             <w:tcW w:w="2443" w:type="dxa"/>
-            <w:shd w:val="clear" w:color="auto" w:fill="auto"/>
             <w:noWrap/>
           </w:tcPr>
           <w:p>
@@ -3168,7 +3176,6 @@
         <w:tc>
           <w:tcPr>
             <w:tcW w:w="5670" w:type="dxa"/>
-            <w:shd w:val="clear" w:color="auto" w:fill="auto"/>
             <w:noWrap/>
           </w:tcPr>
           <w:p>
@@ -3196,7 +3203,6 @@
         <w:tc>
           <w:tcPr>
             <w:tcW w:w="2443" w:type="dxa"/>
-            <w:shd w:val="clear" w:color="auto" w:fill="auto"/>
             <w:noWrap/>
           </w:tcPr>
           <w:p>
@@ -3219,7 +3225,6 @@
         <w:tc>
           <w:tcPr>
             <w:tcW w:w="5670" w:type="dxa"/>
-            <w:shd w:val="clear" w:color="auto" w:fill="auto"/>
             <w:noWrap/>
           </w:tcPr>
           <w:p>
@@ -3247,7 +3252,6 @@
         <w:tc>
           <w:tcPr>
             <w:tcW w:w="2443" w:type="dxa"/>
-            <w:shd w:val="clear" w:color="auto" w:fill="auto"/>
             <w:noWrap/>
           </w:tcPr>
           <w:p>
@@ -3270,7 +3274,6 @@
         <w:tc>
           <w:tcPr>
             <w:tcW w:w="5670" w:type="dxa"/>
-            <w:shd w:val="clear" w:color="auto" w:fill="auto"/>
             <w:noWrap/>
           </w:tcPr>
           <w:p>
@@ -3298,7 +3301,6 @@
         <w:tc>
           <w:tcPr>
             <w:tcW w:w="2443" w:type="dxa"/>
-            <w:shd w:val="clear" w:color="auto" w:fill="auto"/>
             <w:noWrap/>
           </w:tcPr>
           <w:p>
@@ -3321,7 +3323,6 @@
         <w:tc>
           <w:tcPr>
             <w:tcW w:w="5670" w:type="dxa"/>
-            <w:shd w:val="clear" w:color="auto" w:fill="auto"/>
             <w:noWrap/>
           </w:tcPr>
           <w:p>
@@ -3349,7 +3350,6 @@
         <w:tc>
           <w:tcPr>
             <w:tcW w:w="2443" w:type="dxa"/>
-            <w:shd w:val="clear" w:color="auto" w:fill="auto"/>
             <w:noWrap/>
           </w:tcPr>
           <w:p>
@@ -3372,7 +3372,6 @@
         <w:tc>
           <w:tcPr>
             <w:tcW w:w="5670" w:type="dxa"/>
-            <w:shd w:val="clear" w:color="auto" w:fill="auto"/>
             <w:noWrap/>
           </w:tcPr>
           <w:p>
@@ -3400,7 +3399,6 @@
         <w:tc>
           <w:tcPr>
             <w:tcW w:w="2443" w:type="dxa"/>
-            <w:shd w:val="clear" w:color="auto" w:fill="auto"/>
             <w:noWrap/>
           </w:tcPr>
           <w:p>
@@ -3423,7 +3421,6 @@
         <w:tc>
           <w:tcPr>
             <w:tcW w:w="5670" w:type="dxa"/>
-            <w:shd w:val="clear" w:color="auto" w:fill="auto"/>
             <w:noWrap/>
           </w:tcPr>
           <w:p>
@@ -3451,7 +3448,6 @@
         <w:tc>
           <w:tcPr>
             <w:tcW w:w="2443" w:type="dxa"/>
-            <w:shd w:val="clear" w:color="auto" w:fill="auto"/>
             <w:noWrap/>
           </w:tcPr>
           <w:p>
@@ -3474,7 +3470,6 @@
         <w:tc>
           <w:tcPr>
             <w:tcW w:w="5670" w:type="dxa"/>
-            <w:shd w:val="clear" w:color="auto" w:fill="auto"/>
             <w:noWrap/>
           </w:tcPr>
           <w:p>
@@ -3502,7 +3497,6 @@
         <w:tc>
           <w:tcPr>
             <w:tcW w:w="2443" w:type="dxa"/>
-            <w:shd w:val="clear" w:color="auto" w:fill="auto"/>
             <w:noWrap/>
           </w:tcPr>
           <w:p>
@@ -3525,7 +3519,6 @@
         <w:tc>
           <w:tcPr>
             <w:tcW w:w="5670" w:type="dxa"/>
-            <w:shd w:val="clear" w:color="auto" w:fill="auto"/>
             <w:noWrap/>
           </w:tcPr>
           <w:p>
@@ -3553,7 +3546,6 @@
         <w:tc>
           <w:tcPr>
             <w:tcW w:w="2443" w:type="dxa"/>
-            <w:shd w:val="clear" w:color="auto" w:fill="auto"/>
             <w:noWrap/>
           </w:tcPr>
           <w:p>
@@ -3576,7 +3568,6 @@
         <w:tc>
           <w:tcPr>
             <w:tcW w:w="5670" w:type="dxa"/>
-            <w:shd w:val="clear" w:color="auto" w:fill="auto"/>
             <w:noWrap/>
           </w:tcPr>
           <w:p>
@@ -3604,7 +3595,6 @@
         <w:tc>
           <w:tcPr>
             <w:tcW w:w="2443" w:type="dxa"/>
-            <w:shd w:val="clear" w:color="auto" w:fill="auto"/>
             <w:noWrap/>
           </w:tcPr>
           <w:p>
@@ -3627,7 +3617,6 @@
         <w:tc>
           <w:tcPr>
             <w:tcW w:w="5670" w:type="dxa"/>
-            <w:shd w:val="clear" w:color="auto" w:fill="auto"/>
             <w:noWrap/>
           </w:tcPr>
           <w:p>
@@ -3655,7 +3644,6 @@
         <w:tc>
           <w:tcPr>
             <w:tcW w:w="2443" w:type="dxa"/>
-            <w:shd w:val="clear" w:color="auto" w:fill="auto"/>
             <w:noWrap/>
           </w:tcPr>
           <w:p>
@@ -3678,7 +3666,6 @@
         <w:tc>
           <w:tcPr>
             <w:tcW w:w="5670" w:type="dxa"/>
-            <w:shd w:val="clear" w:color="auto" w:fill="auto"/>
             <w:noWrap/>
           </w:tcPr>
           <w:p>
@@ -3706,7 +3693,6 @@
         <w:tc>
           <w:tcPr>
             <w:tcW w:w="2443" w:type="dxa"/>
-            <w:shd w:val="clear" w:color="auto" w:fill="auto"/>
             <w:noWrap/>
           </w:tcPr>
           <w:p>
@@ -3729,7 +3715,6 @@
         <w:tc>
           <w:tcPr>
             <w:tcW w:w="5670" w:type="dxa"/>
-            <w:shd w:val="clear" w:color="auto" w:fill="auto"/>
             <w:noWrap/>
           </w:tcPr>
           <w:p>
@@ -3757,7 +3742,6 @@
         <w:tc>
           <w:tcPr>
             <w:tcW w:w="2443" w:type="dxa"/>
-            <w:shd w:val="clear" w:color="auto" w:fill="auto"/>
             <w:noWrap/>
           </w:tcPr>
           <w:p>
@@ -3780,7 +3764,6 @@
         <w:tc>
           <w:tcPr>
             <w:tcW w:w="5670" w:type="dxa"/>
-            <w:shd w:val="clear" w:color="auto" w:fill="auto"/>
             <w:noWrap/>
           </w:tcPr>
           <w:p>
@@ -3922,7 +3905,6 @@
               <w:bottom w:val="single" w:sz="4" w:space="0" w:color="auto"/>
               <w:right w:val="single" w:sz="4" w:space="0" w:color="auto"/>
             </w:tcBorders>
-            <w:shd w:val="clear" w:color="auto" w:fill="auto"/>
             <w:noWrap/>
           </w:tcPr>
           <w:p>
@@ -3951,7 +3933,6 @@
               <w:bottom w:val="single" w:sz="4" w:space="0" w:color="auto"/>
               <w:right w:val="single" w:sz="4" w:space="0" w:color="auto"/>
             </w:tcBorders>
-            <w:shd w:val="clear" w:color="auto" w:fill="auto"/>
             <w:noWrap/>
           </w:tcPr>
           <w:p>
@@ -3978,7 +3959,6 @@
               <w:bottom w:val="single" w:sz="4" w:space="0" w:color="auto"/>
               <w:right w:val="single" w:sz="4" w:space="0" w:color="auto"/>
             </w:tcBorders>
-            <w:shd w:val="clear" w:color="auto" w:fill="auto"/>
             <w:noWrap/>
           </w:tcPr>
           <w:p>
@@ -4007,7 +3987,6 @@
               <w:bottom w:val="single" w:sz="4" w:space="0" w:color="auto"/>
               <w:right w:val="single" w:sz="4" w:space="0" w:color="auto"/>
             </w:tcBorders>
-            <w:shd w:val="clear" w:color="auto" w:fill="auto"/>
             <w:noWrap/>
           </w:tcPr>
           <w:p>
@@ -4034,7 +4013,6 @@
               <w:bottom w:val="single" w:sz="4" w:space="0" w:color="auto"/>
               <w:right w:val="single" w:sz="4" w:space="0" w:color="auto"/>
             </w:tcBorders>
-            <w:shd w:val="clear" w:color="auto" w:fill="auto"/>
             <w:noWrap/>
           </w:tcPr>
           <w:p>
@@ -4063,7 +4041,6 @@
               <w:bottom w:val="single" w:sz="4" w:space="0" w:color="auto"/>
               <w:right w:val="single" w:sz="4" w:space="0" w:color="auto"/>
             </w:tcBorders>
-            <w:shd w:val="clear" w:color="auto" w:fill="auto"/>
             <w:noWrap/>
           </w:tcPr>
           <w:p>
@@ -4090,7 +4067,6 @@
               <w:bottom w:val="single" w:sz="4" w:space="0" w:color="auto"/>
               <w:right w:val="single" w:sz="4" w:space="0" w:color="auto"/>
             </w:tcBorders>
-            <w:shd w:val="clear" w:color="auto" w:fill="auto"/>
             <w:noWrap/>
           </w:tcPr>
           <w:p>
@@ -4119,7 +4095,6 @@
               <w:bottom w:val="single" w:sz="4" w:space="0" w:color="auto"/>
               <w:right w:val="single" w:sz="4" w:space="0" w:color="auto"/>
             </w:tcBorders>
-            <w:shd w:val="clear" w:color="auto" w:fill="auto"/>
             <w:noWrap/>
           </w:tcPr>
           <w:p>
@@ -4153,7 +4128,6 @@
               <w:bottom w:val="single" w:sz="4" w:space="0" w:color="auto"/>
               <w:right w:val="single" w:sz="4" w:space="0" w:color="auto"/>
             </w:tcBorders>
-            <w:shd w:val="clear" w:color="auto" w:fill="auto"/>
             <w:noWrap/>
           </w:tcPr>
           <w:p>
@@ -4182,7 +4156,6 @@
               <w:bottom w:val="single" w:sz="4" w:space="0" w:color="auto"/>
               <w:right w:val="single" w:sz="4" w:space="0" w:color="auto"/>
             </w:tcBorders>
-            <w:shd w:val="clear" w:color="auto" w:fill="auto"/>
             <w:noWrap/>
           </w:tcPr>
           <w:p>
@@ -4216,7 +4189,6 @@
               <w:bottom w:val="single" w:sz="4" w:space="0" w:color="auto"/>
               <w:right w:val="single" w:sz="4" w:space="0" w:color="auto"/>
             </w:tcBorders>
-            <w:shd w:val="clear" w:color="auto" w:fill="auto"/>
             <w:noWrap/>
           </w:tcPr>
           <w:p>
@@ -4245,7 +4217,6 @@
               <w:bottom w:val="single" w:sz="4" w:space="0" w:color="auto"/>
               <w:right w:val="single" w:sz="4" w:space="0" w:color="auto"/>
             </w:tcBorders>
-            <w:shd w:val="clear" w:color="auto" w:fill="auto"/>
             <w:noWrap/>
           </w:tcPr>
           <w:p>
@@ -4304,7 +4275,6 @@
               <w:bottom w:val="single" w:sz="4" w:space="0" w:color="auto"/>
               <w:right w:val="single" w:sz="4" w:space="0" w:color="auto"/>
             </w:tcBorders>
-            <w:shd w:val="clear" w:color="auto" w:fill="auto"/>
             <w:noWrap/>
           </w:tcPr>
           <w:p>
@@ -4333,7 +4303,6 @@
               <w:bottom w:val="single" w:sz="4" w:space="0" w:color="auto"/>
               <w:right w:val="single" w:sz="4" w:space="0" w:color="auto"/>
             </w:tcBorders>
-            <w:shd w:val="clear" w:color="auto" w:fill="auto"/>
             <w:noWrap/>
           </w:tcPr>
           <w:p>
@@ -4367,7 +4336,6 @@
               <w:bottom w:val="single" w:sz="4" w:space="0" w:color="auto"/>
               <w:right w:val="single" w:sz="4" w:space="0" w:color="auto"/>
             </w:tcBorders>
-            <w:shd w:val="clear" w:color="auto" w:fill="auto"/>
             <w:noWrap/>
           </w:tcPr>
           <w:p>
@@ -4396,7 +4364,6 @@
               <w:bottom w:val="single" w:sz="4" w:space="0" w:color="auto"/>
               <w:right w:val="single" w:sz="4" w:space="0" w:color="auto"/>
             </w:tcBorders>
-            <w:shd w:val="clear" w:color="auto" w:fill="auto"/>
             <w:noWrap/>
           </w:tcPr>
           <w:p>
@@ -4430,7 +4397,6 @@
               <w:bottom w:val="single" w:sz="4" w:space="0" w:color="auto"/>
               <w:right w:val="single" w:sz="4" w:space="0" w:color="auto"/>
             </w:tcBorders>
-            <w:shd w:val="clear" w:color="auto" w:fill="auto"/>
             <w:noWrap/>
           </w:tcPr>
           <w:p>
@@ -4459,7 +4425,6 @@
               <w:bottom w:val="single" w:sz="4" w:space="0" w:color="auto"/>
               <w:right w:val="single" w:sz="4" w:space="0" w:color="auto"/>
             </w:tcBorders>
-            <w:shd w:val="clear" w:color="auto" w:fill="auto"/>
             <w:noWrap/>
           </w:tcPr>
           <w:p>
@@ -4515,10 +4480,12 @@
         </w:rPr>
       </w:pPr>
       <w:proofErr w:type="spellStart"/>
+      <w:proofErr w:type="gramStart"/>
       <w:r>
         <w:t>CustomDefinition</w:t>
       </w:r>
       <w:proofErr w:type="spellEnd"/>
+      <w:proofErr w:type="gramEnd"/>
     </w:p>
     <w:p>
       <w:r>
@@ -4626,7 +4593,6 @@
               <w:bottom w:val="single" w:sz="4" w:space="0" w:color="auto"/>
               <w:right w:val="single" w:sz="4" w:space="0" w:color="auto"/>
             </w:tcBorders>
-            <w:shd w:val="clear" w:color="auto" w:fill="auto"/>
             <w:noWrap/>
           </w:tcPr>
           <w:p>
@@ -4655,7 +4621,6 @@
               <w:bottom w:val="single" w:sz="4" w:space="0" w:color="auto"/>
               <w:right w:val="single" w:sz="4" w:space="0" w:color="auto"/>
             </w:tcBorders>
-            <w:shd w:val="clear" w:color="auto" w:fill="auto"/>
             <w:noWrap/>
           </w:tcPr>
           <w:p>
@@ -4689,7 +4654,6 @@
               <w:bottom w:val="single" w:sz="4" w:space="0" w:color="auto"/>
               <w:right w:val="single" w:sz="4" w:space="0" w:color="auto"/>
             </w:tcBorders>
-            <w:shd w:val="clear" w:color="auto" w:fill="auto"/>
             <w:noWrap/>
           </w:tcPr>
           <w:p>
@@ -4718,7 +4682,6 @@
               <w:bottom w:val="single" w:sz="4" w:space="0" w:color="auto"/>
               <w:right w:val="single" w:sz="4" w:space="0" w:color="auto"/>
             </w:tcBorders>
-            <w:shd w:val="clear" w:color="auto" w:fill="auto"/>
             <w:noWrap/>
           </w:tcPr>
           <w:p>
@@ -4800,16 +4763,18 @@
           <w:p>
             <w:pPr>
               <w:pStyle w:val="NoSpacing"/>
-              <w:rPr>
-                <w:sz w:val="18"/>
-                <w:szCs w:val="18"/>
-              </w:rPr>
-            </w:pPr>
-            <w:r>
-              <w:rPr>
-                <w:sz w:val="18"/>
-                <w:szCs w:val="18"/>
-              </w:rPr>
+              <w:keepNext/>
+              <w:rPr>
+                <w:sz w:val="18"/>
+                <w:szCs w:val="18"/>
+              </w:rPr>
+            </w:pPr>
+            <w:r>
+              <w:rPr>
+                <w:sz w:val="18"/>
+                <w:szCs w:val="18"/>
+              </w:rPr>
+              <w:lastRenderedPageBreak/>
               <w:t>Element No.</w:t>
             </w:r>
           </w:p>
@@ -4823,6 +4788,7 @@
           <w:p>
             <w:pPr>
               <w:pStyle w:val="NoSpacing"/>
+              <w:keepNext/>
               <w:rPr>
                 <w:sz w:val="18"/>
                 <w:szCs w:val="18"/>
@@ -4847,6 +4813,7 @@
           <w:p>
             <w:pPr>
               <w:pStyle w:val="NoSpacing"/>
+              <w:keepNext/>
               <w:rPr>
                 <w:sz w:val="18"/>
                 <w:szCs w:val="18"/>
@@ -4871,6 +4838,7 @@
           <w:p>
             <w:pPr>
               <w:pStyle w:val="NoSpacing"/>
+              <w:keepNext/>
               <w:rPr>
                 <w:sz w:val="18"/>
                 <w:szCs w:val="18"/>
@@ -4894,7 +4862,6 @@
           <w:tcPr>
             <w:tcW w:w="1553" w:type="dxa"/>
             <w:vMerge w:val="restart"/>
-            <w:shd w:val="clear" w:color="auto" w:fill="auto"/>
             <w:noWrap/>
           </w:tcPr>
           <w:p>
@@ -4957,7 +4924,6 @@
           <w:tcPr>
             <w:tcW w:w="2340" w:type="dxa"/>
             <w:vMerge w:val="restart"/>
-            <w:shd w:val="clear" w:color="auto" w:fill="auto"/>
             <w:noWrap/>
           </w:tcPr>
           <w:p>
@@ -5005,38 +4971,28 @@
                 <w:sz w:val="18"/>
                 <w:szCs w:val="18"/>
               </w:rPr>
-              <w:t xml:space="preserve">EMS Personnel's Practice </w:t>
-            </w:r>
-            <w:r>
-              <w:rPr>
-                <w:sz w:val="18"/>
-                <w:szCs w:val="18"/>
-              </w:rPr>
-              <w:lastRenderedPageBreak/>
-              <w:t>Level</w:t>
+              <w:t>EMS Personnel's Practice Level</w:t>
             </w:r>
           </w:p>
         </w:tc>
         <w:tc>
           <w:tcPr>
             <w:tcW w:w="900" w:type="dxa"/>
-            <w:shd w:val="clear" w:color="auto" w:fill="auto"/>
-            <w:noWrap/>
-          </w:tcPr>
-          <w:p>
-            <w:pPr>
-              <w:pStyle w:val="NoSpacing"/>
-              <w:rPr>
-                <w:sz w:val="18"/>
-                <w:szCs w:val="18"/>
-              </w:rPr>
-            </w:pPr>
-            <w:r>
-              <w:rPr>
-                <w:sz w:val="18"/>
-                <w:szCs w:val="18"/>
-              </w:rPr>
-              <w:lastRenderedPageBreak/>
+            <w:noWrap/>
+          </w:tcPr>
+          <w:p>
+            <w:pPr>
+              <w:pStyle w:val="NoSpacing"/>
+              <w:rPr>
+                <w:sz w:val="18"/>
+                <w:szCs w:val="18"/>
+              </w:rPr>
+            </w:pPr>
+            <w:r>
+              <w:rPr>
+                <w:sz w:val="18"/>
+                <w:szCs w:val="18"/>
+              </w:rPr>
               <w:t>9925013</w:t>
             </w:r>
           </w:p>
@@ -5044,7 +5000,6 @@
         <w:tc>
           <w:tcPr>
             <w:tcW w:w="1890" w:type="dxa"/>
-            <w:shd w:val="clear" w:color="auto" w:fill="auto"/>
             <w:noWrap/>
           </w:tcPr>
           <w:p>
@@ -5067,7 +5022,6 @@
         <w:tc>
           <w:tcPr>
             <w:tcW w:w="900" w:type="dxa"/>
-            <w:shd w:val="clear" w:color="auto" w:fill="auto"/>
             <w:noWrap/>
           </w:tcPr>
           <w:p>
@@ -5090,7 +5044,6 @@
         <w:tc>
           <w:tcPr>
             <w:tcW w:w="1980" w:type="dxa"/>
-            <w:shd w:val="clear" w:color="auto" w:fill="auto"/>
             <w:noWrap/>
           </w:tcPr>
           <w:p>
@@ -5119,7 +5072,6 @@
           <w:tcPr>
             <w:tcW w:w="1553" w:type="dxa"/>
             <w:vMerge/>
-            <w:shd w:val="clear" w:color="auto" w:fill="auto"/>
             <w:noWrap/>
           </w:tcPr>
           <w:p>
@@ -5136,7 +5088,6 @@
           <w:tcPr>
             <w:tcW w:w="2340" w:type="dxa"/>
             <w:vMerge/>
-            <w:shd w:val="clear" w:color="auto" w:fill="auto"/>
             <w:noWrap/>
           </w:tcPr>
           <w:p>
@@ -5152,7 +5103,6 @@
         <w:tc>
           <w:tcPr>
             <w:tcW w:w="900" w:type="dxa"/>
-            <w:shd w:val="clear" w:color="auto" w:fill="auto"/>
             <w:noWrap/>
           </w:tcPr>
           <w:p>
@@ -5175,7 +5125,6 @@
         <w:tc>
           <w:tcPr>
             <w:tcW w:w="1890" w:type="dxa"/>
-            <w:shd w:val="clear" w:color="auto" w:fill="auto"/>
             <w:noWrap/>
           </w:tcPr>
           <w:p>
@@ -5198,7 +5147,6 @@
         <w:tc>
           <w:tcPr>
             <w:tcW w:w="900" w:type="dxa"/>
-            <w:shd w:val="clear" w:color="auto" w:fill="auto"/>
             <w:noWrap/>
           </w:tcPr>
           <w:p>
@@ -5221,7 +5169,6 @@
         <w:tc>
           <w:tcPr>
             <w:tcW w:w="1980" w:type="dxa"/>
-            <w:shd w:val="clear" w:color="auto" w:fill="auto"/>
             <w:noWrap/>
           </w:tcPr>
           <w:p>
@@ -5250,7 +5197,6 @@
           <w:tcPr>
             <w:tcW w:w="1553" w:type="dxa"/>
             <w:vMerge/>
-            <w:shd w:val="clear" w:color="auto" w:fill="auto"/>
             <w:noWrap/>
           </w:tcPr>
           <w:p>
@@ -5267,7 +5213,6 @@
           <w:tcPr>
             <w:tcW w:w="2340" w:type="dxa"/>
             <w:vMerge/>
-            <w:shd w:val="clear" w:color="auto" w:fill="auto"/>
             <w:noWrap/>
           </w:tcPr>
           <w:p>
@@ -5283,7 +5228,6 @@
         <w:tc>
           <w:tcPr>
             <w:tcW w:w="900" w:type="dxa"/>
-            <w:shd w:val="clear" w:color="auto" w:fill="auto"/>
             <w:noWrap/>
           </w:tcPr>
           <w:p>
@@ -5306,7 +5250,6 @@
         <w:tc>
           <w:tcPr>
             <w:tcW w:w="1890" w:type="dxa"/>
-            <w:shd w:val="clear" w:color="auto" w:fill="auto"/>
             <w:noWrap/>
           </w:tcPr>
           <w:p>
@@ -5329,7 +5272,6 @@
         <w:tc>
           <w:tcPr>
             <w:tcW w:w="900" w:type="dxa"/>
-            <w:shd w:val="clear" w:color="auto" w:fill="auto"/>
             <w:noWrap/>
           </w:tcPr>
           <w:p>
@@ -5352,7 +5294,6 @@
         <w:tc>
           <w:tcPr>
             <w:tcW w:w="1980" w:type="dxa"/>
-            <w:shd w:val="clear" w:color="auto" w:fill="auto"/>
             <w:noWrap/>
           </w:tcPr>
           <w:p>
@@ -5381,7 +5322,6 @@
           <w:tcPr>
             <w:tcW w:w="1553" w:type="dxa"/>
             <w:vMerge/>
-            <w:shd w:val="clear" w:color="auto" w:fill="auto"/>
             <w:noWrap/>
           </w:tcPr>
           <w:p>
@@ -5398,7 +5338,6 @@
           <w:tcPr>
             <w:tcW w:w="2340" w:type="dxa"/>
             <w:vMerge/>
-            <w:shd w:val="clear" w:color="auto" w:fill="auto"/>
             <w:noWrap/>
           </w:tcPr>
           <w:p>
@@ -5414,7 +5353,6 @@
         <w:tc>
           <w:tcPr>
             <w:tcW w:w="900" w:type="dxa"/>
-            <w:shd w:val="clear" w:color="auto" w:fill="auto"/>
             <w:noWrap/>
           </w:tcPr>
           <w:p>
@@ -5437,7 +5375,6 @@
         <w:tc>
           <w:tcPr>
             <w:tcW w:w="1890" w:type="dxa"/>
-            <w:shd w:val="clear" w:color="auto" w:fill="auto"/>
             <w:noWrap/>
           </w:tcPr>
           <w:p>
@@ -5460,7 +5397,6 @@
         <w:tc>
           <w:tcPr>
             <w:tcW w:w="900" w:type="dxa"/>
-            <w:shd w:val="clear" w:color="auto" w:fill="auto"/>
             <w:noWrap/>
           </w:tcPr>
           <w:p>
@@ -5483,7 +5419,6 @@
         <w:tc>
           <w:tcPr>
             <w:tcW w:w="1980" w:type="dxa"/>
-            <w:shd w:val="clear" w:color="auto" w:fill="auto"/>
             <w:noWrap/>
           </w:tcPr>
           <w:p>
@@ -5517,7 +5452,6 @@
               <w:left w:val="single" w:sz="4" w:space="0" w:color="auto"/>
               <w:right w:val="single" w:sz="4" w:space="0" w:color="auto"/>
             </w:tcBorders>
-            <w:shd w:val="clear" w:color="auto" w:fill="auto"/>
             <w:noWrap/>
           </w:tcPr>
           <w:p>
@@ -5546,7 +5480,6 @@
               <w:left w:val="single" w:sz="4" w:space="0" w:color="auto"/>
               <w:right w:val="single" w:sz="4" w:space="0" w:color="auto"/>
             </w:tcBorders>
-            <w:shd w:val="clear" w:color="auto" w:fill="auto"/>
             <w:noWrap/>
           </w:tcPr>
           <w:p>
@@ -5575,7 +5508,6 @@
               <w:bottom w:val="single" w:sz="4" w:space="0" w:color="auto"/>
               <w:right w:val="single" w:sz="4" w:space="0" w:color="auto"/>
             </w:tcBorders>
-            <w:shd w:val="clear" w:color="auto" w:fill="auto"/>
             <w:noWrap/>
           </w:tcPr>
           <w:p>
@@ -5604,7 +5536,6 @@
               <w:bottom w:val="single" w:sz="4" w:space="0" w:color="auto"/>
               <w:right w:val="single" w:sz="4" w:space="0" w:color="auto"/>
             </w:tcBorders>
-            <w:shd w:val="clear" w:color="auto" w:fill="auto"/>
             <w:noWrap/>
           </w:tcPr>
           <w:p>
@@ -5633,7 +5564,6 @@
               <w:bottom w:val="single" w:sz="4" w:space="0" w:color="auto"/>
               <w:right w:val="single" w:sz="4" w:space="0" w:color="auto"/>
             </w:tcBorders>
-            <w:shd w:val="clear" w:color="auto" w:fill="auto"/>
             <w:noWrap/>
           </w:tcPr>
           <w:p>
@@ -5662,7 +5592,6 @@
               <w:bottom w:val="single" w:sz="4" w:space="0" w:color="auto"/>
               <w:right w:val="single" w:sz="4" w:space="0" w:color="auto"/>
             </w:tcBorders>
-            <w:shd w:val="clear" w:color="auto" w:fill="auto"/>
             <w:noWrap/>
           </w:tcPr>
           <w:p>
@@ -5695,7 +5624,6 @@
               <w:left w:val="single" w:sz="4" w:space="0" w:color="auto"/>
               <w:right w:val="single" w:sz="4" w:space="0" w:color="auto"/>
             </w:tcBorders>
-            <w:shd w:val="clear" w:color="auto" w:fill="auto"/>
             <w:noWrap/>
           </w:tcPr>
           <w:p>
@@ -5716,7 +5644,6 @@
               <w:left w:val="single" w:sz="4" w:space="0" w:color="auto"/>
               <w:right w:val="single" w:sz="4" w:space="0" w:color="auto"/>
             </w:tcBorders>
-            <w:shd w:val="clear" w:color="auto" w:fill="auto"/>
             <w:noWrap/>
           </w:tcPr>
           <w:p>
@@ -5738,7 +5665,6 @@
               <w:bottom w:val="single" w:sz="4" w:space="0" w:color="auto"/>
               <w:right w:val="single" w:sz="4" w:space="0" w:color="auto"/>
             </w:tcBorders>
-            <w:shd w:val="clear" w:color="auto" w:fill="auto"/>
             <w:noWrap/>
           </w:tcPr>
           <w:p>
@@ -5767,7 +5693,6 @@
               <w:bottom w:val="single" w:sz="4" w:space="0" w:color="auto"/>
               <w:right w:val="single" w:sz="4" w:space="0" w:color="auto"/>
             </w:tcBorders>
-            <w:shd w:val="clear" w:color="auto" w:fill="auto"/>
             <w:noWrap/>
           </w:tcPr>
           <w:p>
@@ -5796,7 +5721,6 @@
               <w:bottom w:val="single" w:sz="4" w:space="0" w:color="auto"/>
               <w:right w:val="single" w:sz="4" w:space="0" w:color="auto"/>
             </w:tcBorders>
-            <w:shd w:val="clear" w:color="auto" w:fill="auto"/>
             <w:noWrap/>
           </w:tcPr>
           <w:p>
@@ -5825,7 +5749,6 @@
               <w:bottom w:val="single" w:sz="4" w:space="0" w:color="auto"/>
               <w:right w:val="single" w:sz="4" w:space="0" w:color="auto"/>
             </w:tcBorders>
-            <w:shd w:val="clear" w:color="auto" w:fill="auto"/>
             <w:noWrap/>
           </w:tcPr>
           <w:p>
@@ -5858,7 +5781,6 @@
               <w:left w:val="single" w:sz="4" w:space="0" w:color="auto"/>
               <w:right w:val="single" w:sz="4" w:space="0" w:color="auto"/>
             </w:tcBorders>
-            <w:shd w:val="clear" w:color="auto" w:fill="auto"/>
             <w:noWrap/>
           </w:tcPr>
           <w:p>
@@ -5879,7 +5801,6 @@
               <w:left w:val="single" w:sz="4" w:space="0" w:color="auto"/>
               <w:right w:val="single" w:sz="4" w:space="0" w:color="auto"/>
             </w:tcBorders>
-            <w:shd w:val="clear" w:color="auto" w:fill="auto"/>
             <w:noWrap/>
           </w:tcPr>
           <w:p>
@@ -5901,7 +5822,6 @@
               <w:bottom w:val="single" w:sz="4" w:space="0" w:color="auto"/>
               <w:right w:val="single" w:sz="4" w:space="0" w:color="auto"/>
             </w:tcBorders>
-            <w:shd w:val="clear" w:color="auto" w:fill="auto"/>
             <w:noWrap/>
           </w:tcPr>
           <w:p>
@@ -5930,7 +5850,6 @@
               <w:bottom w:val="single" w:sz="4" w:space="0" w:color="auto"/>
               <w:right w:val="single" w:sz="4" w:space="0" w:color="auto"/>
             </w:tcBorders>
-            <w:shd w:val="clear" w:color="auto" w:fill="auto"/>
             <w:noWrap/>
           </w:tcPr>
           <w:p>
@@ -5959,7 +5878,6 @@
               <w:bottom w:val="single" w:sz="4" w:space="0" w:color="auto"/>
               <w:right w:val="single" w:sz="4" w:space="0" w:color="auto"/>
             </w:tcBorders>
-            <w:shd w:val="clear" w:color="auto" w:fill="auto"/>
             <w:noWrap/>
           </w:tcPr>
           <w:p>
@@ -5988,7 +5906,6 @@
               <w:bottom w:val="single" w:sz="4" w:space="0" w:color="auto"/>
               <w:right w:val="single" w:sz="4" w:space="0" w:color="auto"/>
             </w:tcBorders>
-            <w:shd w:val="clear" w:color="auto" w:fill="auto"/>
             <w:noWrap/>
           </w:tcPr>
           <w:p>
@@ -6022,7 +5939,6 @@
               <w:bottom w:val="single" w:sz="4" w:space="0" w:color="auto"/>
               <w:right w:val="single" w:sz="4" w:space="0" w:color="auto"/>
             </w:tcBorders>
-            <w:shd w:val="clear" w:color="auto" w:fill="auto"/>
             <w:noWrap/>
           </w:tcPr>
           <w:p>
@@ -6044,7 +5960,6 @@
               <w:bottom w:val="single" w:sz="4" w:space="0" w:color="auto"/>
               <w:right w:val="single" w:sz="4" w:space="0" w:color="auto"/>
             </w:tcBorders>
-            <w:shd w:val="clear" w:color="auto" w:fill="auto"/>
             <w:noWrap/>
           </w:tcPr>
           <w:p>
@@ -6066,7 +5981,6 @@
               <w:bottom w:val="single" w:sz="4" w:space="0" w:color="auto"/>
               <w:right w:val="single" w:sz="4" w:space="0" w:color="auto"/>
             </w:tcBorders>
-            <w:shd w:val="clear" w:color="auto" w:fill="auto"/>
             <w:noWrap/>
           </w:tcPr>
           <w:p>
@@ -6095,7 +6009,6 @@
               <w:bottom w:val="single" w:sz="4" w:space="0" w:color="auto"/>
               <w:right w:val="single" w:sz="4" w:space="0" w:color="auto"/>
             </w:tcBorders>
-            <w:shd w:val="clear" w:color="auto" w:fill="auto"/>
             <w:noWrap/>
           </w:tcPr>
           <w:p>
@@ -6124,7 +6037,6 @@
               <w:bottom w:val="single" w:sz="4" w:space="0" w:color="auto"/>
               <w:right w:val="single" w:sz="4" w:space="0" w:color="auto"/>
             </w:tcBorders>
-            <w:shd w:val="clear" w:color="auto" w:fill="auto"/>
             <w:noWrap/>
           </w:tcPr>
           <w:p>
@@ -6153,7 +6065,6 @@
               <w:bottom w:val="single" w:sz="4" w:space="0" w:color="auto"/>
               <w:right w:val="single" w:sz="4" w:space="0" w:color="auto"/>
             </w:tcBorders>
-            <w:shd w:val="clear" w:color="auto" w:fill="auto"/>
             <w:noWrap/>
           </w:tcPr>
           <w:p>
@@ -6187,7 +6098,6 @@
               <w:bottom w:val="single" w:sz="4" w:space="0" w:color="auto"/>
               <w:right w:val="single" w:sz="4" w:space="0" w:color="auto"/>
             </w:tcBorders>
-            <w:shd w:val="clear" w:color="auto" w:fill="auto"/>
             <w:noWrap/>
           </w:tcPr>
           <w:p>
@@ -6216,7 +6126,6 @@
               <w:bottom w:val="single" w:sz="4" w:space="0" w:color="auto"/>
               <w:right w:val="single" w:sz="4" w:space="0" w:color="auto"/>
             </w:tcBorders>
-            <w:shd w:val="clear" w:color="auto" w:fill="auto"/>
             <w:noWrap/>
           </w:tcPr>
           <w:p>
@@ -6245,7 +6154,6 @@
               <w:bottom w:val="single" w:sz="4" w:space="0" w:color="auto"/>
               <w:right w:val="single" w:sz="4" w:space="0" w:color="auto"/>
             </w:tcBorders>
-            <w:shd w:val="clear" w:color="auto" w:fill="auto"/>
             <w:noWrap/>
           </w:tcPr>
           <w:p>
@@ -6274,7 +6182,6 @@
               <w:bottom w:val="single" w:sz="4" w:space="0" w:color="auto"/>
               <w:right w:val="single" w:sz="4" w:space="0" w:color="auto"/>
             </w:tcBorders>
-            <w:shd w:val="clear" w:color="auto" w:fill="auto"/>
             <w:noWrap/>
           </w:tcPr>
           <w:p>
@@ -6303,7 +6210,6 @@
               <w:bottom w:val="single" w:sz="4" w:space="0" w:color="auto"/>
               <w:right w:val="single" w:sz="4" w:space="0" w:color="auto"/>
             </w:tcBorders>
-            <w:shd w:val="clear" w:color="auto" w:fill="auto"/>
             <w:noWrap/>
           </w:tcPr>
           <w:p>
@@ -6333,7 +6239,6 @@
               <w:bottom w:val="single" w:sz="4" w:space="0" w:color="auto"/>
               <w:right w:val="single" w:sz="4" w:space="0" w:color="auto"/>
             </w:tcBorders>
-            <w:shd w:val="clear" w:color="auto" w:fill="auto"/>
             <w:noWrap/>
           </w:tcPr>
           <w:p>
@@ -6367,23 +6272,38 @@
               <w:bottom w:val="single" w:sz="4" w:space="0" w:color="auto"/>
               <w:right w:val="single" w:sz="4" w:space="0" w:color="auto"/>
             </w:tcBorders>
-            <w:shd w:val="clear" w:color="auto" w:fill="auto"/>
-            <w:noWrap/>
-          </w:tcPr>
-          <w:p>
-            <w:pPr>
-              <w:pStyle w:val="NoSpacing"/>
-              <w:rPr>
-                <w:sz w:val="18"/>
-                <w:szCs w:val="18"/>
-              </w:rPr>
-            </w:pPr>
-            <w:r>
-              <w:rPr>
-                <w:sz w:val="18"/>
-                <w:szCs w:val="18"/>
-              </w:rPr>
-              <w:t>eHistory.17/@PN</w:t>
+            <w:noWrap/>
+          </w:tcPr>
+          <w:p>
+            <w:pPr>
+              <w:pStyle w:val="NoSpacing"/>
+              <w:rPr>
+                <w:sz w:val="18"/>
+                <w:szCs w:val="18"/>
+              </w:rPr>
+            </w:pPr>
+            <w:r>
+              <w:rPr>
+                <w:sz w:val="18"/>
+                <w:szCs w:val="18"/>
+              </w:rPr>
+              <w:t>eHistory.</w:t>
+            </w:r>
+            <w:proofErr w:type="gramStart"/>
+            <w:r>
+              <w:rPr>
+                <w:sz w:val="18"/>
+                <w:szCs w:val="18"/>
+              </w:rPr>
+              <w:t>17/@</w:t>
+            </w:r>
+            <w:proofErr w:type="gramEnd"/>
+            <w:r>
+              <w:rPr>
+                <w:sz w:val="18"/>
+                <w:szCs w:val="18"/>
+              </w:rPr>
+              <w:t>PN</w:t>
             </w:r>
           </w:p>
         </w:tc>
@@ -6396,7 +6316,6 @@
               <w:bottom w:val="single" w:sz="4" w:space="0" w:color="auto"/>
               <w:right w:val="single" w:sz="4" w:space="0" w:color="auto"/>
             </w:tcBorders>
-            <w:shd w:val="clear" w:color="auto" w:fill="auto"/>
             <w:noWrap/>
           </w:tcPr>
           <w:p>
@@ -6425,7 +6344,6 @@
               <w:bottom w:val="single" w:sz="4" w:space="0" w:color="auto"/>
               <w:right w:val="single" w:sz="4" w:space="0" w:color="auto"/>
             </w:tcBorders>
-            <w:shd w:val="clear" w:color="auto" w:fill="auto"/>
             <w:noWrap/>
           </w:tcPr>
           <w:p>
@@ -6454,7 +6372,6 @@
               <w:bottom w:val="single" w:sz="4" w:space="0" w:color="auto"/>
               <w:right w:val="single" w:sz="4" w:space="0" w:color="auto"/>
             </w:tcBorders>
-            <w:shd w:val="clear" w:color="auto" w:fill="auto"/>
             <w:noWrap/>
           </w:tcPr>
           <w:p>
@@ -6483,7 +6400,6 @@
               <w:bottom w:val="single" w:sz="4" w:space="0" w:color="auto"/>
               <w:right w:val="single" w:sz="4" w:space="0" w:color="auto"/>
             </w:tcBorders>
-            <w:shd w:val="clear" w:color="auto" w:fill="auto"/>
             <w:noWrap/>
           </w:tcPr>
           <w:p>
@@ -6512,7 +6428,6 @@
               <w:bottom w:val="single" w:sz="4" w:space="0" w:color="auto"/>
               <w:right w:val="single" w:sz="4" w:space="0" w:color="auto"/>
             </w:tcBorders>
-            <w:shd w:val="clear" w:color="auto" w:fill="auto"/>
             <w:noWrap/>
           </w:tcPr>
           <w:p>
@@ -6546,7 +6461,6 @@
               <w:bottom w:val="single" w:sz="4" w:space="0" w:color="auto"/>
               <w:right w:val="single" w:sz="4" w:space="0" w:color="auto"/>
             </w:tcBorders>
-            <w:shd w:val="clear" w:color="auto" w:fill="auto"/>
             <w:noWrap/>
           </w:tcPr>
           <w:p>
@@ -6575,7 +6489,6 @@
               <w:bottom w:val="single" w:sz="4" w:space="0" w:color="auto"/>
               <w:right w:val="single" w:sz="4" w:space="0" w:color="auto"/>
             </w:tcBorders>
-            <w:shd w:val="clear" w:color="auto" w:fill="auto"/>
             <w:noWrap/>
           </w:tcPr>
           <w:p>
@@ -6604,7 +6517,6 @@
               <w:bottom w:val="single" w:sz="4" w:space="0" w:color="auto"/>
               <w:right w:val="single" w:sz="4" w:space="0" w:color="auto"/>
             </w:tcBorders>
-            <w:shd w:val="clear" w:color="auto" w:fill="auto"/>
             <w:noWrap/>
           </w:tcPr>
           <w:p>
@@ -6633,7 +6545,6 @@
               <w:bottom w:val="single" w:sz="4" w:space="0" w:color="auto"/>
               <w:right w:val="single" w:sz="4" w:space="0" w:color="auto"/>
             </w:tcBorders>
-            <w:shd w:val="clear" w:color="auto" w:fill="auto"/>
             <w:noWrap/>
           </w:tcPr>
           <w:p>
@@ -6662,7 +6573,6 @@
               <w:bottom w:val="single" w:sz="4" w:space="0" w:color="auto"/>
               <w:right w:val="single" w:sz="4" w:space="0" w:color="auto"/>
             </w:tcBorders>
-            <w:shd w:val="clear" w:color="auto" w:fill="auto"/>
             <w:noWrap/>
           </w:tcPr>
           <w:p>
@@ -6692,7 +6602,6 @@
               <w:bottom w:val="single" w:sz="4" w:space="0" w:color="auto"/>
               <w:right w:val="single" w:sz="4" w:space="0" w:color="auto"/>
             </w:tcBorders>
-            <w:shd w:val="clear" w:color="auto" w:fill="auto"/>
             <w:noWrap/>
           </w:tcPr>
           <w:p>
@@ -6726,7 +6635,6 @@
               <w:bottom w:val="single" w:sz="4" w:space="0" w:color="auto"/>
               <w:right w:val="single" w:sz="4" w:space="0" w:color="auto"/>
             </w:tcBorders>
-            <w:shd w:val="clear" w:color="auto" w:fill="auto"/>
             <w:noWrap/>
           </w:tcPr>
           <w:p>
@@ -6755,7 +6663,6 @@
               <w:bottom w:val="single" w:sz="4" w:space="0" w:color="auto"/>
               <w:right w:val="single" w:sz="4" w:space="0" w:color="auto"/>
             </w:tcBorders>
-            <w:shd w:val="clear" w:color="auto" w:fill="auto"/>
             <w:noWrap/>
           </w:tcPr>
           <w:p>
@@ -6784,7 +6691,6 @@
               <w:bottom w:val="single" w:sz="4" w:space="0" w:color="auto"/>
               <w:right w:val="single" w:sz="4" w:space="0" w:color="auto"/>
             </w:tcBorders>
-            <w:shd w:val="clear" w:color="auto" w:fill="auto"/>
             <w:noWrap/>
           </w:tcPr>
           <w:p>
@@ -6813,7 +6719,6 @@
               <w:bottom w:val="single" w:sz="4" w:space="0" w:color="auto"/>
               <w:right w:val="single" w:sz="4" w:space="0" w:color="auto"/>
             </w:tcBorders>
-            <w:shd w:val="clear" w:color="auto" w:fill="auto"/>
             <w:noWrap/>
           </w:tcPr>
           <w:p>
@@ -6842,7 +6747,6 @@
               <w:bottom w:val="single" w:sz="4" w:space="0" w:color="auto"/>
               <w:right w:val="single" w:sz="4" w:space="0" w:color="auto"/>
             </w:tcBorders>
-            <w:shd w:val="clear" w:color="auto" w:fill="auto"/>
             <w:noWrap/>
           </w:tcPr>
           <w:p>
@@ -6872,7 +6776,6 @@
               <w:bottom w:val="single" w:sz="4" w:space="0" w:color="auto"/>
               <w:right w:val="single" w:sz="4" w:space="0" w:color="auto"/>
             </w:tcBorders>
-            <w:shd w:val="clear" w:color="auto" w:fill="auto"/>
             <w:noWrap/>
           </w:tcPr>
           <w:p>
@@ -6906,7 +6809,6 @@
               <w:bottom w:val="single" w:sz="4" w:space="0" w:color="auto"/>
               <w:right w:val="single" w:sz="4" w:space="0" w:color="auto"/>
             </w:tcBorders>
-            <w:shd w:val="clear" w:color="auto" w:fill="auto"/>
             <w:noWrap/>
           </w:tcPr>
           <w:p>
@@ -6935,7 +6837,6 @@
               <w:bottom w:val="single" w:sz="4" w:space="0" w:color="auto"/>
               <w:right w:val="single" w:sz="4" w:space="0" w:color="auto"/>
             </w:tcBorders>
-            <w:shd w:val="clear" w:color="auto" w:fill="auto"/>
             <w:noWrap/>
           </w:tcPr>
           <w:p>
@@ -6964,7 +6865,6 @@
               <w:bottom w:val="single" w:sz="4" w:space="0" w:color="auto"/>
               <w:right w:val="single" w:sz="4" w:space="0" w:color="auto"/>
             </w:tcBorders>
-            <w:shd w:val="clear" w:color="auto" w:fill="auto"/>
             <w:noWrap/>
           </w:tcPr>
           <w:p>
@@ -6993,7 +6893,6 @@
               <w:bottom w:val="single" w:sz="4" w:space="0" w:color="auto"/>
               <w:right w:val="single" w:sz="4" w:space="0" w:color="auto"/>
             </w:tcBorders>
-            <w:shd w:val="clear" w:color="auto" w:fill="auto"/>
             <w:noWrap/>
           </w:tcPr>
           <w:p>
@@ -7022,7 +6921,6 @@
               <w:bottom w:val="single" w:sz="4" w:space="0" w:color="auto"/>
               <w:right w:val="single" w:sz="4" w:space="0" w:color="auto"/>
             </w:tcBorders>
-            <w:shd w:val="clear" w:color="auto" w:fill="auto"/>
             <w:noWrap/>
           </w:tcPr>
           <w:p>
@@ -7059,7 +6957,6 @@
               <w:bottom w:val="single" w:sz="4" w:space="0" w:color="auto"/>
               <w:right w:val="single" w:sz="4" w:space="0" w:color="auto"/>
             </w:tcBorders>
-            <w:shd w:val="clear" w:color="auto" w:fill="auto"/>
             <w:noWrap/>
           </w:tcPr>
           <w:p>
@@ -7107,7 +7004,6 @@
               <w:bottom w:val="single" w:sz="4" w:space="0" w:color="auto"/>
               <w:right w:val="single" w:sz="4" w:space="0" w:color="auto"/>
             </w:tcBorders>
-            <w:shd w:val="clear" w:color="auto" w:fill="auto"/>
             <w:noWrap/>
           </w:tcPr>
           <w:p>
@@ -7136,7 +7032,6 @@
               <w:bottom w:val="single" w:sz="4" w:space="0" w:color="auto"/>
               <w:right w:val="single" w:sz="4" w:space="0" w:color="auto"/>
             </w:tcBorders>
-            <w:shd w:val="clear" w:color="auto" w:fill="auto"/>
             <w:noWrap/>
           </w:tcPr>
           <w:p>
@@ -7165,7 +7060,6 @@
               <w:bottom w:val="single" w:sz="4" w:space="0" w:color="auto"/>
               <w:right w:val="single" w:sz="4" w:space="0" w:color="auto"/>
             </w:tcBorders>
-            <w:shd w:val="clear" w:color="auto" w:fill="auto"/>
             <w:noWrap/>
           </w:tcPr>
           <w:p>
@@ -7194,7 +7088,6 @@
               <w:bottom w:val="single" w:sz="4" w:space="0" w:color="auto"/>
               <w:right w:val="single" w:sz="4" w:space="0" w:color="auto"/>
             </w:tcBorders>
-            <w:shd w:val="clear" w:color="auto" w:fill="auto"/>
             <w:noWrap/>
           </w:tcPr>
           <w:p>
@@ -7223,7 +7116,6 @@
               <w:bottom w:val="single" w:sz="4" w:space="0" w:color="auto"/>
               <w:right w:val="single" w:sz="4" w:space="0" w:color="auto"/>
             </w:tcBorders>
-            <w:shd w:val="clear" w:color="auto" w:fill="auto"/>
             <w:noWrap/>
           </w:tcPr>
           <w:p>
@@ -7252,7 +7144,6 @@
               <w:bottom w:val="single" w:sz="4" w:space="0" w:color="auto"/>
               <w:right w:val="single" w:sz="4" w:space="0" w:color="auto"/>
             </w:tcBorders>
-            <w:shd w:val="clear" w:color="auto" w:fill="auto"/>
             <w:noWrap/>
           </w:tcPr>
           <w:p>
@@ -7286,7 +7177,6 @@
               <w:left w:val="single" w:sz="4" w:space="0" w:color="auto"/>
               <w:right w:val="single" w:sz="4" w:space="0" w:color="auto"/>
             </w:tcBorders>
-            <w:shd w:val="clear" w:color="auto" w:fill="auto"/>
             <w:noWrap/>
           </w:tcPr>
           <w:p>
@@ -7338,7 +7228,6 @@
               <w:left w:val="single" w:sz="4" w:space="0" w:color="auto"/>
               <w:right w:val="single" w:sz="4" w:space="0" w:color="auto"/>
             </w:tcBorders>
-            <w:shd w:val="clear" w:color="auto" w:fill="auto"/>
             <w:noWrap/>
           </w:tcPr>
           <w:p>
@@ -7383,7 +7272,6 @@
               <w:bottom w:val="single" w:sz="4" w:space="0" w:color="auto"/>
               <w:right w:val="single" w:sz="4" w:space="0" w:color="auto"/>
             </w:tcBorders>
-            <w:shd w:val="clear" w:color="auto" w:fill="auto"/>
             <w:noWrap/>
           </w:tcPr>
           <w:p>
@@ -7412,7 +7300,6 @@
               <w:bottom w:val="single" w:sz="4" w:space="0" w:color="auto"/>
               <w:right w:val="single" w:sz="4" w:space="0" w:color="auto"/>
             </w:tcBorders>
-            <w:shd w:val="clear" w:color="auto" w:fill="auto"/>
             <w:noWrap/>
           </w:tcPr>
           <w:p>
@@ -7441,7 +7328,6 @@
               <w:bottom w:val="single" w:sz="4" w:space="0" w:color="auto"/>
               <w:right w:val="single" w:sz="4" w:space="0" w:color="auto"/>
             </w:tcBorders>
-            <w:shd w:val="clear" w:color="auto" w:fill="auto"/>
             <w:noWrap/>
           </w:tcPr>
           <w:p>
@@ -7470,7 +7356,6 @@
               <w:bottom w:val="single" w:sz="4" w:space="0" w:color="auto"/>
               <w:right w:val="single" w:sz="4" w:space="0" w:color="auto"/>
             </w:tcBorders>
-            <w:shd w:val="clear" w:color="auto" w:fill="auto"/>
             <w:noWrap/>
           </w:tcPr>
           <w:p>
@@ -7503,7 +7388,6 @@
               <w:left w:val="single" w:sz="4" w:space="0" w:color="auto"/>
               <w:right w:val="single" w:sz="4" w:space="0" w:color="auto"/>
             </w:tcBorders>
-            <w:shd w:val="clear" w:color="auto" w:fill="auto"/>
             <w:noWrap/>
           </w:tcPr>
           <w:p>
@@ -7524,7 +7408,6 @@
               <w:left w:val="single" w:sz="4" w:space="0" w:color="auto"/>
               <w:right w:val="single" w:sz="4" w:space="0" w:color="auto"/>
             </w:tcBorders>
-            <w:shd w:val="clear" w:color="auto" w:fill="auto"/>
             <w:noWrap/>
           </w:tcPr>
           <w:p>
@@ -7546,7 +7429,6 @@
               <w:bottom w:val="single" w:sz="4" w:space="0" w:color="auto"/>
               <w:right w:val="single" w:sz="4" w:space="0" w:color="auto"/>
             </w:tcBorders>
-            <w:shd w:val="clear" w:color="auto" w:fill="auto"/>
             <w:noWrap/>
           </w:tcPr>
           <w:p>
@@ -7575,7 +7457,6 @@
               <w:bottom w:val="single" w:sz="4" w:space="0" w:color="auto"/>
               <w:right w:val="single" w:sz="4" w:space="0" w:color="auto"/>
             </w:tcBorders>
-            <w:shd w:val="clear" w:color="auto" w:fill="auto"/>
             <w:noWrap/>
           </w:tcPr>
           <w:p>
@@ -7604,7 +7485,6 @@
               <w:bottom w:val="single" w:sz="4" w:space="0" w:color="auto"/>
               <w:right w:val="single" w:sz="4" w:space="0" w:color="auto"/>
             </w:tcBorders>
-            <w:shd w:val="clear" w:color="auto" w:fill="auto"/>
             <w:noWrap/>
           </w:tcPr>
           <w:p>
@@ -7633,7 +7513,6 @@
               <w:bottom w:val="single" w:sz="4" w:space="0" w:color="auto"/>
               <w:right w:val="single" w:sz="4" w:space="0" w:color="auto"/>
             </w:tcBorders>
-            <w:shd w:val="clear" w:color="auto" w:fill="auto"/>
             <w:noWrap/>
           </w:tcPr>
           <w:p>
@@ -7666,7 +7545,6 @@
               <w:left w:val="single" w:sz="4" w:space="0" w:color="auto"/>
               <w:right w:val="single" w:sz="4" w:space="0" w:color="auto"/>
             </w:tcBorders>
-            <w:shd w:val="clear" w:color="auto" w:fill="auto"/>
             <w:noWrap/>
           </w:tcPr>
           <w:p>
@@ -7687,7 +7565,6 @@
               <w:left w:val="single" w:sz="4" w:space="0" w:color="auto"/>
               <w:right w:val="single" w:sz="4" w:space="0" w:color="auto"/>
             </w:tcBorders>
-            <w:shd w:val="clear" w:color="auto" w:fill="auto"/>
             <w:noWrap/>
           </w:tcPr>
           <w:p>
@@ -7709,7 +7586,6 @@
               <w:bottom w:val="single" w:sz="4" w:space="0" w:color="auto"/>
               <w:right w:val="single" w:sz="4" w:space="0" w:color="auto"/>
             </w:tcBorders>
-            <w:shd w:val="clear" w:color="auto" w:fill="auto"/>
             <w:noWrap/>
           </w:tcPr>
           <w:p>
@@ -7738,7 +7614,6 @@
               <w:bottom w:val="single" w:sz="4" w:space="0" w:color="auto"/>
               <w:right w:val="single" w:sz="4" w:space="0" w:color="auto"/>
             </w:tcBorders>
-            <w:shd w:val="clear" w:color="auto" w:fill="auto"/>
             <w:noWrap/>
           </w:tcPr>
           <w:p>
@@ -7767,7 +7642,6 @@
               <w:bottom w:val="single" w:sz="4" w:space="0" w:color="auto"/>
               <w:right w:val="single" w:sz="4" w:space="0" w:color="auto"/>
             </w:tcBorders>
-            <w:shd w:val="clear" w:color="auto" w:fill="auto"/>
             <w:noWrap/>
           </w:tcPr>
           <w:p>
@@ -7796,7 +7670,6 @@
               <w:bottom w:val="single" w:sz="4" w:space="0" w:color="auto"/>
               <w:right w:val="single" w:sz="4" w:space="0" w:color="auto"/>
             </w:tcBorders>
-            <w:shd w:val="clear" w:color="auto" w:fill="auto"/>
             <w:noWrap/>
           </w:tcPr>
           <w:p>
@@ -7829,7 +7702,6 @@
               <w:left w:val="single" w:sz="4" w:space="0" w:color="auto"/>
               <w:right w:val="single" w:sz="4" w:space="0" w:color="auto"/>
             </w:tcBorders>
-            <w:shd w:val="clear" w:color="auto" w:fill="auto"/>
             <w:noWrap/>
           </w:tcPr>
           <w:p>
@@ -7850,7 +7722,6 @@
               <w:left w:val="single" w:sz="4" w:space="0" w:color="auto"/>
               <w:right w:val="single" w:sz="4" w:space="0" w:color="auto"/>
             </w:tcBorders>
-            <w:shd w:val="clear" w:color="auto" w:fill="auto"/>
             <w:noWrap/>
           </w:tcPr>
           <w:p>
@@ -7872,7 +7743,6 @@
               <w:bottom w:val="single" w:sz="4" w:space="0" w:color="auto"/>
               <w:right w:val="single" w:sz="4" w:space="0" w:color="auto"/>
             </w:tcBorders>
-            <w:shd w:val="clear" w:color="auto" w:fill="auto"/>
             <w:noWrap/>
           </w:tcPr>
           <w:p>
@@ -7901,7 +7771,6 @@
               <w:bottom w:val="single" w:sz="4" w:space="0" w:color="auto"/>
               <w:right w:val="single" w:sz="4" w:space="0" w:color="auto"/>
             </w:tcBorders>
-            <w:shd w:val="clear" w:color="auto" w:fill="auto"/>
             <w:noWrap/>
           </w:tcPr>
           <w:p>
@@ -7930,7 +7799,6 @@
               <w:bottom w:val="single" w:sz="4" w:space="0" w:color="auto"/>
               <w:right w:val="single" w:sz="4" w:space="0" w:color="auto"/>
             </w:tcBorders>
-            <w:shd w:val="clear" w:color="auto" w:fill="auto"/>
             <w:noWrap/>
           </w:tcPr>
           <w:p>
@@ -7959,7 +7827,6 @@
               <w:bottom w:val="single" w:sz="4" w:space="0" w:color="auto"/>
               <w:right w:val="single" w:sz="4" w:space="0" w:color="auto"/>
             </w:tcBorders>
-            <w:shd w:val="clear" w:color="auto" w:fill="auto"/>
             <w:noWrap/>
           </w:tcPr>
           <w:p>
@@ -7992,7 +7859,6 @@
               <w:left w:val="single" w:sz="4" w:space="0" w:color="auto"/>
               <w:right w:val="single" w:sz="4" w:space="0" w:color="auto"/>
             </w:tcBorders>
-            <w:shd w:val="clear" w:color="auto" w:fill="auto"/>
             <w:noWrap/>
           </w:tcPr>
           <w:p>
@@ -8013,7 +7879,6 @@
               <w:left w:val="single" w:sz="4" w:space="0" w:color="auto"/>
               <w:right w:val="single" w:sz="4" w:space="0" w:color="auto"/>
             </w:tcBorders>
-            <w:shd w:val="clear" w:color="auto" w:fill="auto"/>
             <w:noWrap/>
           </w:tcPr>
           <w:p>
@@ -8035,7 +7900,6 @@
               <w:bottom w:val="single" w:sz="4" w:space="0" w:color="auto"/>
               <w:right w:val="single" w:sz="4" w:space="0" w:color="auto"/>
             </w:tcBorders>
-            <w:shd w:val="clear" w:color="auto" w:fill="auto"/>
             <w:noWrap/>
           </w:tcPr>
           <w:p>
@@ -8064,7 +7928,6 @@
               <w:bottom w:val="single" w:sz="4" w:space="0" w:color="auto"/>
               <w:right w:val="single" w:sz="4" w:space="0" w:color="auto"/>
             </w:tcBorders>
-            <w:shd w:val="clear" w:color="auto" w:fill="auto"/>
             <w:noWrap/>
           </w:tcPr>
           <w:p>
@@ -8107,7 +7970,6 @@
               <w:bottom w:val="single" w:sz="4" w:space="0" w:color="auto"/>
               <w:right w:val="single" w:sz="4" w:space="0" w:color="auto"/>
             </w:tcBorders>
-            <w:shd w:val="clear" w:color="auto" w:fill="auto"/>
             <w:noWrap/>
           </w:tcPr>
           <w:p>
@@ -8136,7 +7998,6 @@
               <w:bottom w:val="single" w:sz="4" w:space="0" w:color="auto"/>
               <w:right w:val="single" w:sz="4" w:space="0" w:color="auto"/>
             </w:tcBorders>
-            <w:shd w:val="clear" w:color="auto" w:fill="auto"/>
             <w:noWrap/>
           </w:tcPr>
           <w:p>
@@ -8170,7 +8031,6 @@
               <w:bottom w:val="single" w:sz="4" w:space="0" w:color="auto"/>
               <w:right w:val="single" w:sz="4" w:space="0" w:color="auto"/>
             </w:tcBorders>
-            <w:shd w:val="clear" w:color="auto" w:fill="auto"/>
             <w:noWrap/>
           </w:tcPr>
           <w:p>
@@ -8199,7 +8059,6 @@
               <w:bottom w:val="single" w:sz="4" w:space="0" w:color="auto"/>
               <w:right w:val="single" w:sz="4" w:space="0" w:color="auto"/>
             </w:tcBorders>
-            <w:shd w:val="clear" w:color="auto" w:fill="auto"/>
             <w:noWrap/>
           </w:tcPr>
           <w:p>
@@ -8228,7 +8087,6 @@
               <w:bottom w:val="single" w:sz="4" w:space="0" w:color="auto"/>
               <w:right w:val="single" w:sz="4" w:space="0" w:color="auto"/>
             </w:tcBorders>
-            <w:shd w:val="clear" w:color="auto" w:fill="auto"/>
             <w:noWrap/>
           </w:tcPr>
           <w:p>
@@ -8257,7 +8115,6 @@
               <w:bottom w:val="single" w:sz="4" w:space="0" w:color="auto"/>
               <w:right w:val="single" w:sz="4" w:space="0" w:color="auto"/>
             </w:tcBorders>
-            <w:shd w:val="clear" w:color="auto" w:fill="auto"/>
             <w:noWrap/>
           </w:tcPr>
           <w:p>
@@ -8286,7 +8143,6 @@
               <w:bottom w:val="single" w:sz="4" w:space="0" w:color="auto"/>
               <w:right w:val="single" w:sz="4" w:space="0" w:color="auto"/>
             </w:tcBorders>
-            <w:shd w:val="clear" w:color="auto" w:fill="auto"/>
             <w:noWrap/>
           </w:tcPr>
           <w:p>
@@ -8315,7 +8171,6 @@
               <w:bottom w:val="single" w:sz="4" w:space="0" w:color="auto"/>
               <w:right w:val="single" w:sz="4" w:space="0" w:color="auto"/>
             </w:tcBorders>
-            <w:shd w:val="clear" w:color="auto" w:fill="auto"/>
             <w:noWrap/>
           </w:tcPr>
           <w:p>
@@ -8349,7 +8204,6 @@
               <w:bottom w:val="single" w:sz="4" w:space="0" w:color="auto"/>
               <w:right w:val="single" w:sz="4" w:space="0" w:color="auto"/>
             </w:tcBorders>
-            <w:shd w:val="clear" w:color="auto" w:fill="auto"/>
             <w:noWrap/>
           </w:tcPr>
           <w:p>
@@ -8394,7 +8248,6 @@
               <w:bottom w:val="single" w:sz="4" w:space="0" w:color="auto"/>
               <w:right w:val="single" w:sz="4" w:space="0" w:color="auto"/>
             </w:tcBorders>
-            <w:shd w:val="clear" w:color="auto" w:fill="auto"/>
             <w:noWrap/>
           </w:tcPr>
           <w:p>
@@ -8439,7 +8292,6 @@
               <w:bottom w:val="single" w:sz="4" w:space="0" w:color="auto"/>
               <w:right w:val="single" w:sz="4" w:space="0" w:color="auto"/>
             </w:tcBorders>
-            <w:shd w:val="clear" w:color="auto" w:fill="auto"/>
             <w:noWrap/>
           </w:tcPr>
           <w:p>
@@ -8468,7 +8320,6 @@
               <w:bottom w:val="single" w:sz="4" w:space="0" w:color="auto"/>
               <w:right w:val="single" w:sz="4" w:space="0" w:color="auto"/>
             </w:tcBorders>
-            <w:shd w:val="clear" w:color="auto" w:fill="auto"/>
             <w:noWrap/>
           </w:tcPr>
           <w:p>
@@ -8497,7 +8348,6 @@
               <w:bottom w:val="single" w:sz="4" w:space="0" w:color="auto"/>
               <w:right w:val="single" w:sz="4" w:space="0" w:color="auto"/>
             </w:tcBorders>
-            <w:shd w:val="clear" w:color="auto" w:fill="auto"/>
             <w:noWrap/>
           </w:tcPr>
           <w:p>
@@ -8527,7 +8377,6 @@
               <w:bottom w:val="single" w:sz="4" w:space="0" w:color="auto"/>
               <w:right w:val="single" w:sz="4" w:space="0" w:color="auto"/>
             </w:tcBorders>
-            <w:shd w:val="clear" w:color="auto" w:fill="auto"/>
             <w:noWrap/>
           </w:tcPr>
           <w:p>
@@ -8561,7 +8410,6 @@
               <w:bottom w:val="single" w:sz="4" w:space="0" w:color="auto"/>
               <w:right w:val="single" w:sz="4" w:space="0" w:color="auto"/>
             </w:tcBorders>
-            <w:shd w:val="clear" w:color="auto" w:fill="auto"/>
             <w:noWrap/>
           </w:tcPr>
           <w:p>
@@ -8590,7 +8438,6 @@
               <w:bottom w:val="single" w:sz="4" w:space="0" w:color="auto"/>
               <w:right w:val="single" w:sz="4" w:space="0" w:color="auto"/>
             </w:tcBorders>
-            <w:shd w:val="clear" w:color="auto" w:fill="auto"/>
             <w:noWrap/>
           </w:tcPr>
           <w:p>
@@ -8619,7 +8466,6 @@
               <w:bottom w:val="single" w:sz="4" w:space="0" w:color="auto"/>
               <w:right w:val="single" w:sz="4" w:space="0" w:color="auto"/>
             </w:tcBorders>
-            <w:shd w:val="clear" w:color="auto" w:fill="auto"/>
             <w:noWrap/>
           </w:tcPr>
           <w:p>
@@ -8648,7 +8494,6 @@
               <w:bottom w:val="single" w:sz="4" w:space="0" w:color="auto"/>
               <w:right w:val="single" w:sz="4" w:space="0" w:color="auto"/>
             </w:tcBorders>
-            <w:shd w:val="clear" w:color="auto" w:fill="auto"/>
             <w:noWrap/>
           </w:tcPr>
           <w:p>
@@ -8677,7 +8522,6 @@
               <w:bottom w:val="single" w:sz="4" w:space="0" w:color="auto"/>
               <w:right w:val="single" w:sz="4" w:space="0" w:color="auto"/>
             </w:tcBorders>
-            <w:shd w:val="clear" w:color="auto" w:fill="auto"/>
             <w:noWrap/>
           </w:tcPr>
           <w:p>
@@ -8707,7 +8551,6 @@
               <w:bottom w:val="single" w:sz="4" w:space="0" w:color="auto"/>
               <w:right w:val="single" w:sz="4" w:space="0" w:color="auto"/>
             </w:tcBorders>
-            <w:shd w:val="clear" w:color="auto" w:fill="auto"/>
             <w:noWrap/>
           </w:tcPr>
           <w:p>
@@ -8741,7 +8584,6 @@
               <w:bottom w:val="single" w:sz="4" w:space="0" w:color="auto"/>
               <w:right w:val="single" w:sz="4" w:space="0" w:color="auto"/>
             </w:tcBorders>
-            <w:shd w:val="clear" w:color="auto" w:fill="auto"/>
             <w:noWrap/>
           </w:tcPr>
           <w:p>
@@ -8770,7 +8612,6 @@
               <w:bottom w:val="single" w:sz="4" w:space="0" w:color="auto"/>
               <w:right w:val="single" w:sz="4" w:space="0" w:color="auto"/>
             </w:tcBorders>
-            <w:shd w:val="clear" w:color="auto" w:fill="auto"/>
             <w:noWrap/>
           </w:tcPr>
           <w:p>
@@ -8799,7 +8640,6 @@
               <w:bottom w:val="single" w:sz="4" w:space="0" w:color="auto"/>
               <w:right w:val="single" w:sz="4" w:space="0" w:color="auto"/>
             </w:tcBorders>
-            <w:shd w:val="clear" w:color="auto" w:fill="auto"/>
             <w:noWrap/>
           </w:tcPr>
           <w:p>
@@ -8828,7 +8668,6 @@
               <w:bottom w:val="single" w:sz="4" w:space="0" w:color="auto"/>
               <w:right w:val="single" w:sz="4" w:space="0" w:color="auto"/>
             </w:tcBorders>
-            <w:shd w:val="clear" w:color="auto" w:fill="auto"/>
             <w:noWrap/>
           </w:tcPr>
           <w:p>
@@ -8857,7 +8696,6 @@
               <w:bottom w:val="single" w:sz="4" w:space="0" w:color="auto"/>
               <w:right w:val="single" w:sz="4" w:space="0" w:color="auto"/>
             </w:tcBorders>
-            <w:shd w:val="clear" w:color="auto" w:fill="auto"/>
             <w:noWrap/>
           </w:tcPr>
           <w:p>
@@ -8886,7 +8724,6 @@
               <w:bottom w:val="single" w:sz="4" w:space="0" w:color="auto"/>
               <w:right w:val="single" w:sz="4" w:space="0" w:color="auto"/>
             </w:tcBorders>
-            <w:shd w:val="clear" w:color="auto" w:fill="auto"/>
             <w:noWrap/>
           </w:tcPr>
           <w:p>
@@ -8920,7 +8757,6 @@
               <w:left w:val="single" w:sz="4" w:space="0" w:color="auto"/>
               <w:right w:val="single" w:sz="4" w:space="0" w:color="auto"/>
             </w:tcBorders>
-            <w:shd w:val="clear" w:color="auto" w:fill="auto"/>
             <w:noWrap/>
           </w:tcPr>
           <w:p>
@@ -9025,7 +8861,6 @@
               <w:left w:val="single" w:sz="4" w:space="0" w:color="auto"/>
               <w:right w:val="single" w:sz="4" w:space="0" w:color="auto"/>
             </w:tcBorders>
-            <w:shd w:val="clear" w:color="auto" w:fill="auto"/>
             <w:noWrap/>
           </w:tcPr>
           <w:p>
@@ -9102,7 +8937,6 @@
               <w:bottom w:val="single" w:sz="4" w:space="0" w:color="auto"/>
               <w:right w:val="single" w:sz="4" w:space="0" w:color="auto"/>
             </w:tcBorders>
-            <w:shd w:val="clear" w:color="auto" w:fill="auto"/>
             <w:noWrap/>
           </w:tcPr>
           <w:p>
@@ -9131,7 +8965,6 @@
               <w:bottom w:val="single" w:sz="4" w:space="0" w:color="auto"/>
               <w:right w:val="single" w:sz="4" w:space="0" w:color="auto"/>
             </w:tcBorders>
-            <w:shd w:val="clear" w:color="auto" w:fill="auto"/>
             <w:noWrap/>
           </w:tcPr>
           <w:p>
@@ -9160,7 +8993,6 @@
               <w:bottom w:val="single" w:sz="4" w:space="0" w:color="auto"/>
               <w:right w:val="single" w:sz="4" w:space="0" w:color="auto"/>
             </w:tcBorders>
-            <w:shd w:val="clear" w:color="auto" w:fill="auto"/>
             <w:noWrap/>
           </w:tcPr>
           <w:p>
@@ -9189,7 +9021,6 @@
               <w:bottom w:val="single" w:sz="4" w:space="0" w:color="auto"/>
               <w:right w:val="single" w:sz="4" w:space="0" w:color="auto"/>
             </w:tcBorders>
-            <w:shd w:val="clear" w:color="auto" w:fill="auto"/>
             <w:noWrap/>
           </w:tcPr>
           <w:p>
@@ -9222,7 +9053,6 @@
               <w:left w:val="single" w:sz="4" w:space="0" w:color="auto"/>
               <w:right w:val="single" w:sz="4" w:space="0" w:color="auto"/>
             </w:tcBorders>
-            <w:shd w:val="clear" w:color="auto" w:fill="auto"/>
             <w:noWrap/>
           </w:tcPr>
           <w:p>
@@ -9243,7 +9073,6 @@
               <w:left w:val="single" w:sz="4" w:space="0" w:color="auto"/>
               <w:right w:val="single" w:sz="4" w:space="0" w:color="auto"/>
             </w:tcBorders>
-            <w:shd w:val="clear" w:color="auto" w:fill="auto"/>
             <w:noWrap/>
           </w:tcPr>
           <w:p>
@@ -9265,7 +9094,6 @@
               <w:bottom w:val="single" w:sz="4" w:space="0" w:color="auto"/>
               <w:right w:val="single" w:sz="4" w:space="0" w:color="auto"/>
             </w:tcBorders>
-            <w:shd w:val="clear" w:color="auto" w:fill="auto"/>
             <w:noWrap/>
           </w:tcPr>
           <w:p>
@@ -9294,7 +9122,6 @@
               <w:bottom w:val="single" w:sz="4" w:space="0" w:color="auto"/>
               <w:right w:val="single" w:sz="4" w:space="0" w:color="auto"/>
             </w:tcBorders>
-            <w:shd w:val="clear" w:color="auto" w:fill="auto"/>
             <w:noWrap/>
           </w:tcPr>
           <w:p>
@@ -9323,7 +9150,6 @@
               <w:bottom w:val="single" w:sz="4" w:space="0" w:color="auto"/>
               <w:right w:val="single" w:sz="4" w:space="0" w:color="auto"/>
             </w:tcBorders>
-            <w:shd w:val="clear" w:color="auto" w:fill="auto"/>
             <w:noWrap/>
           </w:tcPr>
           <w:p>
@@ -9352,7 +9178,6 @@
               <w:bottom w:val="single" w:sz="4" w:space="0" w:color="auto"/>
               <w:right w:val="single" w:sz="4" w:space="0" w:color="auto"/>
             </w:tcBorders>
-            <w:shd w:val="clear" w:color="auto" w:fill="auto"/>
             <w:noWrap/>
           </w:tcPr>
           <w:p>
@@ -9385,7 +9210,6 @@
               <w:left w:val="single" w:sz="4" w:space="0" w:color="auto"/>
               <w:right w:val="single" w:sz="4" w:space="0" w:color="auto"/>
             </w:tcBorders>
-            <w:shd w:val="clear" w:color="auto" w:fill="auto"/>
             <w:noWrap/>
           </w:tcPr>
           <w:p>
@@ -9406,7 +9230,6 @@
               <w:left w:val="single" w:sz="4" w:space="0" w:color="auto"/>
               <w:right w:val="single" w:sz="4" w:space="0" w:color="auto"/>
             </w:tcBorders>
-            <w:shd w:val="clear" w:color="auto" w:fill="auto"/>
             <w:noWrap/>
           </w:tcPr>
           <w:p>
@@ -9428,7 +9251,6 @@
               <w:bottom w:val="single" w:sz="4" w:space="0" w:color="auto"/>
               <w:right w:val="single" w:sz="4" w:space="0" w:color="auto"/>
             </w:tcBorders>
-            <w:shd w:val="clear" w:color="auto" w:fill="auto"/>
             <w:noWrap/>
           </w:tcPr>
           <w:p>
@@ -9457,7 +9279,6 @@
               <w:bottom w:val="single" w:sz="4" w:space="0" w:color="auto"/>
               <w:right w:val="single" w:sz="4" w:space="0" w:color="auto"/>
             </w:tcBorders>
-            <w:shd w:val="clear" w:color="auto" w:fill="auto"/>
             <w:noWrap/>
           </w:tcPr>
           <w:p>
@@ -9486,7 +9307,6 @@
               <w:bottom w:val="single" w:sz="4" w:space="0" w:color="auto"/>
               <w:right w:val="single" w:sz="4" w:space="0" w:color="auto"/>
             </w:tcBorders>
-            <w:shd w:val="clear" w:color="auto" w:fill="auto"/>
             <w:noWrap/>
           </w:tcPr>
           <w:p>
@@ -9515,7 +9335,6 @@
               <w:bottom w:val="single" w:sz="4" w:space="0" w:color="auto"/>
               <w:right w:val="single" w:sz="4" w:space="0" w:color="auto"/>
             </w:tcBorders>
-            <w:shd w:val="clear" w:color="auto" w:fill="auto"/>
             <w:noWrap/>
           </w:tcPr>
           <w:p>
@@ -9549,7 +9368,6 @@
               <w:bottom w:val="single" w:sz="4" w:space="0" w:color="auto"/>
               <w:right w:val="single" w:sz="4" w:space="0" w:color="auto"/>
             </w:tcBorders>
-            <w:shd w:val="clear" w:color="auto" w:fill="auto"/>
             <w:noWrap/>
           </w:tcPr>
           <w:p>
@@ -9571,7 +9389,6 @@
               <w:bottom w:val="single" w:sz="4" w:space="0" w:color="auto"/>
               <w:right w:val="single" w:sz="4" w:space="0" w:color="auto"/>
             </w:tcBorders>
-            <w:shd w:val="clear" w:color="auto" w:fill="auto"/>
             <w:noWrap/>
           </w:tcPr>
           <w:p>
@@ -9593,7 +9410,6 @@
               <w:bottom w:val="single" w:sz="4" w:space="0" w:color="auto"/>
               <w:right w:val="single" w:sz="4" w:space="0" w:color="auto"/>
             </w:tcBorders>
-            <w:shd w:val="clear" w:color="auto" w:fill="auto"/>
             <w:noWrap/>
           </w:tcPr>
           <w:p>
@@ -9622,7 +9438,6 @@
               <w:bottom w:val="single" w:sz="4" w:space="0" w:color="auto"/>
               <w:right w:val="single" w:sz="4" w:space="0" w:color="auto"/>
             </w:tcBorders>
-            <w:shd w:val="clear" w:color="auto" w:fill="auto"/>
             <w:noWrap/>
           </w:tcPr>
           <w:p>
@@ -9651,7 +9466,6 @@
               <w:bottom w:val="single" w:sz="4" w:space="0" w:color="auto"/>
               <w:right w:val="single" w:sz="4" w:space="0" w:color="auto"/>
             </w:tcBorders>
-            <w:shd w:val="clear" w:color="auto" w:fill="auto"/>
             <w:noWrap/>
           </w:tcPr>
           <w:p>
@@ -9680,7 +9494,6 @@
               <w:bottom w:val="single" w:sz="4" w:space="0" w:color="auto"/>
               <w:right w:val="single" w:sz="4" w:space="0" w:color="auto"/>
             </w:tcBorders>
-            <w:shd w:val="clear" w:color="auto" w:fill="auto"/>
             <w:noWrap/>
           </w:tcPr>
           <w:p>
@@ -9714,7 +9527,6 @@
               <w:left w:val="single" w:sz="4" w:space="0" w:color="auto"/>
               <w:right w:val="single" w:sz="4" w:space="0" w:color="auto"/>
             </w:tcBorders>
-            <w:shd w:val="clear" w:color="auto" w:fill="auto"/>
             <w:noWrap/>
           </w:tcPr>
           <w:p>
@@ -9743,7 +9555,6 @@
               <w:left w:val="single" w:sz="4" w:space="0" w:color="auto"/>
               <w:right w:val="single" w:sz="4" w:space="0" w:color="auto"/>
             </w:tcBorders>
-            <w:shd w:val="clear" w:color="auto" w:fill="auto"/>
             <w:noWrap/>
           </w:tcPr>
           <w:p>
@@ -9772,7 +9583,6 @@
               <w:bottom w:val="single" w:sz="4" w:space="0" w:color="auto"/>
               <w:right w:val="single" w:sz="4" w:space="0" w:color="auto"/>
             </w:tcBorders>
-            <w:shd w:val="clear" w:color="auto" w:fill="auto"/>
             <w:noWrap/>
           </w:tcPr>
           <w:p>
@@ -9801,7 +9611,6 @@
               <w:bottom w:val="single" w:sz="4" w:space="0" w:color="auto"/>
               <w:right w:val="single" w:sz="4" w:space="0" w:color="auto"/>
             </w:tcBorders>
-            <w:shd w:val="clear" w:color="auto" w:fill="auto"/>
             <w:noWrap/>
           </w:tcPr>
           <w:p>
@@ -9830,7 +9639,6 @@
               <w:bottom w:val="single" w:sz="4" w:space="0" w:color="auto"/>
               <w:right w:val="single" w:sz="4" w:space="0" w:color="auto"/>
             </w:tcBorders>
-            <w:shd w:val="clear" w:color="auto" w:fill="auto"/>
             <w:noWrap/>
           </w:tcPr>
           <w:p>
@@ -9859,7 +9667,6 @@
               <w:bottom w:val="single" w:sz="4" w:space="0" w:color="auto"/>
               <w:right w:val="single" w:sz="4" w:space="0" w:color="auto"/>
             </w:tcBorders>
-            <w:shd w:val="clear" w:color="auto" w:fill="auto"/>
             <w:noWrap/>
           </w:tcPr>
           <w:p>
@@ -9892,7 +9699,6 @@
               <w:left w:val="single" w:sz="4" w:space="0" w:color="auto"/>
               <w:right w:val="single" w:sz="4" w:space="0" w:color="auto"/>
             </w:tcBorders>
-            <w:shd w:val="clear" w:color="auto" w:fill="auto"/>
             <w:noWrap/>
           </w:tcPr>
           <w:p>
@@ -9913,7 +9719,6 @@
               <w:left w:val="single" w:sz="4" w:space="0" w:color="auto"/>
               <w:right w:val="single" w:sz="4" w:space="0" w:color="auto"/>
             </w:tcBorders>
-            <w:shd w:val="clear" w:color="auto" w:fill="auto"/>
             <w:noWrap/>
           </w:tcPr>
           <w:p>
@@ -9935,7 +9740,6 @@
               <w:bottom w:val="single" w:sz="4" w:space="0" w:color="auto"/>
               <w:right w:val="single" w:sz="4" w:space="0" w:color="auto"/>
             </w:tcBorders>
-            <w:shd w:val="clear" w:color="auto" w:fill="auto"/>
             <w:noWrap/>
           </w:tcPr>
           <w:p>
@@ -9964,7 +9768,6 @@
               <w:bottom w:val="single" w:sz="4" w:space="0" w:color="auto"/>
               <w:right w:val="single" w:sz="4" w:space="0" w:color="auto"/>
             </w:tcBorders>
-            <w:shd w:val="clear" w:color="auto" w:fill="auto"/>
             <w:noWrap/>
           </w:tcPr>
           <w:p>
@@ -9993,7 +9796,6 @@
               <w:bottom w:val="single" w:sz="4" w:space="0" w:color="auto"/>
               <w:right w:val="single" w:sz="4" w:space="0" w:color="auto"/>
             </w:tcBorders>
-            <w:shd w:val="clear" w:color="auto" w:fill="auto"/>
             <w:noWrap/>
           </w:tcPr>
           <w:p>
@@ -10022,7 +9824,6 @@
               <w:bottom w:val="single" w:sz="4" w:space="0" w:color="auto"/>
               <w:right w:val="single" w:sz="4" w:space="0" w:color="auto"/>
             </w:tcBorders>
-            <w:shd w:val="clear" w:color="auto" w:fill="auto"/>
             <w:noWrap/>
           </w:tcPr>
           <w:p>
@@ -10055,7 +9856,6 @@
               <w:left w:val="single" w:sz="4" w:space="0" w:color="auto"/>
               <w:right w:val="single" w:sz="4" w:space="0" w:color="auto"/>
             </w:tcBorders>
-            <w:shd w:val="clear" w:color="auto" w:fill="auto"/>
             <w:noWrap/>
           </w:tcPr>
           <w:p>
@@ -10076,7 +9876,6 @@
               <w:left w:val="single" w:sz="4" w:space="0" w:color="auto"/>
               <w:right w:val="single" w:sz="4" w:space="0" w:color="auto"/>
             </w:tcBorders>
-            <w:shd w:val="clear" w:color="auto" w:fill="auto"/>
             <w:noWrap/>
           </w:tcPr>
           <w:p>
@@ -10098,7 +9897,6 @@
               <w:bottom w:val="single" w:sz="4" w:space="0" w:color="auto"/>
               <w:right w:val="single" w:sz="4" w:space="0" w:color="auto"/>
             </w:tcBorders>
-            <w:shd w:val="clear" w:color="auto" w:fill="auto"/>
             <w:noWrap/>
           </w:tcPr>
           <w:p>
@@ -10127,7 +9925,6 @@
               <w:bottom w:val="single" w:sz="4" w:space="0" w:color="auto"/>
               <w:right w:val="single" w:sz="4" w:space="0" w:color="auto"/>
             </w:tcBorders>
-            <w:shd w:val="clear" w:color="auto" w:fill="auto"/>
             <w:noWrap/>
           </w:tcPr>
           <w:p>
@@ -10156,7 +9953,6 @@
               <w:bottom w:val="single" w:sz="4" w:space="0" w:color="auto"/>
               <w:right w:val="single" w:sz="4" w:space="0" w:color="auto"/>
             </w:tcBorders>
-            <w:shd w:val="clear" w:color="auto" w:fill="auto"/>
             <w:noWrap/>
           </w:tcPr>
           <w:p>
@@ -10185,7 +9981,6 @@
               <w:bottom w:val="single" w:sz="4" w:space="0" w:color="auto"/>
               <w:right w:val="single" w:sz="4" w:space="0" w:color="auto"/>
             </w:tcBorders>
-            <w:shd w:val="clear" w:color="auto" w:fill="auto"/>
             <w:noWrap/>
           </w:tcPr>
           <w:p>
@@ -10219,7 +10014,6 @@
               <w:bottom w:val="single" w:sz="4" w:space="0" w:color="auto"/>
               <w:right w:val="single" w:sz="4" w:space="0" w:color="auto"/>
             </w:tcBorders>
-            <w:shd w:val="clear" w:color="auto" w:fill="auto"/>
             <w:noWrap/>
           </w:tcPr>
           <w:p>
@@ -10241,7 +10035,6 @@
               <w:bottom w:val="single" w:sz="4" w:space="0" w:color="auto"/>
               <w:right w:val="single" w:sz="4" w:space="0" w:color="auto"/>
             </w:tcBorders>
-            <w:shd w:val="clear" w:color="auto" w:fill="auto"/>
             <w:noWrap/>
           </w:tcPr>
           <w:p>
@@ -10263,7 +10056,6 @@
               <w:bottom w:val="single" w:sz="4" w:space="0" w:color="auto"/>
               <w:right w:val="single" w:sz="4" w:space="0" w:color="auto"/>
             </w:tcBorders>
-            <w:shd w:val="clear" w:color="auto" w:fill="auto"/>
             <w:noWrap/>
           </w:tcPr>
           <w:p>
@@ -10292,7 +10084,6 @@
               <w:bottom w:val="single" w:sz="4" w:space="0" w:color="auto"/>
               <w:right w:val="single" w:sz="4" w:space="0" w:color="auto"/>
             </w:tcBorders>
-            <w:shd w:val="clear" w:color="auto" w:fill="auto"/>
             <w:noWrap/>
           </w:tcPr>
           <w:p>
@@ -10321,7 +10112,6 @@
               <w:bottom w:val="single" w:sz="4" w:space="0" w:color="auto"/>
               <w:right w:val="single" w:sz="4" w:space="0" w:color="auto"/>
             </w:tcBorders>
-            <w:shd w:val="clear" w:color="auto" w:fill="auto"/>
             <w:noWrap/>
           </w:tcPr>
           <w:p>
@@ -10350,7 +10140,6 @@
               <w:bottom w:val="single" w:sz="4" w:space="0" w:color="auto"/>
               <w:right w:val="single" w:sz="4" w:space="0" w:color="auto"/>
             </w:tcBorders>
-            <w:shd w:val="clear" w:color="auto" w:fill="auto"/>
             <w:noWrap/>
           </w:tcPr>
           <w:p>
@@ -10384,7 +10173,6 @@
               <w:left w:val="single" w:sz="4" w:space="0" w:color="auto"/>
               <w:right w:val="single" w:sz="4" w:space="0" w:color="auto"/>
             </w:tcBorders>
-            <w:shd w:val="clear" w:color="auto" w:fill="auto"/>
             <w:noWrap/>
           </w:tcPr>
           <w:p>
@@ -10413,7 +10201,6 @@
               <w:left w:val="single" w:sz="4" w:space="0" w:color="auto"/>
               <w:right w:val="single" w:sz="4" w:space="0" w:color="auto"/>
             </w:tcBorders>
-            <w:shd w:val="clear" w:color="auto" w:fill="auto"/>
             <w:noWrap/>
           </w:tcPr>
           <w:p>
@@ -10442,7 +10229,6 @@
               <w:bottom w:val="single" w:sz="4" w:space="0" w:color="auto"/>
               <w:right w:val="single" w:sz="4" w:space="0" w:color="auto"/>
             </w:tcBorders>
-            <w:shd w:val="clear" w:color="auto" w:fill="auto"/>
             <w:noWrap/>
           </w:tcPr>
           <w:p>
@@ -10471,7 +10257,6 @@
               <w:bottom w:val="single" w:sz="4" w:space="0" w:color="auto"/>
               <w:right w:val="single" w:sz="4" w:space="0" w:color="auto"/>
             </w:tcBorders>
-            <w:shd w:val="clear" w:color="auto" w:fill="auto"/>
             <w:noWrap/>
           </w:tcPr>
           <w:p>
@@ -10500,7 +10285,6 @@
               <w:bottom w:val="single" w:sz="4" w:space="0" w:color="auto"/>
               <w:right w:val="single" w:sz="4" w:space="0" w:color="auto"/>
             </w:tcBorders>
-            <w:shd w:val="clear" w:color="auto" w:fill="auto"/>
             <w:noWrap/>
           </w:tcPr>
           <w:p>
@@ -10529,7 +10313,6 @@
               <w:bottom w:val="single" w:sz="4" w:space="0" w:color="auto"/>
               <w:right w:val="single" w:sz="4" w:space="0" w:color="auto"/>
             </w:tcBorders>
-            <w:shd w:val="clear" w:color="auto" w:fill="auto"/>
             <w:noWrap/>
           </w:tcPr>
           <w:p>
@@ -10562,7 +10345,6 @@
               <w:left w:val="single" w:sz="4" w:space="0" w:color="auto"/>
               <w:right w:val="single" w:sz="4" w:space="0" w:color="auto"/>
             </w:tcBorders>
-            <w:shd w:val="clear" w:color="auto" w:fill="auto"/>
             <w:noWrap/>
           </w:tcPr>
           <w:p>
@@ -10583,7 +10365,6 @@
               <w:left w:val="single" w:sz="4" w:space="0" w:color="auto"/>
               <w:right w:val="single" w:sz="4" w:space="0" w:color="auto"/>
             </w:tcBorders>
-            <w:shd w:val="clear" w:color="auto" w:fill="auto"/>
             <w:noWrap/>
           </w:tcPr>
           <w:p>
@@ -10605,7 +10386,6 @@
               <w:bottom w:val="single" w:sz="4" w:space="0" w:color="auto"/>
               <w:right w:val="single" w:sz="4" w:space="0" w:color="auto"/>
             </w:tcBorders>
-            <w:shd w:val="clear" w:color="auto" w:fill="auto"/>
             <w:noWrap/>
           </w:tcPr>
           <w:p>
@@ -10634,7 +10414,6 @@
               <w:bottom w:val="single" w:sz="4" w:space="0" w:color="auto"/>
               <w:right w:val="single" w:sz="4" w:space="0" w:color="auto"/>
             </w:tcBorders>
-            <w:shd w:val="clear" w:color="auto" w:fill="auto"/>
             <w:noWrap/>
           </w:tcPr>
           <w:p>
@@ -10663,7 +10442,6 @@
               <w:bottom w:val="single" w:sz="4" w:space="0" w:color="auto"/>
               <w:right w:val="single" w:sz="4" w:space="0" w:color="auto"/>
             </w:tcBorders>
-            <w:shd w:val="clear" w:color="auto" w:fill="auto"/>
             <w:noWrap/>
           </w:tcPr>
           <w:p>
@@ -10692,7 +10470,6 @@
               <w:bottom w:val="single" w:sz="4" w:space="0" w:color="auto"/>
               <w:right w:val="single" w:sz="4" w:space="0" w:color="auto"/>
             </w:tcBorders>
-            <w:shd w:val="clear" w:color="auto" w:fill="auto"/>
             <w:noWrap/>
           </w:tcPr>
           <w:p>
@@ -10725,7 +10502,6 @@
               <w:left w:val="single" w:sz="4" w:space="0" w:color="auto"/>
               <w:right w:val="single" w:sz="4" w:space="0" w:color="auto"/>
             </w:tcBorders>
-            <w:shd w:val="clear" w:color="auto" w:fill="auto"/>
             <w:noWrap/>
           </w:tcPr>
           <w:p>
@@ -10746,7 +10522,6 @@
               <w:left w:val="single" w:sz="4" w:space="0" w:color="auto"/>
               <w:right w:val="single" w:sz="4" w:space="0" w:color="auto"/>
             </w:tcBorders>
-            <w:shd w:val="clear" w:color="auto" w:fill="auto"/>
             <w:noWrap/>
           </w:tcPr>
           <w:p>
@@ -10768,7 +10543,6 @@
               <w:bottom w:val="single" w:sz="4" w:space="0" w:color="auto"/>
               <w:right w:val="single" w:sz="4" w:space="0" w:color="auto"/>
             </w:tcBorders>
-            <w:shd w:val="clear" w:color="auto" w:fill="auto"/>
             <w:noWrap/>
           </w:tcPr>
           <w:p>
@@ -10797,7 +10571,6 @@
               <w:bottom w:val="single" w:sz="4" w:space="0" w:color="auto"/>
               <w:right w:val="single" w:sz="4" w:space="0" w:color="auto"/>
             </w:tcBorders>
-            <w:shd w:val="clear" w:color="auto" w:fill="auto"/>
             <w:noWrap/>
           </w:tcPr>
           <w:p>
@@ -10826,7 +10599,6 @@
               <w:bottom w:val="single" w:sz="4" w:space="0" w:color="auto"/>
               <w:right w:val="single" w:sz="4" w:space="0" w:color="auto"/>
             </w:tcBorders>
-            <w:shd w:val="clear" w:color="auto" w:fill="auto"/>
             <w:noWrap/>
           </w:tcPr>
           <w:p>
@@ -10855,7 +10627,6 @@
               <w:bottom w:val="single" w:sz="4" w:space="0" w:color="auto"/>
               <w:right w:val="single" w:sz="4" w:space="0" w:color="auto"/>
             </w:tcBorders>
-            <w:shd w:val="clear" w:color="auto" w:fill="auto"/>
             <w:noWrap/>
           </w:tcPr>
           <w:p>
@@ -10888,7 +10659,6 @@
               <w:left w:val="single" w:sz="4" w:space="0" w:color="auto"/>
               <w:right w:val="single" w:sz="4" w:space="0" w:color="auto"/>
             </w:tcBorders>
-            <w:shd w:val="clear" w:color="auto" w:fill="auto"/>
             <w:noWrap/>
           </w:tcPr>
           <w:p>
@@ -10909,7 +10679,6 @@
               <w:left w:val="single" w:sz="4" w:space="0" w:color="auto"/>
               <w:right w:val="single" w:sz="4" w:space="0" w:color="auto"/>
             </w:tcBorders>
-            <w:shd w:val="clear" w:color="auto" w:fill="auto"/>
             <w:noWrap/>
           </w:tcPr>
           <w:p>
@@ -10931,7 +10700,6 @@
               <w:bottom w:val="single" w:sz="4" w:space="0" w:color="auto"/>
               <w:right w:val="single" w:sz="4" w:space="0" w:color="auto"/>
             </w:tcBorders>
-            <w:shd w:val="clear" w:color="auto" w:fill="auto"/>
             <w:noWrap/>
           </w:tcPr>
           <w:p>
@@ -10960,7 +10728,6 @@
               <w:bottom w:val="single" w:sz="4" w:space="0" w:color="auto"/>
               <w:right w:val="single" w:sz="4" w:space="0" w:color="auto"/>
             </w:tcBorders>
-            <w:shd w:val="clear" w:color="auto" w:fill="auto"/>
             <w:noWrap/>
           </w:tcPr>
           <w:p>
@@ -10989,7 +10756,6 @@
               <w:bottom w:val="single" w:sz="4" w:space="0" w:color="auto"/>
               <w:right w:val="single" w:sz="4" w:space="0" w:color="auto"/>
             </w:tcBorders>
-            <w:shd w:val="clear" w:color="auto" w:fill="auto"/>
             <w:noWrap/>
           </w:tcPr>
           <w:p>
@@ -11018,7 +10784,6 @@
               <w:bottom w:val="single" w:sz="4" w:space="0" w:color="auto"/>
               <w:right w:val="single" w:sz="4" w:space="0" w:color="auto"/>
             </w:tcBorders>
-            <w:shd w:val="clear" w:color="auto" w:fill="auto"/>
             <w:noWrap/>
           </w:tcPr>
           <w:p>
@@ -11051,7 +10816,6 @@
               <w:left w:val="single" w:sz="4" w:space="0" w:color="auto"/>
               <w:right w:val="single" w:sz="4" w:space="0" w:color="auto"/>
             </w:tcBorders>
-            <w:shd w:val="clear" w:color="auto" w:fill="auto"/>
             <w:noWrap/>
           </w:tcPr>
           <w:p>
@@ -11072,7 +10836,6 @@
               <w:left w:val="single" w:sz="4" w:space="0" w:color="auto"/>
               <w:right w:val="single" w:sz="4" w:space="0" w:color="auto"/>
             </w:tcBorders>
-            <w:shd w:val="clear" w:color="auto" w:fill="auto"/>
             <w:noWrap/>
           </w:tcPr>
           <w:p>
@@ -11094,7 +10857,6 @@
               <w:bottom w:val="single" w:sz="4" w:space="0" w:color="auto"/>
               <w:right w:val="single" w:sz="4" w:space="0" w:color="auto"/>
             </w:tcBorders>
-            <w:shd w:val="clear" w:color="auto" w:fill="auto"/>
             <w:noWrap/>
           </w:tcPr>
           <w:p>
@@ -11123,7 +10885,6 @@
               <w:bottom w:val="single" w:sz="4" w:space="0" w:color="auto"/>
               <w:right w:val="single" w:sz="4" w:space="0" w:color="auto"/>
             </w:tcBorders>
-            <w:shd w:val="clear" w:color="auto" w:fill="auto"/>
             <w:noWrap/>
           </w:tcPr>
           <w:p>
@@ -11152,7 +10913,6 @@
               <w:bottom w:val="single" w:sz="4" w:space="0" w:color="auto"/>
               <w:right w:val="single" w:sz="4" w:space="0" w:color="auto"/>
             </w:tcBorders>
-            <w:shd w:val="clear" w:color="auto" w:fill="auto"/>
             <w:noWrap/>
           </w:tcPr>
           <w:p>
@@ -11181,7 +10941,6 @@
               <w:bottom w:val="single" w:sz="4" w:space="0" w:color="auto"/>
               <w:right w:val="single" w:sz="4" w:space="0" w:color="auto"/>
             </w:tcBorders>
-            <w:shd w:val="clear" w:color="auto" w:fill="auto"/>
             <w:noWrap/>
           </w:tcPr>
           <w:p>
@@ -11214,7 +10973,6 @@
               <w:left w:val="single" w:sz="4" w:space="0" w:color="auto"/>
               <w:right w:val="single" w:sz="4" w:space="0" w:color="auto"/>
             </w:tcBorders>
-            <w:shd w:val="clear" w:color="auto" w:fill="auto"/>
             <w:noWrap/>
           </w:tcPr>
           <w:p>
@@ -11235,7 +10993,6 @@
               <w:left w:val="single" w:sz="4" w:space="0" w:color="auto"/>
               <w:right w:val="single" w:sz="4" w:space="0" w:color="auto"/>
             </w:tcBorders>
-            <w:shd w:val="clear" w:color="auto" w:fill="auto"/>
             <w:noWrap/>
           </w:tcPr>
           <w:p>
@@ -11257,7 +11014,6 @@
               <w:bottom w:val="single" w:sz="4" w:space="0" w:color="auto"/>
               <w:right w:val="single" w:sz="4" w:space="0" w:color="auto"/>
             </w:tcBorders>
-            <w:shd w:val="clear" w:color="auto" w:fill="auto"/>
             <w:noWrap/>
           </w:tcPr>
           <w:p>
@@ -11286,7 +11042,6 @@
               <w:bottom w:val="single" w:sz="4" w:space="0" w:color="auto"/>
               <w:right w:val="single" w:sz="4" w:space="0" w:color="auto"/>
             </w:tcBorders>
-            <w:shd w:val="clear" w:color="auto" w:fill="auto"/>
             <w:noWrap/>
           </w:tcPr>
           <w:p>
@@ -11315,7 +11070,6 @@
               <w:bottom w:val="single" w:sz="4" w:space="0" w:color="auto"/>
               <w:right w:val="single" w:sz="4" w:space="0" w:color="auto"/>
             </w:tcBorders>
-            <w:shd w:val="clear" w:color="auto" w:fill="auto"/>
             <w:noWrap/>
           </w:tcPr>
           <w:p>
@@ -11344,7 +11098,6 @@
               <w:bottom w:val="single" w:sz="4" w:space="0" w:color="auto"/>
               <w:right w:val="single" w:sz="4" w:space="0" w:color="auto"/>
             </w:tcBorders>
-            <w:shd w:val="clear" w:color="auto" w:fill="auto"/>
             <w:noWrap/>
           </w:tcPr>
           <w:p>
@@ -11377,7 +11130,6 @@
               <w:left w:val="single" w:sz="4" w:space="0" w:color="auto"/>
               <w:right w:val="single" w:sz="4" w:space="0" w:color="auto"/>
             </w:tcBorders>
-            <w:shd w:val="clear" w:color="auto" w:fill="auto"/>
             <w:noWrap/>
           </w:tcPr>
           <w:p>
@@ -11398,7 +11150,6 @@
               <w:left w:val="single" w:sz="4" w:space="0" w:color="auto"/>
               <w:right w:val="single" w:sz="4" w:space="0" w:color="auto"/>
             </w:tcBorders>
-            <w:shd w:val="clear" w:color="auto" w:fill="auto"/>
             <w:noWrap/>
           </w:tcPr>
           <w:p>
@@ -11420,7 +11171,6 @@
               <w:bottom w:val="single" w:sz="4" w:space="0" w:color="auto"/>
               <w:right w:val="single" w:sz="4" w:space="0" w:color="auto"/>
             </w:tcBorders>
-            <w:shd w:val="clear" w:color="auto" w:fill="auto"/>
             <w:noWrap/>
           </w:tcPr>
           <w:p>
@@ -11449,7 +11199,6 @@
               <w:bottom w:val="single" w:sz="4" w:space="0" w:color="auto"/>
               <w:right w:val="single" w:sz="4" w:space="0" w:color="auto"/>
             </w:tcBorders>
-            <w:shd w:val="clear" w:color="auto" w:fill="auto"/>
             <w:noWrap/>
           </w:tcPr>
           <w:p>
@@ -11478,7 +11227,6 @@
               <w:bottom w:val="single" w:sz="4" w:space="0" w:color="auto"/>
               <w:right w:val="single" w:sz="4" w:space="0" w:color="auto"/>
             </w:tcBorders>
-            <w:shd w:val="clear" w:color="auto" w:fill="auto"/>
             <w:noWrap/>
           </w:tcPr>
           <w:p>
@@ -11507,7 +11255,6 @@
               <w:bottom w:val="single" w:sz="4" w:space="0" w:color="auto"/>
               <w:right w:val="single" w:sz="4" w:space="0" w:color="auto"/>
             </w:tcBorders>
-            <w:shd w:val="clear" w:color="auto" w:fill="auto"/>
             <w:noWrap/>
           </w:tcPr>
           <w:p>
@@ -11540,7 +11287,6 @@
               <w:left w:val="single" w:sz="4" w:space="0" w:color="auto"/>
               <w:right w:val="single" w:sz="4" w:space="0" w:color="auto"/>
             </w:tcBorders>
-            <w:shd w:val="clear" w:color="auto" w:fill="auto"/>
             <w:noWrap/>
           </w:tcPr>
           <w:p>
@@ -11561,7 +11307,6 @@
               <w:left w:val="single" w:sz="4" w:space="0" w:color="auto"/>
               <w:right w:val="single" w:sz="4" w:space="0" w:color="auto"/>
             </w:tcBorders>
-            <w:shd w:val="clear" w:color="auto" w:fill="auto"/>
             <w:noWrap/>
           </w:tcPr>
           <w:p>
@@ -11583,7 +11328,6 @@
               <w:bottom w:val="single" w:sz="4" w:space="0" w:color="auto"/>
               <w:right w:val="single" w:sz="4" w:space="0" w:color="auto"/>
             </w:tcBorders>
-            <w:shd w:val="clear" w:color="auto" w:fill="auto"/>
             <w:noWrap/>
           </w:tcPr>
           <w:p>
@@ -11612,7 +11356,6 @@
               <w:bottom w:val="single" w:sz="4" w:space="0" w:color="auto"/>
               <w:right w:val="single" w:sz="4" w:space="0" w:color="auto"/>
             </w:tcBorders>
-            <w:shd w:val="clear" w:color="auto" w:fill="auto"/>
             <w:noWrap/>
           </w:tcPr>
           <w:p>
@@ -11641,7 +11384,6 @@
               <w:bottom w:val="single" w:sz="4" w:space="0" w:color="auto"/>
               <w:right w:val="single" w:sz="4" w:space="0" w:color="auto"/>
             </w:tcBorders>
-            <w:shd w:val="clear" w:color="auto" w:fill="auto"/>
             <w:noWrap/>
           </w:tcPr>
           <w:p>
@@ -11670,7 +11412,6 @@
               <w:bottom w:val="single" w:sz="4" w:space="0" w:color="auto"/>
               <w:right w:val="single" w:sz="4" w:space="0" w:color="auto"/>
             </w:tcBorders>
-            <w:shd w:val="clear" w:color="auto" w:fill="auto"/>
             <w:noWrap/>
           </w:tcPr>
           <w:p>
@@ -11703,7 +11444,6 @@
               <w:left w:val="single" w:sz="4" w:space="0" w:color="auto"/>
               <w:right w:val="single" w:sz="4" w:space="0" w:color="auto"/>
             </w:tcBorders>
-            <w:shd w:val="clear" w:color="auto" w:fill="auto"/>
             <w:noWrap/>
           </w:tcPr>
           <w:p>
@@ -11724,7 +11464,6 @@
               <w:left w:val="single" w:sz="4" w:space="0" w:color="auto"/>
               <w:right w:val="single" w:sz="4" w:space="0" w:color="auto"/>
             </w:tcBorders>
-            <w:shd w:val="clear" w:color="auto" w:fill="auto"/>
             <w:noWrap/>
           </w:tcPr>
           <w:p>
@@ -11746,7 +11485,6 @@
               <w:bottom w:val="single" w:sz="4" w:space="0" w:color="auto"/>
               <w:right w:val="single" w:sz="4" w:space="0" w:color="auto"/>
             </w:tcBorders>
-            <w:shd w:val="clear" w:color="auto" w:fill="auto"/>
             <w:noWrap/>
           </w:tcPr>
           <w:p>
@@ -11775,7 +11513,6 @@
               <w:bottom w:val="single" w:sz="4" w:space="0" w:color="auto"/>
               <w:right w:val="single" w:sz="4" w:space="0" w:color="auto"/>
             </w:tcBorders>
-            <w:shd w:val="clear" w:color="auto" w:fill="auto"/>
             <w:noWrap/>
           </w:tcPr>
           <w:p>
@@ -11804,7 +11541,6 @@
               <w:bottom w:val="single" w:sz="4" w:space="0" w:color="auto"/>
               <w:right w:val="single" w:sz="4" w:space="0" w:color="auto"/>
             </w:tcBorders>
-            <w:shd w:val="clear" w:color="auto" w:fill="auto"/>
             <w:noWrap/>
           </w:tcPr>
           <w:p>
@@ -11833,7 +11569,6 @@
               <w:bottom w:val="single" w:sz="4" w:space="0" w:color="auto"/>
               <w:right w:val="single" w:sz="4" w:space="0" w:color="auto"/>
             </w:tcBorders>
-            <w:shd w:val="clear" w:color="auto" w:fill="auto"/>
             <w:noWrap/>
           </w:tcPr>
           <w:p>
@@ -11866,7 +11601,6 @@
               <w:left w:val="single" w:sz="4" w:space="0" w:color="auto"/>
               <w:right w:val="single" w:sz="4" w:space="0" w:color="auto"/>
             </w:tcBorders>
-            <w:shd w:val="clear" w:color="auto" w:fill="auto"/>
             <w:noWrap/>
           </w:tcPr>
           <w:p>
@@ -11887,7 +11621,6 @@
               <w:left w:val="single" w:sz="4" w:space="0" w:color="auto"/>
               <w:right w:val="single" w:sz="4" w:space="0" w:color="auto"/>
             </w:tcBorders>
-            <w:shd w:val="clear" w:color="auto" w:fill="auto"/>
             <w:noWrap/>
           </w:tcPr>
           <w:p>
@@ -11909,7 +11642,6 @@
               <w:bottom w:val="single" w:sz="4" w:space="0" w:color="auto"/>
               <w:right w:val="single" w:sz="4" w:space="0" w:color="auto"/>
             </w:tcBorders>
-            <w:shd w:val="clear" w:color="auto" w:fill="auto"/>
             <w:noWrap/>
           </w:tcPr>
           <w:p>
@@ -11938,7 +11670,6 @@
               <w:bottom w:val="single" w:sz="4" w:space="0" w:color="auto"/>
               <w:right w:val="single" w:sz="4" w:space="0" w:color="auto"/>
             </w:tcBorders>
-            <w:shd w:val="clear" w:color="auto" w:fill="auto"/>
             <w:noWrap/>
           </w:tcPr>
           <w:p>
@@ -11967,7 +11698,6 @@
               <w:bottom w:val="single" w:sz="4" w:space="0" w:color="auto"/>
               <w:right w:val="single" w:sz="4" w:space="0" w:color="auto"/>
             </w:tcBorders>
-            <w:shd w:val="clear" w:color="auto" w:fill="auto"/>
             <w:noWrap/>
           </w:tcPr>
           <w:p>
@@ -11996,7 +11726,6 @@
               <w:bottom w:val="single" w:sz="4" w:space="0" w:color="auto"/>
               <w:right w:val="single" w:sz="4" w:space="0" w:color="auto"/>
             </w:tcBorders>
-            <w:shd w:val="clear" w:color="auto" w:fill="auto"/>
             <w:noWrap/>
           </w:tcPr>
           <w:p>
@@ -12029,7 +11758,6 @@
               <w:left w:val="single" w:sz="4" w:space="0" w:color="auto"/>
               <w:right w:val="single" w:sz="4" w:space="0" w:color="auto"/>
             </w:tcBorders>
-            <w:shd w:val="clear" w:color="auto" w:fill="auto"/>
             <w:noWrap/>
           </w:tcPr>
           <w:p>
@@ -12050,7 +11778,6 @@
               <w:left w:val="single" w:sz="4" w:space="0" w:color="auto"/>
               <w:right w:val="single" w:sz="4" w:space="0" w:color="auto"/>
             </w:tcBorders>
-            <w:shd w:val="clear" w:color="auto" w:fill="auto"/>
             <w:noWrap/>
           </w:tcPr>
           <w:p>
@@ -12072,7 +11799,6 @@
               <w:bottom w:val="single" w:sz="4" w:space="0" w:color="auto"/>
               <w:right w:val="single" w:sz="4" w:space="0" w:color="auto"/>
             </w:tcBorders>
-            <w:shd w:val="clear" w:color="auto" w:fill="auto"/>
             <w:noWrap/>
           </w:tcPr>
           <w:p>
@@ -12101,7 +11827,6 @@
               <w:bottom w:val="single" w:sz="4" w:space="0" w:color="auto"/>
               <w:right w:val="single" w:sz="4" w:space="0" w:color="auto"/>
             </w:tcBorders>
-            <w:shd w:val="clear" w:color="auto" w:fill="auto"/>
             <w:noWrap/>
           </w:tcPr>
           <w:p>
@@ -12130,7 +11855,6 @@
               <w:bottom w:val="single" w:sz="4" w:space="0" w:color="auto"/>
               <w:right w:val="single" w:sz="4" w:space="0" w:color="auto"/>
             </w:tcBorders>
-            <w:shd w:val="clear" w:color="auto" w:fill="auto"/>
             <w:noWrap/>
           </w:tcPr>
           <w:p>
@@ -12159,7 +11883,6 @@
               <w:bottom w:val="single" w:sz="4" w:space="0" w:color="auto"/>
               <w:right w:val="single" w:sz="4" w:space="0" w:color="auto"/>
             </w:tcBorders>
-            <w:shd w:val="clear" w:color="auto" w:fill="auto"/>
             <w:noWrap/>
           </w:tcPr>
           <w:p>
@@ -12192,7 +11915,6 @@
               <w:left w:val="single" w:sz="4" w:space="0" w:color="auto"/>
               <w:right w:val="single" w:sz="4" w:space="0" w:color="auto"/>
             </w:tcBorders>
-            <w:shd w:val="clear" w:color="auto" w:fill="auto"/>
             <w:noWrap/>
           </w:tcPr>
           <w:p>
@@ -12213,7 +11935,6 @@
               <w:left w:val="single" w:sz="4" w:space="0" w:color="auto"/>
               <w:right w:val="single" w:sz="4" w:space="0" w:color="auto"/>
             </w:tcBorders>
-            <w:shd w:val="clear" w:color="auto" w:fill="auto"/>
             <w:noWrap/>
           </w:tcPr>
           <w:p>
@@ -12235,7 +11956,6 @@
               <w:bottom w:val="single" w:sz="4" w:space="0" w:color="auto"/>
               <w:right w:val="single" w:sz="4" w:space="0" w:color="auto"/>
             </w:tcBorders>
-            <w:shd w:val="clear" w:color="auto" w:fill="auto"/>
             <w:noWrap/>
           </w:tcPr>
           <w:p>
@@ -12264,7 +11984,6 @@
               <w:bottom w:val="single" w:sz="4" w:space="0" w:color="auto"/>
               <w:right w:val="single" w:sz="4" w:space="0" w:color="auto"/>
             </w:tcBorders>
-            <w:shd w:val="clear" w:color="auto" w:fill="auto"/>
             <w:noWrap/>
           </w:tcPr>
           <w:p>
@@ -12293,7 +12012,6 @@
               <w:bottom w:val="single" w:sz="4" w:space="0" w:color="auto"/>
               <w:right w:val="single" w:sz="4" w:space="0" w:color="auto"/>
             </w:tcBorders>
-            <w:shd w:val="clear" w:color="auto" w:fill="auto"/>
             <w:noWrap/>
           </w:tcPr>
           <w:p>
@@ -12322,7 +12040,6 @@
               <w:bottom w:val="single" w:sz="4" w:space="0" w:color="auto"/>
               <w:right w:val="single" w:sz="4" w:space="0" w:color="auto"/>
             </w:tcBorders>
-            <w:shd w:val="clear" w:color="auto" w:fill="auto"/>
             <w:noWrap/>
           </w:tcPr>
           <w:p>
@@ -12355,7 +12072,6 @@
               <w:left w:val="single" w:sz="4" w:space="0" w:color="auto"/>
               <w:right w:val="single" w:sz="4" w:space="0" w:color="auto"/>
             </w:tcBorders>
-            <w:shd w:val="clear" w:color="auto" w:fill="auto"/>
             <w:noWrap/>
           </w:tcPr>
           <w:p>
@@ -12376,7 +12092,6 @@
               <w:left w:val="single" w:sz="4" w:space="0" w:color="auto"/>
               <w:right w:val="single" w:sz="4" w:space="0" w:color="auto"/>
             </w:tcBorders>
-            <w:shd w:val="clear" w:color="auto" w:fill="auto"/>
             <w:noWrap/>
           </w:tcPr>
           <w:p>
@@ -12398,7 +12113,6 @@
               <w:bottom w:val="single" w:sz="4" w:space="0" w:color="auto"/>
               <w:right w:val="single" w:sz="4" w:space="0" w:color="auto"/>
             </w:tcBorders>
-            <w:shd w:val="clear" w:color="auto" w:fill="auto"/>
             <w:noWrap/>
           </w:tcPr>
           <w:p>
@@ -12427,7 +12141,6 @@
               <w:bottom w:val="single" w:sz="4" w:space="0" w:color="auto"/>
               <w:right w:val="single" w:sz="4" w:space="0" w:color="auto"/>
             </w:tcBorders>
-            <w:shd w:val="clear" w:color="auto" w:fill="auto"/>
             <w:noWrap/>
           </w:tcPr>
           <w:p>
@@ -12456,7 +12169,6 @@
               <w:bottom w:val="single" w:sz="4" w:space="0" w:color="auto"/>
               <w:right w:val="single" w:sz="4" w:space="0" w:color="auto"/>
             </w:tcBorders>
-            <w:shd w:val="clear" w:color="auto" w:fill="auto"/>
             <w:noWrap/>
           </w:tcPr>
           <w:p>
@@ -12485,7 +12197,6 @@
               <w:bottom w:val="single" w:sz="4" w:space="0" w:color="auto"/>
               <w:right w:val="single" w:sz="4" w:space="0" w:color="auto"/>
             </w:tcBorders>
-            <w:shd w:val="clear" w:color="auto" w:fill="auto"/>
             <w:noWrap/>
           </w:tcPr>
           <w:p>
@@ -12518,7 +12229,6 @@
               <w:left w:val="single" w:sz="4" w:space="0" w:color="auto"/>
               <w:right w:val="single" w:sz="4" w:space="0" w:color="auto"/>
             </w:tcBorders>
-            <w:shd w:val="clear" w:color="auto" w:fill="auto"/>
             <w:noWrap/>
           </w:tcPr>
           <w:p>
@@ -12539,7 +12249,6 @@
               <w:left w:val="single" w:sz="4" w:space="0" w:color="auto"/>
               <w:right w:val="single" w:sz="4" w:space="0" w:color="auto"/>
             </w:tcBorders>
-            <w:shd w:val="clear" w:color="auto" w:fill="auto"/>
             <w:noWrap/>
           </w:tcPr>
           <w:p>
@@ -12561,7 +12270,6 @@
               <w:bottom w:val="single" w:sz="4" w:space="0" w:color="auto"/>
               <w:right w:val="single" w:sz="4" w:space="0" w:color="auto"/>
             </w:tcBorders>
-            <w:shd w:val="clear" w:color="auto" w:fill="auto"/>
             <w:noWrap/>
           </w:tcPr>
           <w:p>
@@ -12590,7 +12298,6 @@
               <w:bottom w:val="single" w:sz="4" w:space="0" w:color="auto"/>
               <w:right w:val="single" w:sz="4" w:space="0" w:color="auto"/>
             </w:tcBorders>
-            <w:shd w:val="clear" w:color="auto" w:fill="auto"/>
             <w:noWrap/>
           </w:tcPr>
           <w:p>
@@ -12619,7 +12326,6 @@
               <w:bottom w:val="single" w:sz="4" w:space="0" w:color="auto"/>
               <w:right w:val="single" w:sz="4" w:space="0" w:color="auto"/>
             </w:tcBorders>
-            <w:shd w:val="clear" w:color="auto" w:fill="auto"/>
             <w:noWrap/>
           </w:tcPr>
           <w:p>
@@ -12648,7 +12354,6 @@
               <w:bottom w:val="single" w:sz="4" w:space="0" w:color="auto"/>
               <w:right w:val="single" w:sz="4" w:space="0" w:color="auto"/>
             </w:tcBorders>
-            <w:shd w:val="clear" w:color="auto" w:fill="auto"/>
             <w:noWrap/>
           </w:tcPr>
           <w:p>
@@ -12681,7 +12386,6 @@
               <w:left w:val="single" w:sz="4" w:space="0" w:color="auto"/>
               <w:right w:val="single" w:sz="4" w:space="0" w:color="auto"/>
             </w:tcBorders>
-            <w:shd w:val="clear" w:color="auto" w:fill="auto"/>
             <w:noWrap/>
           </w:tcPr>
           <w:p>
@@ -12702,7 +12406,6 @@
               <w:left w:val="single" w:sz="4" w:space="0" w:color="auto"/>
               <w:right w:val="single" w:sz="4" w:space="0" w:color="auto"/>
             </w:tcBorders>
-            <w:shd w:val="clear" w:color="auto" w:fill="auto"/>
             <w:noWrap/>
           </w:tcPr>
           <w:p>
@@ -12724,7 +12427,6 @@
               <w:bottom w:val="single" w:sz="4" w:space="0" w:color="auto"/>
               <w:right w:val="single" w:sz="4" w:space="0" w:color="auto"/>
             </w:tcBorders>
-            <w:shd w:val="clear" w:color="auto" w:fill="auto"/>
             <w:noWrap/>
           </w:tcPr>
           <w:p>
@@ -12753,7 +12455,6 @@
               <w:bottom w:val="single" w:sz="4" w:space="0" w:color="auto"/>
               <w:right w:val="single" w:sz="4" w:space="0" w:color="auto"/>
             </w:tcBorders>
-            <w:shd w:val="clear" w:color="auto" w:fill="auto"/>
             <w:noWrap/>
           </w:tcPr>
           <w:p>
@@ -12782,7 +12483,6 @@
               <w:bottom w:val="single" w:sz="4" w:space="0" w:color="auto"/>
               <w:right w:val="single" w:sz="4" w:space="0" w:color="auto"/>
             </w:tcBorders>
-            <w:shd w:val="clear" w:color="auto" w:fill="auto"/>
             <w:noWrap/>
           </w:tcPr>
           <w:p>
@@ -12811,7 +12511,6 @@
               <w:bottom w:val="single" w:sz="4" w:space="0" w:color="auto"/>
               <w:right w:val="single" w:sz="4" w:space="0" w:color="auto"/>
             </w:tcBorders>
-            <w:shd w:val="clear" w:color="auto" w:fill="auto"/>
             <w:noWrap/>
           </w:tcPr>
           <w:p>
@@ -12845,7 +12544,6 @@
               <w:bottom w:val="single" w:sz="4" w:space="0" w:color="auto"/>
               <w:right w:val="single" w:sz="4" w:space="0" w:color="auto"/>
             </w:tcBorders>
-            <w:shd w:val="clear" w:color="auto" w:fill="auto"/>
             <w:noWrap/>
           </w:tcPr>
           <w:p>
@@ -12867,7 +12565,6 @@
               <w:bottom w:val="single" w:sz="4" w:space="0" w:color="auto"/>
               <w:right w:val="single" w:sz="4" w:space="0" w:color="auto"/>
             </w:tcBorders>
-            <w:shd w:val="clear" w:color="auto" w:fill="auto"/>
             <w:noWrap/>
           </w:tcPr>
           <w:p>
@@ -12889,7 +12586,6 @@
               <w:bottom w:val="single" w:sz="4" w:space="0" w:color="auto"/>
               <w:right w:val="single" w:sz="4" w:space="0" w:color="auto"/>
             </w:tcBorders>
-            <w:shd w:val="clear" w:color="auto" w:fill="auto"/>
             <w:noWrap/>
           </w:tcPr>
           <w:p>
@@ -12918,7 +12614,6 @@
               <w:bottom w:val="single" w:sz="4" w:space="0" w:color="auto"/>
               <w:right w:val="single" w:sz="4" w:space="0" w:color="auto"/>
             </w:tcBorders>
-            <w:shd w:val="clear" w:color="auto" w:fill="auto"/>
             <w:noWrap/>
           </w:tcPr>
           <w:p>
@@ -12947,7 +12642,6 @@
               <w:bottom w:val="single" w:sz="4" w:space="0" w:color="auto"/>
               <w:right w:val="single" w:sz="4" w:space="0" w:color="auto"/>
             </w:tcBorders>
-            <w:shd w:val="clear" w:color="auto" w:fill="auto"/>
             <w:noWrap/>
           </w:tcPr>
           <w:p>
@@ -12976,7 +12670,6 @@
               <w:bottom w:val="single" w:sz="4" w:space="0" w:color="auto"/>
               <w:right w:val="single" w:sz="4" w:space="0" w:color="auto"/>
             </w:tcBorders>
-            <w:shd w:val="clear" w:color="auto" w:fill="auto"/>
             <w:noWrap/>
           </w:tcPr>
           <w:p>
@@ -13207,7 +12900,6 @@
           <w:tcPr>
             <w:tcW w:w="1003" w:type="dxa"/>
             <w:vMerge w:val="restart"/>
-            <w:shd w:val="clear" w:color="auto" w:fill="auto"/>
             <w:noWrap/>
           </w:tcPr>
           <w:p>
@@ -13231,7 +12923,6 @@
           <w:tcPr>
             <w:tcW w:w="1710" w:type="dxa"/>
             <w:vMerge w:val="restart"/>
-            <w:shd w:val="clear" w:color="auto" w:fill="auto"/>
             <w:noWrap/>
           </w:tcPr>
           <w:p>
@@ -13254,7 +12945,6 @@
         <w:tc>
           <w:tcPr>
             <w:tcW w:w="1080" w:type="dxa"/>
-            <w:shd w:val="clear" w:color="auto" w:fill="auto"/>
             <w:noWrap/>
           </w:tcPr>
           <w:p>
@@ -13422,7 +13112,6 @@
           <w:tcPr>
             <w:tcW w:w="1003" w:type="dxa"/>
             <w:vMerge/>
-            <w:shd w:val="clear" w:color="auto" w:fill="auto"/>
             <w:noWrap/>
           </w:tcPr>
           <w:p>
@@ -13439,7 +13128,6 @@
           <w:tcPr>
             <w:tcW w:w="1710" w:type="dxa"/>
             <w:vMerge/>
-            <w:shd w:val="clear" w:color="auto" w:fill="auto"/>
             <w:noWrap/>
           </w:tcPr>
           <w:p>
@@ -13455,7 +13143,6 @@
         <w:tc>
           <w:tcPr>
             <w:tcW w:w="1080" w:type="dxa"/>
-            <w:shd w:val="clear" w:color="auto" w:fill="auto"/>
             <w:noWrap/>
           </w:tcPr>
           <w:p>
@@ -13641,7 +13328,6 @@
           <w:tcPr>
             <w:tcW w:w="1003" w:type="dxa"/>
             <w:vMerge/>
-            <w:shd w:val="clear" w:color="auto" w:fill="auto"/>
             <w:noWrap/>
           </w:tcPr>
           <w:p>
@@ -13658,7 +13344,6 @@
           <w:tcPr>
             <w:tcW w:w="1710" w:type="dxa"/>
             <w:vMerge/>
-            <w:shd w:val="clear" w:color="auto" w:fill="auto"/>
             <w:noWrap/>
           </w:tcPr>
           <w:p>
@@ -13674,7 +13359,6 @@
         <w:tc>
           <w:tcPr>
             <w:tcW w:w="1080" w:type="dxa"/>
-            <w:shd w:val="clear" w:color="auto" w:fill="auto"/>
             <w:noWrap/>
           </w:tcPr>
           <w:p>
@@ -13770,7 +13454,6 @@
           <w:tcPr>
             <w:tcW w:w="1003" w:type="dxa"/>
             <w:vMerge w:val="restart"/>
-            <w:shd w:val="clear" w:color="auto" w:fill="auto"/>
             <w:noWrap/>
           </w:tcPr>
           <w:p>
@@ -13830,7 +13513,6 @@
           <w:tcPr>
             <w:tcW w:w="1710" w:type="dxa"/>
             <w:vMerge w:val="restart"/>
-            <w:shd w:val="clear" w:color="auto" w:fill="auto"/>
             <w:noWrap/>
           </w:tcPr>
           <w:p>
@@ -13853,7 +13535,6 @@
         <w:tc>
           <w:tcPr>
             <w:tcW w:w="1080" w:type="dxa"/>
-            <w:shd w:val="clear" w:color="auto" w:fill="auto"/>
             <w:noWrap/>
           </w:tcPr>
           <w:p>
@@ -14021,7 +13702,6 @@
           <w:tcPr>
             <w:tcW w:w="1003" w:type="dxa"/>
             <w:vMerge/>
-            <w:shd w:val="clear" w:color="auto" w:fill="auto"/>
             <w:noWrap/>
           </w:tcPr>
           <w:p>
@@ -14038,7 +13718,6 @@
           <w:tcPr>
             <w:tcW w:w="1710" w:type="dxa"/>
             <w:vMerge/>
-            <w:shd w:val="clear" w:color="auto" w:fill="auto"/>
             <w:noWrap/>
           </w:tcPr>
           <w:p>
@@ -14054,7 +13733,6 @@
         <w:tc>
           <w:tcPr>
             <w:tcW w:w="1080" w:type="dxa"/>
-            <w:shd w:val="clear" w:color="auto" w:fill="auto"/>
             <w:noWrap/>
           </w:tcPr>
           <w:p>
@@ -14256,7 +13934,6 @@
             <w:tcBorders>
               <w:bottom w:val="single" w:sz="4" w:space="0" w:color="auto"/>
             </w:tcBorders>
-            <w:shd w:val="clear" w:color="auto" w:fill="auto"/>
             <w:noWrap/>
           </w:tcPr>
           <w:p>
@@ -14276,7 +13953,6 @@
             <w:tcBorders>
               <w:bottom w:val="single" w:sz="4" w:space="0" w:color="auto"/>
             </w:tcBorders>
-            <w:shd w:val="clear" w:color="auto" w:fill="auto"/>
             <w:noWrap/>
           </w:tcPr>
           <w:p>
@@ -14297,7 +13973,6 @@
               <w:bottom w:val="single" w:sz="4" w:space="0" w:color="auto"/>
               <w:right w:val="single" w:sz="4" w:space="0" w:color="auto"/>
             </w:tcBorders>
-            <w:shd w:val="clear" w:color="auto" w:fill="auto"/>
             <w:noWrap/>
           </w:tcPr>
           <w:p>
@@ -14397,7 +14072,6 @@
               <w:bottom w:val="single" w:sz="4" w:space="0" w:color="auto"/>
               <w:right w:val="single" w:sz="4" w:space="0" w:color="auto"/>
             </w:tcBorders>
-            <w:shd w:val="clear" w:color="auto" w:fill="auto"/>
             <w:noWrap/>
           </w:tcPr>
           <w:p>
@@ -14426,7 +14100,6 @@
               <w:bottom w:val="single" w:sz="4" w:space="0" w:color="auto"/>
               <w:right w:val="single" w:sz="4" w:space="0" w:color="auto"/>
             </w:tcBorders>
-            <w:shd w:val="clear" w:color="auto" w:fill="auto"/>
             <w:noWrap/>
           </w:tcPr>
           <w:p>
@@ -14455,7 +14128,6 @@
               <w:bottom w:val="single" w:sz="4" w:space="0" w:color="auto"/>
               <w:right w:val="single" w:sz="4" w:space="0" w:color="auto"/>
             </w:tcBorders>
-            <w:shd w:val="clear" w:color="auto" w:fill="auto"/>
             <w:noWrap/>
           </w:tcPr>
           <w:p>
@@ -14574,7 +14246,6 @@
               <w:bottom w:val="single" w:sz="4" w:space="0" w:color="auto"/>
               <w:right w:val="single" w:sz="4" w:space="0" w:color="auto"/>
             </w:tcBorders>
-            <w:shd w:val="clear" w:color="auto" w:fill="auto"/>
             <w:noWrap/>
           </w:tcPr>
           <w:p>
@@ -14603,7 +14274,6 @@
               <w:bottom w:val="single" w:sz="4" w:space="0" w:color="auto"/>
               <w:right w:val="single" w:sz="4" w:space="0" w:color="auto"/>
             </w:tcBorders>
-            <w:shd w:val="clear" w:color="auto" w:fill="auto"/>
             <w:noWrap/>
           </w:tcPr>
           <w:p>
@@ -14632,7 +14302,6 @@
               <w:bottom w:val="single" w:sz="4" w:space="0" w:color="auto"/>
               <w:right w:val="single" w:sz="4" w:space="0" w:color="auto"/>
             </w:tcBorders>
-            <w:shd w:val="clear" w:color="auto" w:fill="auto"/>
             <w:noWrap/>
           </w:tcPr>
           <w:p>
@@ -14751,11 +14420,16 @@
       <w:proofErr w:type="spellEnd"/>
     </w:p>
     <w:p>
+      <w:proofErr w:type="gramStart"/>
       <w:r>
         <w:t xml:space="preserve">Remove </w:t>
       </w:r>
       <w:r>
-        <w:t>@CorrelationID.</w:t>
+        <w:t>@</w:t>
+      </w:r>
+      <w:proofErr w:type="gramEnd"/>
+      <w:r>
+        <w:t>CorrelationID.</w:t>
       </w:r>
     </w:p>
     <w:p>
@@ -14845,7 +14519,15 @@
     </w:p>
     <w:p>
       <w:r>
-        <w:t xml:space="preserve">Map values to new elements in </w:t>
+        <w:t xml:space="preserve">Map </w:t>
+      </w:r>
+      <w:proofErr w:type="gramStart"/>
+      <w:r>
+        <w:t>values to</w:t>
+      </w:r>
+      <w:proofErr w:type="gramEnd"/>
+      <w:r>
+        <w:t xml:space="preserve"> new elements in </w:t>
       </w:r>
       <w:proofErr w:type="spellStart"/>
       <w:r>
@@ -14863,11 +14545,16 @@
       <w:r>
         <w:t xml:space="preserve">. </w:t>
       </w:r>
+      <w:proofErr w:type="gramStart"/>
       <w:r>
         <w:t xml:space="preserve">Attach </w:t>
       </w:r>
       <w:r>
-        <w:t xml:space="preserve">@CorrelationID from eExam.08 </w:t>
+        <w:t>@</w:t>
+      </w:r>
+      <w:proofErr w:type="gramEnd"/>
+      <w:r>
+        <w:t xml:space="preserve">CorrelationID from eExam.08 </w:t>
       </w:r>
       <w:r>
         <w:t xml:space="preserve">to </w:t>
@@ -15140,7 +14827,6 @@
         <w:tc>
           <w:tcPr>
             <w:tcW w:w="900" w:type="dxa"/>
-            <w:shd w:val="clear" w:color="auto" w:fill="auto"/>
             <w:noWrap/>
           </w:tcPr>
           <w:p>
@@ -15167,7 +14853,6 @@
         <w:tc>
           <w:tcPr>
             <w:tcW w:w="1080" w:type="dxa"/>
-            <w:shd w:val="clear" w:color="auto" w:fill="auto"/>
           </w:tcPr>
           <w:p>
             <w:pPr>
@@ -15194,7 +14879,6 @@
           <w:tcPr>
             <w:tcW w:w="900" w:type="dxa"/>
             <w:vMerge w:val="restart"/>
-            <w:shd w:val="clear" w:color="auto" w:fill="auto"/>
             <w:noWrap/>
           </w:tcPr>
           <w:p>
@@ -15222,7 +14906,6 @@
           <w:tcPr>
             <w:tcW w:w="2610" w:type="dxa"/>
             <w:vMerge w:val="restart"/>
-            <w:shd w:val="clear" w:color="auto" w:fill="auto"/>
           </w:tcPr>
           <w:p>
             <w:pPr>
@@ -15303,7 +14986,6 @@
         <w:tc>
           <w:tcPr>
             <w:tcW w:w="900" w:type="dxa"/>
-            <w:shd w:val="clear" w:color="auto" w:fill="auto"/>
             <w:noWrap/>
           </w:tcPr>
           <w:p>
@@ -15330,7 +15012,6 @@
         <w:tc>
           <w:tcPr>
             <w:tcW w:w="1080" w:type="dxa"/>
-            <w:shd w:val="clear" w:color="auto" w:fill="auto"/>
           </w:tcPr>
           <w:p>
             <w:pPr>
@@ -15357,7 +15038,6 @@
           <w:tcPr>
             <w:tcW w:w="900" w:type="dxa"/>
             <w:vMerge/>
-            <w:shd w:val="clear" w:color="auto" w:fill="auto"/>
             <w:noWrap/>
           </w:tcPr>
           <w:p>
@@ -15376,7 +15056,6 @@
           <w:tcPr>
             <w:tcW w:w="2610" w:type="dxa"/>
             <w:vMerge/>
-            <w:shd w:val="clear" w:color="auto" w:fill="auto"/>
           </w:tcPr>
           <w:p>
             <w:pPr>
@@ -15466,7 +15145,6 @@
         <w:tc>
           <w:tcPr>
             <w:tcW w:w="900" w:type="dxa"/>
-            <w:shd w:val="clear" w:color="auto" w:fill="auto"/>
             <w:noWrap/>
           </w:tcPr>
           <w:p>
@@ -15493,7 +15171,6 @@
         <w:tc>
           <w:tcPr>
             <w:tcW w:w="1080" w:type="dxa"/>
-            <w:shd w:val="clear" w:color="auto" w:fill="auto"/>
           </w:tcPr>
           <w:p>
             <w:pPr>
@@ -15520,7 +15197,6 @@
           <w:tcPr>
             <w:tcW w:w="900" w:type="dxa"/>
             <w:vMerge w:val="restart"/>
-            <w:shd w:val="clear" w:color="auto" w:fill="auto"/>
             <w:noWrap/>
           </w:tcPr>
           <w:p>
@@ -15548,7 +15224,6 @@
           <w:tcPr>
             <w:tcW w:w="2610" w:type="dxa"/>
             <w:vMerge w:val="restart"/>
-            <w:shd w:val="clear" w:color="auto" w:fill="auto"/>
           </w:tcPr>
           <w:p>
             <w:pPr>
@@ -15647,7 +15322,6 @@
         <w:tc>
           <w:tcPr>
             <w:tcW w:w="900" w:type="dxa"/>
-            <w:shd w:val="clear" w:color="auto" w:fill="auto"/>
             <w:noWrap/>
           </w:tcPr>
           <w:p>
@@ -15674,7 +15348,6 @@
         <w:tc>
           <w:tcPr>
             <w:tcW w:w="1080" w:type="dxa"/>
-            <w:shd w:val="clear" w:color="auto" w:fill="auto"/>
           </w:tcPr>
           <w:p>
             <w:pPr>
@@ -15701,7 +15374,6 @@
           <w:tcPr>
             <w:tcW w:w="900" w:type="dxa"/>
             <w:vMerge/>
-            <w:shd w:val="clear" w:color="auto" w:fill="auto"/>
             <w:noWrap/>
           </w:tcPr>
           <w:p>
@@ -15720,7 +15392,6 @@
           <w:tcPr>
             <w:tcW w:w="2610" w:type="dxa"/>
             <w:vMerge/>
-            <w:shd w:val="clear" w:color="auto" w:fill="auto"/>
           </w:tcPr>
           <w:p>
             <w:pPr>
@@ -15792,7 +15463,6 @@
         <w:tc>
           <w:tcPr>
             <w:tcW w:w="900" w:type="dxa"/>
-            <w:shd w:val="clear" w:color="auto" w:fill="auto"/>
             <w:noWrap/>
           </w:tcPr>
           <w:p>
@@ -15819,7 +15489,6 @@
         <w:tc>
           <w:tcPr>
             <w:tcW w:w="1080" w:type="dxa"/>
-            <w:shd w:val="clear" w:color="auto" w:fill="auto"/>
           </w:tcPr>
           <w:p>
             <w:pPr>
@@ -15845,7 +15514,6 @@
         <w:tc>
           <w:tcPr>
             <w:tcW w:w="900" w:type="dxa"/>
-            <w:shd w:val="clear" w:color="auto" w:fill="auto"/>
             <w:noWrap/>
           </w:tcPr>
           <w:p>
@@ -15872,7 +15540,6 @@
         <w:tc>
           <w:tcPr>
             <w:tcW w:w="2610" w:type="dxa"/>
-            <w:shd w:val="clear" w:color="auto" w:fill="auto"/>
           </w:tcPr>
           <w:p>
             <w:pPr>
@@ -15953,7 +15620,6 @@
         <w:tc>
           <w:tcPr>
             <w:tcW w:w="900" w:type="dxa"/>
-            <w:shd w:val="clear" w:color="auto" w:fill="auto"/>
             <w:noWrap/>
           </w:tcPr>
           <w:p>
@@ -15980,7 +15646,6 @@
         <w:tc>
           <w:tcPr>
             <w:tcW w:w="1080" w:type="dxa"/>
-            <w:shd w:val="clear" w:color="auto" w:fill="auto"/>
           </w:tcPr>
           <w:p>
             <w:pPr>
@@ -16007,7 +15672,6 @@
           <w:tcPr>
             <w:tcW w:w="900" w:type="dxa"/>
             <w:vMerge w:val="restart"/>
-            <w:shd w:val="clear" w:color="auto" w:fill="auto"/>
             <w:noWrap/>
           </w:tcPr>
           <w:p>
@@ -16035,7 +15699,6 @@
           <w:tcPr>
             <w:tcW w:w="2610" w:type="dxa"/>
             <w:vMerge w:val="restart"/>
-            <w:shd w:val="clear" w:color="auto" w:fill="auto"/>
           </w:tcPr>
           <w:p>
             <w:pPr>
@@ -16116,7 +15779,6 @@
         <w:tc>
           <w:tcPr>
             <w:tcW w:w="900" w:type="dxa"/>
-            <w:shd w:val="clear" w:color="auto" w:fill="auto"/>
             <w:noWrap/>
           </w:tcPr>
           <w:p>
@@ -16143,7 +15805,6 @@
         <w:tc>
           <w:tcPr>
             <w:tcW w:w="1080" w:type="dxa"/>
-            <w:shd w:val="clear" w:color="auto" w:fill="auto"/>
           </w:tcPr>
           <w:p>
             <w:pPr>
@@ -16170,7 +15831,6 @@
           <w:tcPr>
             <w:tcW w:w="900" w:type="dxa"/>
             <w:vMerge/>
-            <w:shd w:val="clear" w:color="auto" w:fill="auto"/>
             <w:noWrap/>
           </w:tcPr>
           <w:p>
@@ -16189,7 +15849,6 @@
           <w:tcPr>
             <w:tcW w:w="2610" w:type="dxa"/>
             <w:vMerge/>
-            <w:shd w:val="clear" w:color="auto" w:fill="auto"/>
           </w:tcPr>
           <w:p>
             <w:pPr>
@@ -16261,7 +15920,6 @@
         <w:tc>
           <w:tcPr>
             <w:tcW w:w="900" w:type="dxa"/>
-            <w:shd w:val="clear" w:color="auto" w:fill="auto"/>
             <w:noWrap/>
           </w:tcPr>
           <w:p>
@@ -16279,7 +15937,6 @@
         <w:tc>
           <w:tcPr>
             <w:tcW w:w="1080" w:type="dxa"/>
-            <w:shd w:val="clear" w:color="auto" w:fill="auto"/>
           </w:tcPr>
           <w:p>
             <w:pPr>
@@ -16296,7 +15953,6 @@
         <w:tc>
           <w:tcPr>
             <w:tcW w:w="900" w:type="dxa"/>
-            <w:shd w:val="clear" w:color="auto" w:fill="auto"/>
             <w:noWrap/>
           </w:tcPr>
           <w:p>
@@ -16323,7 +15979,6 @@
         <w:tc>
           <w:tcPr>
             <w:tcW w:w="2610" w:type="dxa"/>
-            <w:shd w:val="clear" w:color="auto" w:fill="auto"/>
           </w:tcPr>
           <w:p>
             <w:pPr>
@@ -16404,7 +16059,6 @@
         <w:tc>
           <w:tcPr>
             <w:tcW w:w="900" w:type="dxa"/>
-            <w:shd w:val="clear" w:color="auto" w:fill="auto"/>
             <w:noWrap/>
           </w:tcPr>
           <w:p>
@@ -16422,7 +16076,6 @@
         <w:tc>
           <w:tcPr>
             <w:tcW w:w="1080" w:type="dxa"/>
-            <w:shd w:val="clear" w:color="auto" w:fill="auto"/>
           </w:tcPr>
           <w:p>
             <w:pPr>
@@ -16439,7 +16092,6 @@
         <w:tc>
           <w:tcPr>
             <w:tcW w:w="900" w:type="dxa"/>
-            <w:shd w:val="clear" w:color="auto" w:fill="auto"/>
             <w:noWrap/>
           </w:tcPr>
           <w:p>
@@ -16466,7 +16118,6 @@
         <w:tc>
           <w:tcPr>
             <w:tcW w:w="2610" w:type="dxa"/>
-            <w:shd w:val="clear" w:color="auto" w:fill="auto"/>
           </w:tcPr>
           <w:p>
             <w:pPr>
@@ -16547,7 +16198,6 @@
         <w:tc>
           <w:tcPr>
             <w:tcW w:w="900" w:type="dxa"/>
-            <w:shd w:val="clear" w:color="auto" w:fill="auto"/>
             <w:noWrap/>
           </w:tcPr>
           <w:p>
@@ -16565,7 +16215,6 @@
         <w:tc>
           <w:tcPr>
             <w:tcW w:w="1080" w:type="dxa"/>
-            <w:shd w:val="clear" w:color="auto" w:fill="auto"/>
           </w:tcPr>
           <w:p>
             <w:pPr>
@@ -16582,7 +16231,6 @@
         <w:tc>
           <w:tcPr>
             <w:tcW w:w="900" w:type="dxa"/>
-            <w:shd w:val="clear" w:color="auto" w:fill="auto"/>
             <w:noWrap/>
           </w:tcPr>
           <w:p>
@@ -16609,7 +16257,6 @@
         <w:tc>
           <w:tcPr>
             <w:tcW w:w="2610" w:type="dxa"/>
-            <w:shd w:val="clear" w:color="auto" w:fill="auto"/>
           </w:tcPr>
           <w:p>
             <w:pPr>
@@ -16690,7 +16337,6 @@
         <w:tc>
           <w:tcPr>
             <w:tcW w:w="900" w:type="dxa"/>
-            <w:shd w:val="clear" w:color="auto" w:fill="auto"/>
             <w:noWrap/>
           </w:tcPr>
           <w:p>
@@ -16708,7 +16354,6 @@
         <w:tc>
           <w:tcPr>
             <w:tcW w:w="1080" w:type="dxa"/>
-            <w:shd w:val="clear" w:color="auto" w:fill="auto"/>
           </w:tcPr>
           <w:p>
             <w:pPr>
@@ -16725,7 +16370,6 @@
         <w:tc>
           <w:tcPr>
             <w:tcW w:w="900" w:type="dxa"/>
-            <w:shd w:val="clear" w:color="auto" w:fill="auto"/>
             <w:noWrap/>
           </w:tcPr>
           <w:p>
@@ -16752,7 +16396,6 @@
         <w:tc>
           <w:tcPr>
             <w:tcW w:w="2610" w:type="dxa"/>
-            <w:shd w:val="clear" w:color="auto" w:fill="auto"/>
           </w:tcPr>
           <w:p>
             <w:pPr>
@@ -16833,7 +16476,6 @@
         <w:tc>
           <w:tcPr>
             <w:tcW w:w="900" w:type="dxa"/>
-            <w:shd w:val="clear" w:color="auto" w:fill="auto"/>
             <w:noWrap/>
           </w:tcPr>
           <w:p>
@@ -16851,7 +16493,6 @@
         <w:tc>
           <w:tcPr>
             <w:tcW w:w="1080" w:type="dxa"/>
-            <w:shd w:val="clear" w:color="auto" w:fill="auto"/>
           </w:tcPr>
           <w:p>
             <w:pPr>
@@ -16868,7 +16509,6 @@
         <w:tc>
           <w:tcPr>
             <w:tcW w:w="900" w:type="dxa"/>
-            <w:shd w:val="clear" w:color="auto" w:fill="auto"/>
             <w:noWrap/>
           </w:tcPr>
           <w:p>
@@ -16895,7 +16535,6 @@
         <w:tc>
           <w:tcPr>
             <w:tcW w:w="2610" w:type="dxa"/>
-            <w:shd w:val="clear" w:color="auto" w:fill="auto"/>
           </w:tcPr>
           <w:p>
             <w:pPr>
@@ -16976,7 +16615,6 @@
         <w:tc>
           <w:tcPr>
             <w:tcW w:w="900" w:type="dxa"/>
-            <w:shd w:val="clear" w:color="auto" w:fill="auto"/>
             <w:noWrap/>
           </w:tcPr>
           <w:p>
@@ -17003,7 +16641,6 @@
         <w:tc>
           <w:tcPr>
             <w:tcW w:w="1080" w:type="dxa"/>
-            <w:shd w:val="clear" w:color="auto" w:fill="auto"/>
           </w:tcPr>
           <w:p>
             <w:pPr>
@@ -17030,7 +16667,6 @@
           <w:tcPr>
             <w:tcW w:w="900" w:type="dxa"/>
             <w:vMerge w:val="restart"/>
-            <w:shd w:val="clear" w:color="auto" w:fill="auto"/>
             <w:noWrap/>
           </w:tcPr>
           <w:p>
@@ -17058,7 +16694,6 @@
           <w:tcPr>
             <w:tcW w:w="2610" w:type="dxa"/>
             <w:vMerge w:val="restart"/>
-            <w:shd w:val="clear" w:color="auto" w:fill="auto"/>
           </w:tcPr>
           <w:p>
             <w:pPr>
@@ -17139,7 +16774,6 @@
         <w:tc>
           <w:tcPr>
             <w:tcW w:w="900" w:type="dxa"/>
-            <w:shd w:val="clear" w:color="auto" w:fill="auto"/>
             <w:noWrap/>
           </w:tcPr>
           <w:p>
@@ -17166,7 +16800,6 @@
         <w:tc>
           <w:tcPr>
             <w:tcW w:w="1080" w:type="dxa"/>
-            <w:shd w:val="clear" w:color="auto" w:fill="auto"/>
           </w:tcPr>
           <w:p>
             <w:pPr>
@@ -17193,7 +16826,6 @@
           <w:tcPr>
             <w:tcW w:w="900" w:type="dxa"/>
             <w:vMerge/>
-            <w:shd w:val="clear" w:color="auto" w:fill="auto"/>
             <w:noWrap/>
           </w:tcPr>
           <w:p>
@@ -17212,7 +16844,6 @@
           <w:tcPr>
             <w:tcW w:w="2610" w:type="dxa"/>
             <w:vMerge/>
-            <w:shd w:val="clear" w:color="auto" w:fill="auto"/>
           </w:tcPr>
           <w:p>
             <w:pPr>
@@ -17285,7 +16916,6 @@
         <w:tc>
           <w:tcPr>
             <w:tcW w:w="900" w:type="dxa"/>
-            <w:shd w:val="clear" w:color="auto" w:fill="auto"/>
             <w:noWrap/>
           </w:tcPr>
           <w:p>
@@ -17312,7 +16942,6 @@
         <w:tc>
           <w:tcPr>
             <w:tcW w:w="1080" w:type="dxa"/>
-            <w:shd w:val="clear" w:color="auto" w:fill="auto"/>
           </w:tcPr>
           <w:p>
             <w:pPr>
@@ -17339,7 +16968,6 @@
           <w:tcPr>
             <w:tcW w:w="900" w:type="dxa"/>
             <w:vMerge w:val="restart"/>
-            <w:shd w:val="clear" w:color="auto" w:fill="auto"/>
             <w:noWrap/>
           </w:tcPr>
           <w:p>
@@ -17367,7 +16995,6 @@
           <w:tcPr>
             <w:tcW w:w="2610" w:type="dxa"/>
             <w:vMerge w:val="restart"/>
-            <w:shd w:val="clear" w:color="auto" w:fill="auto"/>
           </w:tcPr>
           <w:p>
             <w:pPr>
@@ -17448,7 +17075,6 @@
         <w:tc>
           <w:tcPr>
             <w:tcW w:w="900" w:type="dxa"/>
-            <w:shd w:val="clear" w:color="auto" w:fill="auto"/>
             <w:noWrap/>
           </w:tcPr>
           <w:p>
@@ -17475,7 +17101,6 @@
         <w:tc>
           <w:tcPr>
             <w:tcW w:w="1080" w:type="dxa"/>
-            <w:shd w:val="clear" w:color="auto" w:fill="auto"/>
           </w:tcPr>
           <w:p>
             <w:pPr>
@@ -17502,7 +17127,6 @@
           <w:tcPr>
             <w:tcW w:w="900" w:type="dxa"/>
             <w:vMerge/>
-            <w:shd w:val="clear" w:color="auto" w:fill="auto"/>
             <w:noWrap/>
           </w:tcPr>
           <w:p>
@@ -17521,7 +17145,6 @@
           <w:tcPr>
             <w:tcW w:w="2610" w:type="dxa"/>
             <w:vMerge/>
-            <w:shd w:val="clear" w:color="auto" w:fill="auto"/>
           </w:tcPr>
           <w:p>
             <w:pPr>
@@ -17593,7 +17216,6 @@
         <w:tc>
           <w:tcPr>
             <w:tcW w:w="900" w:type="dxa"/>
-            <w:shd w:val="clear" w:color="auto" w:fill="auto"/>
             <w:noWrap/>
           </w:tcPr>
           <w:p>
@@ -17620,7 +17242,6 @@
         <w:tc>
           <w:tcPr>
             <w:tcW w:w="1080" w:type="dxa"/>
-            <w:shd w:val="clear" w:color="auto" w:fill="auto"/>
           </w:tcPr>
           <w:p>
             <w:pPr>
@@ -17647,7 +17268,6 @@
           <w:tcPr>
             <w:tcW w:w="900" w:type="dxa"/>
             <w:vMerge w:val="restart"/>
-            <w:shd w:val="clear" w:color="auto" w:fill="auto"/>
             <w:noWrap/>
           </w:tcPr>
           <w:p>
@@ -17675,7 +17295,6 @@
           <w:tcPr>
             <w:tcW w:w="2610" w:type="dxa"/>
             <w:vMerge w:val="restart"/>
-            <w:shd w:val="clear" w:color="auto" w:fill="auto"/>
           </w:tcPr>
           <w:p>
             <w:pPr>
@@ -17756,7 +17375,6 @@
         <w:tc>
           <w:tcPr>
             <w:tcW w:w="900" w:type="dxa"/>
-            <w:shd w:val="clear" w:color="auto" w:fill="auto"/>
             <w:noWrap/>
           </w:tcPr>
           <w:p>
@@ -17783,7 +17401,6 @@
         <w:tc>
           <w:tcPr>
             <w:tcW w:w="1080" w:type="dxa"/>
-            <w:shd w:val="clear" w:color="auto" w:fill="auto"/>
           </w:tcPr>
           <w:p>
             <w:pPr>
@@ -17810,7 +17427,6 @@
           <w:tcPr>
             <w:tcW w:w="900" w:type="dxa"/>
             <w:vMerge/>
-            <w:shd w:val="clear" w:color="auto" w:fill="auto"/>
             <w:noWrap/>
           </w:tcPr>
           <w:p>
@@ -17829,7 +17445,6 @@
           <w:tcPr>
             <w:tcW w:w="2610" w:type="dxa"/>
             <w:vMerge/>
-            <w:shd w:val="clear" w:color="auto" w:fill="auto"/>
           </w:tcPr>
           <w:p>
             <w:pPr>
@@ -17901,7 +17516,6 @@
         <w:tc>
           <w:tcPr>
             <w:tcW w:w="900" w:type="dxa"/>
-            <w:shd w:val="clear" w:color="auto" w:fill="auto"/>
             <w:noWrap/>
           </w:tcPr>
           <w:p>
@@ -17919,7 +17533,6 @@
         <w:tc>
           <w:tcPr>
             <w:tcW w:w="1080" w:type="dxa"/>
-            <w:shd w:val="clear" w:color="auto" w:fill="auto"/>
           </w:tcPr>
           <w:p>
             <w:pPr>
@@ -17936,7 +17549,6 @@
         <w:tc>
           <w:tcPr>
             <w:tcW w:w="900" w:type="dxa"/>
-            <w:shd w:val="clear" w:color="auto" w:fill="auto"/>
             <w:noWrap/>
           </w:tcPr>
           <w:p>
@@ -17963,7 +17575,6 @@
         <w:tc>
           <w:tcPr>
             <w:tcW w:w="2610" w:type="dxa"/>
-            <w:shd w:val="clear" w:color="auto" w:fill="auto"/>
           </w:tcPr>
           <w:p>
             <w:pPr>
@@ -18044,7 +17655,6 @@
         <w:tc>
           <w:tcPr>
             <w:tcW w:w="900" w:type="dxa"/>
-            <w:shd w:val="clear" w:color="auto" w:fill="auto"/>
             <w:noWrap/>
           </w:tcPr>
           <w:p>
@@ -18071,7 +17681,6 @@
         <w:tc>
           <w:tcPr>
             <w:tcW w:w="1080" w:type="dxa"/>
-            <w:shd w:val="clear" w:color="auto" w:fill="auto"/>
           </w:tcPr>
           <w:p>
             <w:pPr>
@@ -18098,7 +17707,6 @@
           <w:tcPr>
             <w:tcW w:w="900" w:type="dxa"/>
             <w:vMerge w:val="restart"/>
-            <w:shd w:val="clear" w:color="auto" w:fill="auto"/>
             <w:noWrap/>
           </w:tcPr>
           <w:p>
@@ -18126,7 +17734,6 @@
           <w:tcPr>
             <w:tcW w:w="2610" w:type="dxa"/>
             <w:vMerge w:val="restart"/>
-            <w:shd w:val="clear" w:color="auto" w:fill="auto"/>
           </w:tcPr>
           <w:p>
             <w:pPr>
@@ -18207,7 +17814,6 @@
         <w:tc>
           <w:tcPr>
             <w:tcW w:w="900" w:type="dxa"/>
-            <w:shd w:val="clear" w:color="auto" w:fill="auto"/>
             <w:noWrap/>
           </w:tcPr>
           <w:p>
@@ -18234,7 +17840,6 @@
         <w:tc>
           <w:tcPr>
             <w:tcW w:w="1080" w:type="dxa"/>
-            <w:shd w:val="clear" w:color="auto" w:fill="auto"/>
           </w:tcPr>
           <w:p>
             <w:pPr>
@@ -18261,7 +17866,6 @@
           <w:tcPr>
             <w:tcW w:w="900" w:type="dxa"/>
             <w:vMerge/>
-            <w:shd w:val="clear" w:color="auto" w:fill="auto"/>
             <w:noWrap/>
           </w:tcPr>
           <w:p>
@@ -18280,7 +17884,6 @@
           <w:tcPr>
             <w:tcW w:w="2610" w:type="dxa"/>
             <w:vMerge/>
-            <w:shd w:val="clear" w:color="auto" w:fill="auto"/>
           </w:tcPr>
           <w:p>
             <w:pPr>
@@ -18352,7 +17955,6 @@
         <w:tc>
           <w:tcPr>
             <w:tcW w:w="900" w:type="dxa"/>
-            <w:shd w:val="clear" w:color="auto" w:fill="auto"/>
             <w:noWrap/>
           </w:tcPr>
           <w:p>
@@ -18379,7 +17981,6 @@
         <w:tc>
           <w:tcPr>
             <w:tcW w:w="1080" w:type="dxa"/>
-            <w:shd w:val="clear" w:color="auto" w:fill="auto"/>
           </w:tcPr>
           <w:p>
             <w:pPr>
@@ -18406,7 +18007,6 @@
           <w:tcPr>
             <w:tcW w:w="900" w:type="dxa"/>
             <w:vMerge w:val="restart"/>
-            <w:shd w:val="clear" w:color="auto" w:fill="auto"/>
             <w:noWrap/>
           </w:tcPr>
           <w:p>
@@ -18434,7 +18034,6 @@
           <w:tcPr>
             <w:tcW w:w="2610" w:type="dxa"/>
             <w:vMerge w:val="restart"/>
-            <w:shd w:val="clear" w:color="auto" w:fill="auto"/>
           </w:tcPr>
           <w:p>
             <w:pPr>
@@ -18515,7 +18114,6 @@
         <w:tc>
           <w:tcPr>
             <w:tcW w:w="900" w:type="dxa"/>
-            <w:shd w:val="clear" w:color="auto" w:fill="auto"/>
             <w:noWrap/>
           </w:tcPr>
           <w:p>
@@ -18542,7 +18140,6 @@
         <w:tc>
           <w:tcPr>
             <w:tcW w:w="1080" w:type="dxa"/>
-            <w:shd w:val="clear" w:color="auto" w:fill="auto"/>
           </w:tcPr>
           <w:p>
             <w:pPr>
@@ -18569,7 +18166,6 @@
           <w:tcPr>
             <w:tcW w:w="900" w:type="dxa"/>
             <w:vMerge/>
-            <w:shd w:val="clear" w:color="auto" w:fill="auto"/>
             <w:noWrap/>
           </w:tcPr>
           <w:p>
@@ -18588,7 +18184,6 @@
           <w:tcPr>
             <w:tcW w:w="2610" w:type="dxa"/>
             <w:vMerge/>
-            <w:shd w:val="clear" w:color="auto" w:fill="auto"/>
           </w:tcPr>
           <w:p>
             <w:pPr>
@@ -18660,7 +18255,6 @@
         <w:tc>
           <w:tcPr>
             <w:tcW w:w="900" w:type="dxa"/>
-            <w:shd w:val="clear" w:color="auto" w:fill="auto"/>
             <w:noWrap/>
           </w:tcPr>
           <w:p>
@@ -18687,7 +18281,6 @@
         <w:tc>
           <w:tcPr>
             <w:tcW w:w="1080" w:type="dxa"/>
-            <w:shd w:val="clear" w:color="auto" w:fill="auto"/>
           </w:tcPr>
           <w:p>
             <w:pPr>
@@ -18714,7 +18307,6 @@
           <w:tcPr>
             <w:tcW w:w="900" w:type="dxa"/>
             <w:vMerge w:val="restart"/>
-            <w:shd w:val="clear" w:color="auto" w:fill="auto"/>
             <w:noWrap/>
           </w:tcPr>
           <w:p>
@@ -18742,7 +18334,6 @@
           <w:tcPr>
             <w:tcW w:w="2610" w:type="dxa"/>
             <w:vMerge w:val="restart"/>
-            <w:shd w:val="clear" w:color="auto" w:fill="auto"/>
           </w:tcPr>
           <w:p>
             <w:pPr>
@@ -18823,7 +18414,6 @@
         <w:tc>
           <w:tcPr>
             <w:tcW w:w="900" w:type="dxa"/>
-            <w:shd w:val="clear" w:color="auto" w:fill="auto"/>
             <w:noWrap/>
           </w:tcPr>
           <w:p>
@@ -18850,7 +18440,6 @@
         <w:tc>
           <w:tcPr>
             <w:tcW w:w="1080" w:type="dxa"/>
-            <w:shd w:val="clear" w:color="auto" w:fill="auto"/>
           </w:tcPr>
           <w:p>
             <w:pPr>
@@ -18877,7 +18466,6 @@
           <w:tcPr>
             <w:tcW w:w="900" w:type="dxa"/>
             <w:vMerge/>
-            <w:shd w:val="clear" w:color="auto" w:fill="auto"/>
             <w:noWrap/>
           </w:tcPr>
           <w:p>
@@ -18896,7 +18484,6 @@
           <w:tcPr>
             <w:tcW w:w="2610" w:type="dxa"/>
             <w:vMerge/>
-            <w:shd w:val="clear" w:color="auto" w:fill="auto"/>
           </w:tcPr>
           <w:p>
             <w:pPr>
@@ -19179,7 +18766,6 @@
         <w:tc>
           <w:tcPr>
             <w:tcW w:w="900" w:type="dxa"/>
-            <w:shd w:val="clear" w:color="auto" w:fill="auto"/>
             <w:noWrap/>
           </w:tcPr>
           <w:p>
@@ -19197,7 +18783,6 @@
         <w:tc>
           <w:tcPr>
             <w:tcW w:w="1080" w:type="dxa"/>
-            <w:shd w:val="clear" w:color="auto" w:fill="auto"/>
           </w:tcPr>
           <w:p>
             <w:pPr>
@@ -19214,7 +18799,6 @@
         <w:tc>
           <w:tcPr>
             <w:tcW w:w="900" w:type="dxa"/>
-            <w:shd w:val="clear" w:color="auto" w:fill="auto"/>
             <w:noWrap/>
           </w:tcPr>
           <w:p>
@@ -19241,7 +18825,6 @@
         <w:tc>
           <w:tcPr>
             <w:tcW w:w="2610" w:type="dxa"/>
-            <w:shd w:val="clear" w:color="auto" w:fill="auto"/>
           </w:tcPr>
           <w:p>
             <w:pPr>
@@ -19322,7 +18905,6 @@
         <w:tc>
           <w:tcPr>
             <w:tcW w:w="900" w:type="dxa"/>
-            <w:shd w:val="clear" w:color="auto" w:fill="auto"/>
             <w:noWrap/>
           </w:tcPr>
           <w:p>
@@ -19340,7 +18922,6 @@
         <w:tc>
           <w:tcPr>
             <w:tcW w:w="1080" w:type="dxa"/>
-            <w:shd w:val="clear" w:color="auto" w:fill="auto"/>
           </w:tcPr>
           <w:p>
             <w:pPr>
@@ -19357,7 +18938,6 @@
         <w:tc>
           <w:tcPr>
             <w:tcW w:w="900" w:type="dxa"/>
-            <w:shd w:val="clear" w:color="auto" w:fill="auto"/>
             <w:noWrap/>
           </w:tcPr>
           <w:p>
@@ -19384,7 +18964,6 @@
         <w:tc>
           <w:tcPr>
             <w:tcW w:w="2610" w:type="dxa"/>
-            <w:shd w:val="clear" w:color="auto" w:fill="auto"/>
           </w:tcPr>
           <w:p>
             <w:pPr>
@@ -19465,7 +19044,6 @@
         <w:tc>
           <w:tcPr>
             <w:tcW w:w="900" w:type="dxa"/>
-            <w:shd w:val="clear" w:color="auto" w:fill="auto"/>
             <w:noWrap/>
           </w:tcPr>
           <w:p>
@@ -19483,7 +19061,6 @@
         <w:tc>
           <w:tcPr>
             <w:tcW w:w="1080" w:type="dxa"/>
-            <w:shd w:val="clear" w:color="auto" w:fill="auto"/>
           </w:tcPr>
           <w:p>
             <w:pPr>
@@ -19500,7 +19077,6 @@
         <w:tc>
           <w:tcPr>
             <w:tcW w:w="900" w:type="dxa"/>
-            <w:shd w:val="clear" w:color="auto" w:fill="auto"/>
             <w:noWrap/>
           </w:tcPr>
           <w:p>
@@ -19527,7 +19103,6 @@
         <w:tc>
           <w:tcPr>
             <w:tcW w:w="2610" w:type="dxa"/>
-            <w:shd w:val="clear" w:color="auto" w:fill="auto"/>
           </w:tcPr>
           <w:p>
             <w:pPr>
@@ -19608,7 +19183,6 @@
         <w:tc>
           <w:tcPr>
             <w:tcW w:w="900" w:type="dxa"/>
-            <w:shd w:val="clear" w:color="auto" w:fill="auto"/>
             <w:noWrap/>
           </w:tcPr>
           <w:p>
@@ -19626,7 +19200,6 @@
         <w:tc>
           <w:tcPr>
             <w:tcW w:w="1080" w:type="dxa"/>
-            <w:shd w:val="clear" w:color="auto" w:fill="auto"/>
           </w:tcPr>
           <w:p>
             <w:pPr>
@@ -19643,7 +19216,6 @@
         <w:tc>
           <w:tcPr>
             <w:tcW w:w="900" w:type="dxa"/>
-            <w:shd w:val="clear" w:color="auto" w:fill="auto"/>
             <w:noWrap/>
           </w:tcPr>
           <w:p>
@@ -19670,7 +19242,6 @@
         <w:tc>
           <w:tcPr>
             <w:tcW w:w="2610" w:type="dxa"/>
-            <w:shd w:val="clear" w:color="auto" w:fill="auto"/>
           </w:tcPr>
           <w:p>
             <w:pPr>
@@ -19751,7 +19322,6 @@
         <w:tc>
           <w:tcPr>
             <w:tcW w:w="900" w:type="dxa"/>
-            <w:shd w:val="clear" w:color="auto" w:fill="auto"/>
             <w:noWrap/>
           </w:tcPr>
           <w:p>
@@ -19769,7 +19339,6 @@
         <w:tc>
           <w:tcPr>
             <w:tcW w:w="1080" w:type="dxa"/>
-            <w:shd w:val="clear" w:color="auto" w:fill="auto"/>
           </w:tcPr>
           <w:p>
             <w:pPr>
@@ -19786,7 +19355,6 @@
         <w:tc>
           <w:tcPr>
             <w:tcW w:w="900" w:type="dxa"/>
-            <w:shd w:val="clear" w:color="auto" w:fill="auto"/>
             <w:noWrap/>
           </w:tcPr>
           <w:p>
@@ -19813,7 +19381,6 @@
         <w:tc>
           <w:tcPr>
             <w:tcW w:w="2610" w:type="dxa"/>
-            <w:shd w:val="clear" w:color="auto" w:fill="auto"/>
           </w:tcPr>
           <w:p>
             <w:pPr>
@@ -19894,7 +19461,6 @@
         <w:tc>
           <w:tcPr>
             <w:tcW w:w="900" w:type="dxa"/>
-            <w:shd w:val="clear" w:color="auto" w:fill="auto"/>
             <w:noWrap/>
           </w:tcPr>
           <w:p>
@@ -19912,7 +19478,6 @@
         <w:tc>
           <w:tcPr>
             <w:tcW w:w="1080" w:type="dxa"/>
-            <w:shd w:val="clear" w:color="auto" w:fill="auto"/>
           </w:tcPr>
           <w:p>
             <w:pPr>
@@ -19929,7 +19494,6 @@
         <w:tc>
           <w:tcPr>
             <w:tcW w:w="900" w:type="dxa"/>
-            <w:shd w:val="clear" w:color="auto" w:fill="auto"/>
             <w:noWrap/>
           </w:tcPr>
           <w:p>
@@ -19956,7 +19520,6 @@
         <w:tc>
           <w:tcPr>
             <w:tcW w:w="2610" w:type="dxa"/>
-            <w:shd w:val="clear" w:color="auto" w:fill="auto"/>
           </w:tcPr>
           <w:p>
             <w:pPr>
@@ -20037,7 +19600,6 @@
         <w:tc>
           <w:tcPr>
             <w:tcW w:w="900" w:type="dxa"/>
-            <w:shd w:val="clear" w:color="auto" w:fill="auto"/>
             <w:noWrap/>
           </w:tcPr>
           <w:p>
@@ -20055,7 +19617,6 @@
         <w:tc>
           <w:tcPr>
             <w:tcW w:w="1080" w:type="dxa"/>
-            <w:shd w:val="clear" w:color="auto" w:fill="auto"/>
           </w:tcPr>
           <w:p>
             <w:pPr>
@@ -20072,7 +19633,6 @@
         <w:tc>
           <w:tcPr>
             <w:tcW w:w="900" w:type="dxa"/>
-            <w:shd w:val="clear" w:color="auto" w:fill="auto"/>
             <w:noWrap/>
           </w:tcPr>
           <w:p>
@@ -20099,7 +19659,6 @@
         <w:tc>
           <w:tcPr>
             <w:tcW w:w="2610" w:type="dxa"/>
-            <w:shd w:val="clear" w:color="auto" w:fill="auto"/>
           </w:tcPr>
           <w:p>
             <w:pPr>
@@ -20180,7 +19739,6 @@
         <w:tc>
           <w:tcPr>
             <w:tcW w:w="900" w:type="dxa"/>
-            <w:shd w:val="clear" w:color="auto" w:fill="auto"/>
             <w:noWrap/>
           </w:tcPr>
           <w:p>
@@ -20198,7 +19756,6 @@
         <w:tc>
           <w:tcPr>
             <w:tcW w:w="1080" w:type="dxa"/>
-            <w:shd w:val="clear" w:color="auto" w:fill="auto"/>
           </w:tcPr>
           <w:p>
             <w:pPr>
@@ -20215,7 +19772,6 @@
         <w:tc>
           <w:tcPr>
             <w:tcW w:w="900" w:type="dxa"/>
-            <w:shd w:val="clear" w:color="auto" w:fill="auto"/>
             <w:noWrap/>
           </w:tcPr>
           <w:p>
@@ -20242,7 +19798,6 @@
         <w:tc>
           <w:tcPr>
             <w:tcW w:w="2610" w:type="dxa"/>
-            <w:shd w:val="clear" w:color="auto" w:fill="auto"/>
           </w:tcPr>
           <w:p>
             <w:pPr>
@@ -20323,7 +19878,6 @@
         <w:tc>
           <w:tcPr>
             <w:tcW w:w="900" w:type="dxa"/>
-            <w:shd w:val="clear" w:color="auto" w:fill="auto"/>
             <w:noWrap/>
           </w:tcPr>
           <w:p>
@@ -20341,7 +19895,6 @@
         <w:tc>
           <w:tcPr>
             <w:tcW w:w="1080" w:type="dxa"/>
-            <w:shd w:val="clear" w:color="auto" w:fill="auto"/>
           </w:tcPr>
           <w:p>
             <w:pPr>
@@ -20358,7 +19911,6 @@
         <w:tc>
           <w:tcPr>
             <w:tcW w:w="900" w:type="dxa"/>
-            <w:shd w:val="clear" w:color="auto" w:fill="auto"/>
             <w:noWrap/>
           </w:tcPr>
           <w:p>
@@ -20385,7 +19937,6 @@
         <w:tc>
           <w:tcPr>
             <w:tcW w:w="2610" w:type="dxa"/>
-            <w:shd w:val="clear" w:color="auto" w:fill="auto"/>
           </w:tcPr>
           <w:p>
             <w:pPr>
@@ -20466,7 +20017,6 @@
         <w:tc>
           <w:tcPr>
             <w:tcW w:w="900" w:type="dxa"/>
-            <w:shd w:val="clear" w:color="auto" w:fill="auto"/>
             <w:noWrap/>
           </w:tcPr>
           <w:p>
@@ -20484,7 +20034,6 @@
         <w:tc>
           <w:tcPr>
             <w:tcW w:w="1080" w:type="dxa"/>
-            <w:shd w:val="clear" w:color="auto" w:fill="auto"/>
           </w:tcPr>
           <w:p>
             <w:pPr>
@@ -20501,7 +20050,6 @@
         <w:tc>
           <w:tcPr>
             <w:tcW w:w="900" w:type="dxa"/>
-            <w:shd w:val="clear" w:color="auto" w:fill="auto"/>
             <w:noWrap/>
           </w:tcPr>
           <w:p>
@@ -20528,7 +20076,6 @@
         <w:tc>
           <w:tcPr>
             <w:tcW w:w="2610" w:type="dxa"/>
-            <w:shd w:val="clear" w:color="auto" w:fill="auto"/>
           </w:tcPr>
           <w:p>
             <w:pPr>
@@ -20609,7 +20156,6 @@
         <w:tc>
           <w:tcPr>
             <w:tcW w:w="900" w:type="dxa"/>
-            <w:shd w:val="clear" w:color="auto" w:fill="auto"/>
             <w:noWrap/>
           </w:tcPr>
           <w:p>
@@ -20627,7 +20173,6 @@
         <w:tc>
           <w:tcPr>
             <w:tcW w:w="1080" w:type="dxa"/>
-            <w:shd w:val="clear" w:color="auto" w:fill="auto"/>
           </w:tcPr>
           <w:p>
             <w:pPr>
@@ -20644,7 +20189,6 @@
         <w:tc>
           <w:tcPr>
             <w:tcW w:w="900" w:type="dxa"/>
-            <w:shd w:val="clear" w:color="auto" w:fill="auto"/>
             <w:noWrap/>
           </w:tcPr>
           <w:p>
@@ -20671,7 +20215,6 @@
         <w:tc>
           <w:tcPr>
             <w:tcW w:w="2610" w:type="dxa"/>
-            <w:shd w:val="clear" w:color="auto" w:fill="auto"/>
           </w:tcPr>
           <w:p>
             <w:pPr>
@@ -20752,7 +20295,6 @@
         <w:tc>
           <w:tcPr>
             <w:tcW w:w="900" w:type="dxa"/>
-            <w:shd w:val="clear" w:color="auto" w:fill="auto"/>
             <w:noWrap/>
           </w:tcPr>
           <w:p>
@@ -20779,7 +20321,6 @@
         <w:tc>
           <w:tcPr>
             <w:tcW w:w="1080" w:type="dxa"/>
-            <w:shd w:val="clear" w:color="auto" w:fill="auto"/>
           </w:tcPr>
           <w:p>
             <w:pPr>
@@ -20806,7 +20347,6 @@
           <w:tcPr>
             <w:tcW w:w="900" w:type="dxa"/>
             <w:vMerge w:val="restart"/>
-            <w:shd w:val="clear" w:color="auto" w:fill="auto"/>
             <w:noWrap/>
           </w:tcPr>
           <w:p>
@@ -20834,7 +20374,6 @@
           <w:tcPr>
             <w:tcW w:w="2610" w:type="dxa"/>
             <w:vMerge w:val="restart"/>
-            <w:shd w:val="clear" w:color="auto" w:fill="auto"/>
           </w:tcPr>
           <w:p>
             <w:pPr>
@@ -20915,7 +20454,6 @@
         <w:tc>
           <w:tcPr>
             <w:tcW w:w="900" w:type="dxa"/>
-            <w:shd w:val="clear" w:color="auto" w:fill="auto"/>
             <w:noWrap/>
           </w:tcPr>
           <w:p>
@@ -20942,7 +20480,6 @@
         <w:tc>
           <w:tcPr>
             <w:tcW w:w="1080" w:type="dxa"/>
-            <w:shd w:val="clear" w:color="auto" w:fill="auto"/>
           </w:tcPr>
           <w:p>
             <w:pPr>
@@ -20969,7 +20506,6 @@
           <w:tcPr>
             <w:tcW w:w="900" w:type="dxa"/>
             <w:vMerge/>
-            <w:shd w:val="clear" w:color="auto" w:fill="auto"/>
             <w:noWrap/>
           </w:tcPr>
           <w:p>
@@ -20988,7 +20524,6 @@
           <w:tcPr>
             <w:tcW w:w="2610" w:type="dxa"/>
             <w:vMerge/>
-            <w:shd w:val="clear" w:color="auto" w:fill="auto"/>
           </w:tcPr>
           <w:p>
             <w:pPr>
@@ -21060,7 +20595,6 @@
         <w:tc>
           <w:tcPr>
             <w:tcW w:w="900" w:type="dxa"/>
-            <w:shd w:val="clear" w:color="auto" w:fill="auto"/>
             <w:noWrap/>
           </w:tcPr>
           <w:p>
@@ -21078,7 +20612,6 @@
         <w:tc>
           <w:tcPr>
             <w:tcW w:w="1080" w:type="dxa"/>
-            <w:shd w:val="clear" w:color="auto" w:fill="auto"/>
           </w:tcPr>
           <w:p>
             <w:pPr>
@@ -21095,7 +20628,6 @@
         <w:tc>
           <w:tcPr>
             <w:tcW w:w="900" w:type="dxa"/>
-            <w:shd w:val="clear" w:color="auto" w:fill="auto"/>
             <w:noWrap/>
           </w:tcPr>
           <w:p>
@@ -21122,7 +20654,6 @@
         <w:tc>
           <w:tcPr>
             <w:tcW w:w="2610" w:type="dxa"/>
-            <w:shd w:val="clear" w:color="auto" w:fill="auto"/>
           </w:tcPr>
           <w:p>
             <w:pPr>
@@ -21203,7 +20734,6 @@
         <w:tc>
           <w:tcPr>
             <w:tcW w:w="900" w:type="dxa"/>
-            <w:shd w:val="clear" w:color="auto" w:fill="auto"/>
             <w:noWrap/>
           </w:tcPr>
           <w:p>
@@ -21221,7 +20751,6 @@
         <w:tc>
           <w:tcPr>
             <w:tcW w:w="1080" w:type="dxa"/>
-            <w:shd w:val="clear" w:color="auto" w:fill="auto"/>
           </w:tcPr>
           <w:p>
             <w:pPr>
@@ -21238,7 +20767,6 @@
         <w:tc>
           <w:tcPr>
             <w:tcW w:w="900" w:type="dxa"/>
-            <w:shd w:val="clear" w:color="auto" w:fill="auto"/>
             <w:noWrap/>
           </w:tcPr>
           <w:p>
@@ -21265,7 +20793,6 @@
         <w:tc>
           <w:tcPr>
             <w:tcW w:w="2610" w:type="dxa"/>
-            <w:shd w:val="clear" w:color="auto" w:fill="auto"/>
           </w:tcPr>
           <w:p>
             <w:pPr>
@@ -21346,7 +20873,6 @@
         <w:tc>
           <w:tcPr>
             <w:tcW w:w="900" w:type="dxa"/>
-            <w:shd w:val="clear" w:color="auto" w:fill="auto"/>
             <w:noWrap/>
           </w:tcPr>
           <w:p>
@@ -21364,7 +20890,6 @@
         <w:tc>
           <w:tcPr>
             <w:tcW w:w="1080" w:type="dxa"/>
-            <w:shd w:val="clear" w:color="auto" w:fill="auto"/>
           </w:tcPr>
           <w:p>
             <w:pPr>
@@ -21381,7 +20906,6 @@
         <w:tc>
           <w:tcPr>
             <w:tcW w:w="900" w:type="dxa"/>
-            <w:shd w:val="clear" w:color="auto" w:fill="auto"/>
             <w:noWrap/>
           </w:tcPr>
           <w:p>
@@ -21408,7 +20932,6 @@
         <w:tc>
           <w:tcPr>
             <w:tcW w:w="2610" w:type="dxa"/>
-            <w:shd w:val="clear" w:color="auto" w:fill="auto"/>
           </w:tcPr>
           <w:p>
             <w:pPr>
@@ -21489,7 +21012,6 @@
         <w:tc>
           <w:tcPr>
             <w:tcW w:w="900" w:type="dxa"/>
-            <w:shd w:val="clear" w:color="auto" w:fill="auto"/>
             <w:noWrap/>
           </w:tcPr>
           <w:p>
@@ -21507,7 +21029,6 @@
         <w:tc>
           <w:tcPr>
             <w:tcW w:w="1080" w:type="dxa"/>
-            <w:shd w:val="clear" w:color="auto" w:fill="auto"/>
           </w:tcPr>
           <w:p>
             <w:pPr>
@@ -21524,7 +21045,6 @@
         <w:tc>
           <w:tcPr>
             <w:tcW w:w="900" w:type="dxa"/>
-            <w:shd w:val="clear" w:color="auto" w:fill="auto"/>
             <w:noWrap/>
           </w:tcPr>
           <w:p>
@@ -21551,7 +21071,6 @@
         <w:tc>
           <w:tcPr>
             <w:tcW w:w="2610" w:type="dxa"/>
-            <w:shd w:val="clear" w:color="auto" w:fill="auto"/>
           </w:tcPr>
           <w:p>
             <w:pPr>
@@ -21632,7 +21151,6 @@
         <w:tc>
           <w:tcPr>
             <w:tcW w:w="900" w:type="dxa"/>
-            <w:shd w:val="clear" w:color="auto" w:fill="auto"/>
             <w:noWrap/>
           </w:tcPr>
           <w:p>
@@ -21650,7 +21168,6 @@
         <w:tc>
           <w:tcPr>
             <w:tcW w:w="1080" w:type="dxa"/>
-            <w:shd w:val="clear" w:color="auto" w:fill="auto"/>
           </w:tcPr>
           <w:p>
             <w:pPr>
@@ -21667,7 +21184,6 @@
         <w:tc>
           <w:tcPr>
             <w:tcW w:w="900" w:type="dxa"/>
-            <w:shd w:val="clear" w:color="auto" w:fill="auto"/>
             <w:noWrap/>
           </w:tcPr>
           <w:p>
@@ -21694,7 +21210,6 @@
         <w:tc>
           <w:tcPr>
             <w:tcW w:w="2610" w:type="dxa"/>
-            <w:shd w:val="clear" w:color="auto" w:fill="auto"/>
           </w:tcPr>
           <w:p>
             <w:pPr>
@@ -21775,7 +21290,6 @@
         <w:tc>
           <w:tcPr>
             <w:tcW w:w="900" w:type="dxa"/>
-            <w:shd w:val="clear" w:color="auto" w:fill="auto"/>
             <w:noWrap/>
           </w:tcPr>
           <w:p>
@@ -21802,7 +21316,6 @@
         <w:tc>
           <w:tcPr>
             <w:tcW w:w="1080" w:type="dxa"/>
-            <w:shd w:val="clear" w:color="auto" w:fill="auto"/>
           </w:tcPr>
           <w:p>
             <w:pPr>
@@ -21829,7 +21342,6 @@
           <w:tcPr>
             <w:tcW w:w="900" w:type="dxa"/>
             <w:vMerge w:val="restart"/>
-            <w:shd w:val="clear" w:color="auto" w:fill="auto"/>
             <w:noWrap/>
           </w:tcPr>
           <w:p>
@@ -21857,7 +21369,6 @@
           <w:tcPr>
             <w:tcW w:w="2610" w:type="dxa"/>
             <w:vMerge w:val="restart"/>
-            <w:shd w:val="clear" w:color="auto" w:fill="auto"/>
           </w:tcPr>
           <w:p>
             <w:pPr>
@@ -21938,7 +21449,6 @@
         <w:tc>
           <w:tcPr>
             <w:tcW w:w="900" w:type="dxa"/>
-            <w:shd w:val="clear" w:color="auto" w:fill="auto"/>
             <w:noWrap/>
           </w:tcPr>
           <w:p>
@@ -21965,7 +21475,6 @@
         <w:tc>
           <w:tcPr>
             <w:tcW w:w="1080" w:type="dxa"/>
-            <w:shd w:val="clear" w:color="auto" w:fill="auto"/>
           </w:tcPr>
           <w:p>
             <w:pPr>
@@ -21992,7 +21501,6 @@
           <w:tcPr>
             <w:tcW w:w="900" w:type="dxa"/>
             <w:vMerge/>
-            <w:shd w:val="clear" w:color="auto" w:fill="auto"/>
             <w:noWrap/>
           </w:tcPr>
           <w:p>
@@ -22011,7 +21519,6 @@
           <w:tcPr>
             <w:tcW w:w="2610" w:type="dxa"/>
             <w:vMerge/>
-            <w:shd w:val="clear" w:color="auto" w:fill="auto"/>
           </w:tcPr>
           <w:p>
             <w:pPr>
@@ -22083,7 +21590,6 @@
         <w:tc>
           <w:tcPr>
             <w:tcW w:w="900" w:type="dxa"/>
-            <w:shd w:val="clear" w:color="auto" w:fill="auto"/>
             <w:noWrap/>
           </w:tcPr>
           <w:p>
@@ -22101,7 +21607,6 @@
         <w:tc>
           <w:tcPr>
             <w:tcW w:w="1080" w:type="dxa"/>
-            <w:shd w:val="clear" w:color="auto" w:fill="auto"/>
           </w:tcPr>
           <w:p>
             <w:pPr>
@@ -22118,7 +21623,6 @@
         <w:tc>
           <w:tcPr>
             <w:tcW w:w="900" w:type="dxa"/>
-            <w:shd w:val="clear" w:color="auto" w:fill="auto"/>
             <w:noWrap/>
           </w:tcPr>
           <w:p>
@@ -22145,7 +21649,6 @@
         <w:tc>
           <w:tcPr>
             <w:tcW w:w="2610" w:type="dxa"/>
-            <w:shd w:val="clear" w:color="auto" w:fill="auto"/>
           </w:tcPr>
           <w:p>
             <w:pPr>
@@ -22226,7 +21729,6 @@
         <w:tc>
           <w:tcPr>
             <w:tcW w:w="900" w:type="dxa"/>
-            <w:shd w:val="clear" w:color="auto" w:fill="auto"/>
             <w:noWrap/>
           </w:tcPr>
           <w:p>
@@ -22253,7 +21755,6 @@
         <w:tc>
           <w:tcPr>
             <w:tcW w:w="1080" w:type="dxa"/>
-            <w:shd w:val="clear" w:color="auto" w:fill="auto"/>
           </w:tcPr>
           <w:p>
             <w:pPr>
@@ -22280,7 +21781,6 @@
           <w:tcPr>
             <w:tcW w:w="900" w:type="dxa"/>
             <w:vMerge w:val="restart"/>
-            <w:shd w:val="clear" w:color="auto" w:fill="auto"/>
             <w:noWrap/>
           </w:tcPr>
           <w:p>
@@ -22308,7 +21808,6 @@
           <w:tcPr>
             <w:tcW w:w="2610" w:type="dxa"/>
             <w:vMerge w:val="restart"/>
-            <w:shd w:val="clear" w:color="auto" w:fill="auto"/>
           </w:tcPr>
           <w:p>
             <w:pPr>
@@ -22389,7 +21888,6 @@
         <w:tc>
           <w:tcPr>
             <w:tcW w:w="900" w:type="dxa"/>
-            <w:shd w:val="clear" w:color="auto" w:fill="auto"/>
             <w:noWrap/>
           </w:tcPr>
           <w:p>
@@ -22416,7 +21914,6 @@
         <w:tc>
           <w:tcPr>
             <w:tcW w:w="1080" w:type="dxa"/>
-            <w:shd w:val="clear" w:color="auto" w:fill="auto"/>
           </w:tcPr>
           <w:p>
             <w:pPr>
@@ -22443,7 +21940,6 @@
           <w:tcPr>
             <w:tcW w:w="900" w:type="dxa"/>
             <w:vMerge/>
-            <w:shd w:val="clear" w:color="auto" w:fill="auto"/>
             <w:noWrap/>
           </w:tcPr>
           <w:p>
@@ -22462,7 +21958,6 @@
           <w:tcPr>
             <w:tcW w:w="2610" w:type="dxa"/>
             <w:vMerge/>
-            <w:shd w:val="clear" w:color="auto" w:fill="auto"/>
           </w:tcPr>
           <w:p>
             <w:pPr>
@@ -22534,7 +22029,6 @@
         <w:tc>
           <w:tcPr>
             <w:tcW w:w="900" w:type="dxa"/>
-            <w:shd w:val="clear" w:color="auto" w:fill="auto"/>
             <w:noWrap/>
           </w:tcPr>
           <w:p>
@@ -22552,7 +22046,6 @@
         <w:tc>
           <w:tcPr>
             <w:tcW w:w="1080" w:type="dxa"/>
-            <w:shd w:val="clear" w:color="auto" w:fill="auto"/>
           </w:tcPr>
           <w:p>
             <w:pPr>
@@ -22569,7 +22062,6 @@
         <w:tc>
           <w:tcPr>
             <w:tcW w:w="900" w:type="dxa"/>
-            <w:shd w:val="clear" w:color="auto" w:fill="auto"/>
             <w:noWrap/>
           </w:tcPr>
           <w:p>
@@ -22596,7 +22088,6 @@
         <w:tc>
           <w:tcPr>
             <w:tcW w:w="2610" w:type="dxa"/>
-            <w:shd w:val="clear" w:color="auto" w:fill="auto"/>
           </w:tcPr>
           <w:p>
             <w:pPr>
@@ -22677,7 +22168,6 @@
         <w:tc>
           <w:tcPr>
             <w:tcW w:w="900" w:type="dxa"/>
-            <w:shd w:val="clear" w:color="auto" w:fill="auto"/>
             <w:noWrap/>
           </w:tcPr>
           <w:p>
@@ -22695,7 +22185,6 @@
         <w:tc>
           <w:tcPr>
             <w:tcW w:w="1080" w:type="dxa"/>
-            <w:shd w:val="clear" w:color="auto" w:fill="auto"/>
           </w:tcPr>
           <w:p>
             <w:pPr>
@@ -22712,7 +22201,6 @@
         <w:tc>
           <w:tcPr>
             <w:tcW w:w="900" w:type="dxa"/>
-            <w:shd w:val="clear" w:color="auto" w:fill="auto"/>
             <w:noWrap/>
           </w:tcPr>
           <w:p>
@@ -22739,7 +22227,6 @@
         <w:tc>
           <w:tcPr>
             <w:tcW w:w="2610" w:type="dxa"/>
-            <w:shd w:val="clear" w:color="auto" w:fill="auto"/>
           </w:tcPr>
           <w:p>
             <w:pPr>
@@ -22820,7 +22307,6 @@
         <w:tc>
           <w:tcPr>
             <w:tcW w:w="900" w:type="dxa"/>
-            <w:shd w:val="clear" w:color="auto" w:fill="auto"/>
             <w:noWrap/>
           </w:tcPr>
           <w:p>
@@ -22838,7 +22324,6 @@
         <w:tc>
           <w:tcPr>
             <w:tcW w:w="1080" w:type="dxa"/>
-            <w:shd w:val="clear" w:color="auto" w:fill="auto"/>
           </w:tcPr>
           <w:p>
             <w:pPr>
@@ -22855,7 +22340,6 @@
         <w:tc>
           <w:tcPr>
             <w:tcW w:w="900" w:type="dxa"/>
-            <w:shd w:val="clear" w:color="auto" w:fill="auto"/>
             <w:noWrap/>
           </w:tcPr>
           <w:p>
@@ -22882,7 +22366,6 @@
         <w:tc>
           <w:tcPr>
             <w:tcW w:w="2610" w:type="dxa"/>
-            <w:shd w:val="clear" w:color="auto" w:fill="auto"/>
           </w:tcPr>
           <w:p>
             <w:pPr>
@@ -22963,7 +22446,6 @@
         <w:tc>
           <w:tcPr>
             <w:tcW w:w="900" w:type="dxa"/>
-            <w:shd w:val="clear" w:color="auto" w:fill="auto"/>
             <w:noWrap/>
           </w:tcPr>
           <w:p>
@@ -22981,7 +22463,6 @@
         <w:tc>
           <w:tcPr>
             <w:tcW w:w="1080" w:type="dxa"/>
-            <w:shd w:val="clear" w:color="auto" w:fill="auto"/>
           </w:tcPr>
           <w:p>
             <w:pPr>
@@ -22998,7 +22479,6 @@
         <w:tc>
           <w:tcPr>
             <w:tcW w:w="900" w:type="dxa"/>
-            <w:shd w:val="clear" w:color="auto" w:fill="auto"/>
             <w:noWrap/>
           </w:tcPr>
           <w:p>
@@ -23025,7 +22505,6 @@
         <w:tc>
           <w:tcPr>
             <w:tcW w:w="2610" w:type="dxa"/>
-            <w:shd w:val="clear" w:color="auto" w:fill="auto"/>
           </w:tcPr>
           <w:p>
             <w:pPr>
@@ -23076,21 +22555,18 @@
     </w:p>
     <w:p>
       <w:r>
-        <w:t xml:space="preserve">If </w:t>
+        <w:t xml:space="preserve">If element has a value, </w:t>
       </w:r>
       <w:proofErr w:type="gramStart"/>
-      <w:r>
-        <w:t>element</w:t>
-      </w:r>
-      <w:proofErr w:type="gramEnd"/>
-      <w:r>
-        <w:t xml:space="preserve"> has a value, </w:t>
-      </w:r>
       <w:r>
         <w:t xml:space="preserve">add </w:t>
       </w:r>
       <w:r>
-        <w:t>@CodeType and set to 9924003 (RxNorm).</w:t>
+        <w:t>@</w:t>
+      </w:r>
+      <w:proofErr w:type="gramEnd"/>
+      <w:r>
+        <w:t>CodeType and set to 9924003 (RxNorm).</w:t>
       </w:r>
     </w:p>
     <w:p>
@@ -23245,7 +22721,6 @@
           <w:tcPr>
             <w:tcW w:w="913" w:type="dxa"/>
             <w:gridSpan w:val="2"/>
-            <w:shd w:val="clear" w:color="auto" w:fill="auto"/>
             <w:noWrap/>
           </w:tcPr>
           <w:p>
@@ -23280,7 +22755,6 @@
           <w:tcPr>
             <w:tcW w:w="4230" w:type="dxa"/>
             <w:gridSpan w:val="2"/>
-            <w:shd w:val="clear" w:color="auto" w:fill="auto"/>
             <w:noWrap/>
           </w:tcPr>
           <w:p>
@@ -23400,7 +22874,6 @@
           <w:tcPr>
             <w:tcW w:w="900" w:type="dxa"/>
             <w:gridSpan w:val="2"/>
-            <w:shd w:val="clear" w:color="auto" w:fill="auto"/>
             <w:noWrap/>
           </w:tcPr>
           <w:p>
@@ -23442,7 +22915,6 @@
         <w:tc>
           <w:tcPr>
             <w:tcW w:w="3870" w:type="dxa"/>
-            <w:shd w:val="clear" w:color="auto" w:fill="auto"/>
             <w:noWrap/>
           </w:tcPr>
           <w:p>
@@ -23478,7 +22950,6 @@
             <w:tcBorders>
               <w:bottom w:val="single" w:sz="4" w:space="0" w:color="auto"/>
             </w:tcBorders>
-            <w:shd w:val="clear" w:color="auto" w:fill="auto"/>
             <w:noWrap/>
           </w:tcPr>
           <w:p>
@@ -23506,7 +22977,6 @@
             <w:tcBorders>
               <w:bottom w:val="single" w:sz="4" w:space="0" w:color="auto"/>
             </w:tcBorders>
-            <w:shd w:val="clear" w:color="auto" w:fill="auto"/>
           </w:tcPr>
           <w:p>
             <w:pPr>
@@ -23743,7 +23213,6 @@
               <w:bottom w:val="single" w:sz="4" w:space="0" w:color="auto"/>
               <w:right w:val="single" w:sz="4" w:space="0" w:color="auto"/>
             </w:tcBorders>
-            <w:shd w:val="clear" w:color="auto" w:fill="auto"/>
           </w:tcPr>
           <w:p>
             <w:pPr>
@@ -23775,7 +23244,6 @@
               <w:bottom w:val="single" w:sz="4" w:space="0" w:color="auto"/>
               <w:right w:val="single" w:sz="4" w:space="0" w:color="auto"/>
             </w:tcBorders>
-            <w:shd w:val="clear" w:color="auto" w:fill="auto"/>
           </w:tcPr>
           <w:p>
             <w:pPr>
@@ -23806,7 +23274,6 @@
               <w:left w:val="single" w:sz="4" w:space="0" w:color="auto"/>
               <w:right w:val="single" w:sz="4" w:space="0" w:color="auto"/>
             </w:tcBorders>
-            <w:shd w:val="clear" w:color="auto" w:fill="auto"/>
             <w:noWrap/>
           </w:tcPr>
           <w:p>
@@ -23838,7 +23305,6 @@
               <w:left w:val="single" w:sz="4" w:space="0" w:color="auto"/>
               <w:right w:val="single" w:sz="4" w:space="0" w:color="auto"/>
             </w:tcBorders>
-            <w:shd w:val="clear" w:color="auto" w:fill="auto"/>
           </w:tcPr>
           <w:p>
             <w:pPr>
@@ -23875,7 +23341,6 @@
               <w:bottom w:val="single" w:sz="4" w:space="0" w:color="auto"/>
               <w:right w:val="single" w:sz="4" w:space="0" w:color="auto"/>
             </w:tcBorders>
-            <w:shd w:val="clear" w:color="auto" w:fill="auto"/>
           </w:tcPr>
           <w:p>
             <w:pPr>
@@ -23907,7 +23372,6 @@
               <w:bottom w:val="single" w:sz="4" w:space="0" w:color="auto"/>
               <w:right w:val="single" w:sz="4" w:space="0" w:color="auto"/>
             </w:tcBorders>
-            <w:shd w:val="clear" w:color="auto" w:fill="auto"/>
           </w:tcPr>
           <w:p>
             <w:pPr>
@@ -23937,7 +23401,6 @@
               <w:left w:val="single" w:sz="4" w:space="0" w:color="auto"/>
               <w:right w:val="single" w:sz="4" w:space="0" w:color="auto"/>
             </w:tcBorders>
-            <w:shd w:val="clear" w:color="auto" w:fill="auto"/>
             <w:noWrap/>
           </w:tcPr>
           <w:p>
@@ -23968,7 +23431,6 @@
               <w:left w:val="single" w:sz="4" w:space="0" w:color="auto"/>
               <w:right w:val="single" w:sz="4" w:space="0" w:color="auto"/>
             </w:tcBorders>
-            <w:shd w:val="clear" w:color="auto" w:fill="auto"/>
           </w:tcPr>
           <w:p>
             <w:pPr>
@@ -24005,7 +23467,6 @@
               <w:bottom w:val="single" w:sz="4" w:space="0" w:color="auto"/>
               <w:right w:val="single" w:sz="4" w:space="0" w:color="auto"/>
             </w:tcBorders>
-            <w:shd w:val="clear" w:color="auto" w:fill="auto"/>
           </w:tcPr>
           <w:p>
             <w:pPr>
@@ -24037,7 +23498,6 @@
               <w:bottom w:val="single" w:sz="4" w:space="0" w:color="auto"/>
               <w:right w:val="single" w:sz="4" w:space="0" w:color="auto"/>
             </w:tcBorders>
-            <w:shd w:val="clear" w:color="auto" w:fill="auto"/>
           </w:tcPr>
           <w:p>
             <w:pPr>
@@ -24068,7 +23528,6 @@
               <w:bottom w:val="single" w:sz="4" w:space="0" w:color="auto"/>
               <w:right w:val="single" w:sz="4" w:space="0" w:color="auto"/>
             </w:tcBorders>
-            <w:shd w:val="clear" w:color="auto" w:fill="auto"/>
             <w:noWrap/>
           </w:tcPr>
           <w:p>
@@ -24100,7 +23559,6 @@
               <w:bottom w:val="single" w:sz="4" w:space="0" w:color="auto"/>
               <w:right w:val="single" w:sz="4" w:space="0" w:color="auto"/>
             </w:tcBorders>
-            <w:shd w:val="clear" w:color="auto" w:fill="auto"/>
           </w:tcPr>
           <w:p>
             <w:pPr>
@@ -24137,7 +23595,6 @@
               <w:bottom w:val="single" w:sz="4" w:space="0" w:color="auto"/>
               <w:right w:val="single" w:sz="4" w:space="0" w:color="auto"/>
             </w:tcBorders>
-            <w:shd w:val="clear" w:color="auto" w:fill="auto"/>
           </w:tcPr>
           <w:p>
             <w:pPr>
@@ -24169,7 +23626,6 @@
               <w:bottom w:val="single" w:sz="4" w:space="0" w:color="auto"/>
               <w:right w:val="single" w:sz="4" w:space="0" w:color="auto"/>
             </w:tcBorders>
-            <w:shd w:val="clear" w:color="auto" w:fill="auto"/>
           </w:tcPr>
           <w:p>
             <w:pPr>
@@ -24221,7 +23677,6 @@
               <w:bottom w:val="single" w:sz="4" w:space="0" w:color="auto"/>
               <w:right w:val="single" w:sz="4" w:space="0" w:color="auto"/>
             </w:tcBorders>
-            <w:shd w:val="clear" w:color="auto" w:fill="auto"/>
             <w:noWrap/>
           </w:tcPr>
           <w:p>
@@ -24254,7 +23709,6 @@
               <w:bottom w:val="single" w:sz="4" w:space="0" w:color="auto"/>
               <w:right w:val="single" w:sz="4" w:space="0" w:color="auto"/>
             </w:tcBorders>
-            <w:shd w:val="clear" w:color="auto" w:fill="auto"/>
           </w:tcPr>
           <w:p>
             <w:pPr>
@@ -24291,19 +23745,18 @@
               <w:bottom w:val="single" w:sz="4" w:space="0" w:color="auto"/>
               <w:right w:val="single" w:sz="4" w:space="0" w:color="auto"/>
             </w:tcBorders>
-            <w:shd w:val="clear" w:color="auto" w:fill="auto"/>
-          </w:tcPr>
-          <w:p>
-            <w:pPr>
-              <w:spacing w:after="0" w:line="240" w:lineRule="auto"/>
-              <w:rPr>
-                <w:rFonts w:cstheme="minorHAnsi"/>
-                <w:color w:val="000000"/>
-                <w:sz w:val="18"/>
-                <w:szCs w:val="18"/>
-              </w:rPr>
-            </w:pPr>
-            <w:bookmarkStart w:id="2" w:name="_Hlk153193502"/>
+          </w:tcPr>
+          <w:p>
+            <w:pPr>
+              <w:spacing w:after="0" w:line="240" w:lineRule="auto"/>
+              <w:rPr>
+                <w:rFonts w:cstheme="minorHAnsi"/>
+                <w:color w:val="000000"/>
+                <w:sz w:val="18"/>
+                <w:szCs w:val="18"/>
+              </w:rPr>
+            </w:pPr>
+            <w:bookmarkStart w:id="3" w:name="_Hlk153193502"/>
             <w:r>
               <w:rPr>
                 <w:rFonts w:cstheme="minorHAnsi"/>
@@ -24324,7 +23777,6 @@
               <w:bottom w:val="single" w:sz="4" w:space="0" w:color="auto"/>
               <w:right w:val="single" w:sz="4" w:space="0" w:color="auto"/>
             </w:tcBorders>
-            <w:shd w:val="clear" w:color="auto" w:fill="auto"/>
           </w:tcPr>
           <w:p>
             <w:pPr>
@@ -24356,7 +23808,6 @@
               <w:bottom w:val="single" w:sz="4" w:space="0" w:color="auto"/>
               <w:right w:val="single" w:sz="4" w:space="0" w:color="auto"/>
             </w:tcBorders>
-            <w:shd w:val="clear" w:color="auto" w:fill="auto"/>
             <w:noWrap/>
           </w:tcPr>
           <w:p>
@@ -24398,7 +23849,6 @@
               <w:bottom w:val="single" w:sz="4" w:space="0" w:color="auto"/>
               <w:right w:val="single" w:sz="4" w:space="0" w:color="auto"/>
             </w:tcBorders>
-            <w:shd w:val="clear" w:color="auto" w:fill="auto"/>
           </w:tcPr>
           <w:p>
             <w:pPr>
@@ -24422,7 +23872,7 @@
           </w:p>
         </w:tc>
       </w:tr>
-      <w:bookmarkEnd w:id="2"/>
+      <w:bookmarkEnd w:id="3"/>
       <w:tr>
         <w:trPr>
           <w:cantSplit/>
@@ -24436,7 +23886,6 @@
               <w:bottom w:val="single" w:sz="4" w:space="0" w:color="auto"/>
               <w:right w:val="single" w:sz="4" w:space="0" w:color="auto"/>
             </w:tcBorders>
-            <w:shd w:val="clear" w:color="auto" w:fill="auto"/>
           </w:tcPr>
           <w:p>
             <w:pPr>
@@ -24468,7 +23917,6 @@
               <w:bottom w:val="single" w:sz="4" w:space="0" w:color="auto"/>
               <w:right w:val="single" w:sz="4" w:space="0" w:color="auto"/>
             </w:tcBorders>
-            <w:shd w:val="clear" w:color="auto" w:fill="auto"/>
           </w:tcPr>
           <w:p>
             <w:pPr>
@@ -24500,7 +23948,6 @@
               <w:bottom w:val="single" w:sz="4" w:space="0" w:color="auto"/>
               <w:right w:val="single" w:sz="4" w:space="0" w:color="auto"/>
             </w:tcBorders>
-            <w:shd w:val="clear" w:color="auto" w:fill="auto"/>
             <w:noWrap/>
           </w:tcPr>
           <w:p>
@@ -24533,7 +23980,6 @@
               <w:bottom w:val="single" w:sz="4" w:space="0" w:color="auto"/>
               <w:right w:val="single" w:sz="4" w:space="0" w:color="auto"/>
             </w:tcBorders>
-            <w:shd w:val="clear" w:color="auto" w:fill="auto"/>
           </w:tcPr>
           <w:p>
             <w:pPr>
@@ -24570,7 +24016,6 @@
               <w:bottom w:val="single" w:sz="4" w:space="0" w:color="auto"/>
               <w:right w:val="single" w:sz="4" w:space="0" w:color="auto"/>
             </w:tcBorders>
-            <w:shd w:val="clear" w:color="auto" w:fill="auto"/>
           </w:tcPr>
           <w:p>
             <w:pPr>
@@ -24602,7 +24047,6 @@
               <w:bottom w:val="single" w:sz="4" w:space="0" w:color="auto"/>
               <w:right w:val="single" w:sz="4" w:space="0" w:color="auto"/>
             </w:tcBorders>
-            <w:shd w:val="clear" w:color="auto" w:fill="auto"/>
           </w:tcPr>
           <w:p>
             <w:pPr>
@@ -24634,7 +24078,6 @@
               <w:left w:val="single" w:sz="4" w:space="0" w:color="auto"/>
               <w:right w:val="single" w:sz="4" w:space="0" w:color="auto"/>
             </w:tcBorders>
-            <w:shd w:val="clear" w:color="auto" w:fill="auto"/>
             <w:noWrap/>
           </w:tcPr>
           <w:p>
@@ -24667,7 +24110,6 @@
               <w:left w:val="single" w:sz="4" w:space="0" w:color="auto"/>
               <w:right w:val="single" w:sz="4" w:space="0" w:color="auto"/>
             </w:tcBorders>
-            <w:shd w:val="clear" w:color="auto" w:fill="auto"/>
           </w:tcPr>
           <w:p>
             <w:pPr>
@@ -24704,7 +24146,6 @@
               <w:bottom w:val="single" w:sz="4" w:space="0" w:color="auto"/>
               <w:right w:val="single" w:sz="4" w:space="0" w:color="auto"/>
             </w:tcBorders>
-            <w:shd w:val="clear" w:color="auto" w:fill="auto"/>
           </w:tcPr>
           <w:p>
             <w:pPr>
@@ -24736,7 +24177,6 @@
               <w:bottom w:val="single" w:sz="4" w:space="0" w:color="auto"/>
               <w:right w:val="single" w:sz="4" w:space="0" w:color="auto"/>
             </w:tcBorders>
-            <w:shd w:val="clear" w:color="auto" w:fill="auto"/>
           </w:tcPr>
           <w:p>
             <w:pPr>
@@ -24767,7 +24207,6 @@
               <w:left w:val="single" w:sz="4" w:space="0" w:color="auto"/>
               <w:right w:val="single" w:sz="4" w:space="0" w:color="auto"/>
             </w:tcBorders>
-            <w:shd w:val="clear" w:color="auto" w:fill="auto"/>
             <w:noWrap/>
           </w:tcPr>
           <w:p>
@@ -24790,7 +24229,6 @@
               <w:left w:val="single" w:sz="4" w:space="0" w:color="auto"/>
               <w:right w:val="single" w:sz="4" w:space="0" w:color="auto"/>
             </w:tcBorders>
-            <w:shd w:val="clear" w:color="auto" w:fill="auto"/>
           </w:tcPr>
           <w:p>
             <w:pPr>
@@ -24818,7 +24256,6 @@
               <w:bottom w:val="single" w:sz="4" w:space="0" w:color="auto"/>
               <w:right w:val="single" w:sz="4" w:space="0" w:color="auto"/>
             </w:tcBorders>
-            <w:shd w:val="clear" w:color="auto" w:fill="auto"/>
           </w:tcPr>
           <w:p>
             <w:pPr>
@@ -24850,7 +24287,6 @@
               <w:bottom w:val="single" w:sz="4" w:space="0" w:color="auto"/>
               <w:right w:val="single" w:sz="4" w:space="0" w:color="auto"/>
             </w:tcBorders>
-            <w:shd w:val="clear" w:color="auto" w:fill="auto"/>
           </w:tcPr>
           <w:p>
             <w:pPr>
@@ -24881,7 +24317,6 @@
               <w:left w:val="single" w:sz="4" w:space="0" w:color="auto"/>
               <w:right w:val="single" w:sz="4" w:space="0" w:color="auto"/>
             </w:tcBorders>
-            <w:shd w:val="clear" w:color="auto" w:fill="auto"/>
             <w:noWrap/>
           </w:tcPr>
           <w:p>
@@ -24904,7 +24339,6 @@
               <w:left w:val="single" w:sz="4" w:space="0" w:color="auto"/>
               <w:right w:val="single" w:sz="4" w:space="0" w:color="auto"/>
             </w:tcBorders>
-            <w:shd w:val="clear" w:color="auto" w:fill="auto"/>
           </w:tcPr>
           <w:p>
             <w:pPr>
@@ -24932,7 +24366,6 @@
               <w:bottom w:val="single" w:sz="4" w:space="0" w:color="auto"/>
               <w:right w:val="single" w:sz="4" w:space="0" w:color="auto"/>
             </w:tcBorders>
-            <w:shd w:val="clear" w:color="auto" w:fill="auto"/>
           </w:tcPr>
           <w:p>
             <w:pPr>
@@ -24964,7 +24397,6 @@
               <w:bottom w:val="single" w:sz="4" w:space="0" w:color="auto"/>
               <w:right w:val="single" w:sz="4" w:space="0" w:color="auto"/>
             </w:tcBorders>
-            <w:shd w:val="clear" w:color="auto" w:fill="auto"/>
           </w:tcPr>
           <w:p>
             <w:pPr>
@@ -24995,7 +24427,6 @@
               <w:left w:val="single" w:sz="4" w:space="0" w:color="auto"/>
               <w:right w:val="single" w:sz="4" w:space="0" w:color="auto"/>
             </w:tcBorders>
-            <w:shd w:val="clear" w:color="auto" w:fill="auto"/>
             <w:noWrap/>
           </w:tcPr>
           <w:p>
@@ -25018,7 +24449,6 @@
               <w:left w:val="single" w:sz="4" w:space="0" w:color="auto"/>
               <w:right w:val="single" w:sz="4" w:space="0" w:color="auto"/>
             </w:tcBorders>
-            <w:shd w:val="clear" w:color="auto" w:fill="auto"/>
           </w:tcPr>
           <w:p>
             <w:pPr>
@@ -25046,7 +24476,6 @@
               <w:bottom w:val="single" w:sz="4" w:space="0" w:color="auto"/>
               <w:right w:val="single" w:sz="4" w:space="0" w:color="auto"/>
             </w:tcBorders>
-            <w:shd w:val="clear" w:color="auto" w:fill="auto"/>
           </w:tcPr>
           <w:p>
             <w:pPr>
@@ -25078,7 +24507,6 @@
               <w:bottom w:val="single" w:sz="4" w:space="0" w:color="auto"/>
               <w:right w:val="single" w:sz="4" w:space="0" w:color="auto"/>
             </w:tcBorders>
-            <w:shd w:val="clear" w:color="auto" w:fill="auto"/>
           </w:tcPr>
           <w:p>
             <w:pPr>
@@ -25109,7 +24537,6 @@
               <w:left w:val="single" w:sz="4" w:space="0" w:color="auto"/>
               <w:right w:val="single" w:sz="4" w:space="0" w:color="auto"/>
             </w:tcBorders>
-            <w:shd w:val="clear" w:color="auto" w:fill="auto"/>
             <w:noWrap/>
           </w:tcPr>
           <w:p>
@@ -25132,7 +24559,6 @@
               <w:left w:val="single" w:sz="4" w:space="0" w:color="auto"/>
               <w:right w:val="single" w:sz="4" w:space="0" w:color="auto"/>
             </w:tcBorders>
-            <w:shd w:val="clear" w:color="auto" w:fill="auto"/>
           </w:tcPr>
           <w:p>
             <w:pPr>
@@ -25160,7 +24586,6 @@
               <w:bottom w:val="single" w:sz="4" w:space="0" w:color="auto"/>
               <w:right w:val="single" w:sz="4" w:space="0" w:color="auto"/>
             </w:tcBorders>
-            <w:shd w:val="clear" w:color="auto" w:fill="auto"/>
           </w:tcPr>
           <w:p>
             <w:pPr>
@@ -25192,7 +24617,6 @@
               <w:bottom w:val="single" w:sz="4" w:space="0" w:color="auto"/>
               <w:right w:val="single" w:sz="4" w:space="0" w:color="auto"/>
             </w:tcBorders>
-            <w:shd w:val="clear" w:color="auto" w:fill="auto"/>
           </w:tcPr>
           <w:p>
             <w:pPr>
@@ -25223,7 +24647,6 @@
               <w:left w:val="single" w:sz="4" w:space="0" w:color="auto"/>
               <w:right w:val="single" w:sz="4" w:space="0" w:color="auto"/>
             </w:tcBorders>
-            <w:shd w:val="clear" w:color="auto" w:fill="auto"/>
             <w:noWrap/>
           </w:tcPr>
           <w:p>
@@ -25246,7 +24669,6 @@
               <w:left w:val="single" w:sz="4" w:space="0" w:color="auto"/>
               <w:right w:val="single" w:sz="4" w:space="0" w:color="auto"/>
             </w:tcBorders>
-            <w:shd w:val="clear" w:color="auto" w:fill="auto"/>
           </w:tcPr>
           <w:p>
             <w:pPr>
@@ -25274,7 +24696,6 @@
               <w:bottom w:val="single" w:sz="4" w:space="0" w:color="auto"/>
               <w:right w:val="single" w:sz="4" w:space="0" w:color="auto"/>
             </w:tcBorders>
-            <w:shd w:val="clear" w:color="auto" w:fill="auto"/>
           </w:tcPr>
           <w:p>
             <w:pPr>
@@ -25306,7 +24727,6 @@
               <w:bottom w:val="single" w:sz="4" w:space="0" w:color="auto"/>
               <w:right w:val="single" w:sz="4" w:space="0" w:color="auto"/>
             </w:tcBorders>
-            <w:shd w:val="clear" w:color="auto" w:fill="auto"/>
           </w:tcPr>
           <w:p>
             <w:pPr>
@@ -25337,7 +24757,6 @@
               <w:left w:val="single" w:sz="4" w:space="0" w:color="auto"/>
               <w:right w:val="single" w:sz="4" w:space="0" w:color="auto"/>
             </w:tcBorders>
-            <w:shd w:val="clear" w:color="auto" w:fill="auto"/>
             <w:noWrap/>
           </w:tcPr>
           <w:p>
@@ -25360,7 +24779,6 @@
               <w:left w:val="single" w:sz="4" w:space="0" w:color="auto"/>
               <w:right w:val="single" w:sz="4" w:space="0" w:color="auto"/>
             </w:tcBorders>
-            <w:shd w:val="clear" w:color="auto" w:fill="auto"/>
           </w:tcPr>
           <w:p>
             <w:pPr>
@@ -25388,7 +24806,6 @@
               <w:bottom w:val="single" w:sz="4" w:space="0" w:color="auto"/>
               <w:right w:val="single" w:sz="4" w:space="0" w:color="auto"/>
             </w:tcBorders>
-            <w:shd w:val="clear" w:color="auto" w:fill="auto"/>
           </w:tcPr>
           <w:p>
             <w:pPr>
@@ -25420,7 +24837,6 @@
               <w:bottom w:val="single" w:sz="4" w:space="0" w:color="auto"/>
               <w:right w:val="single" w:sz="4" w:space="0" w:color="auto"/>
             </w:tcBorders>
-            <w:shd w:val="clear" w:color="auto" w:fill="auto"/>
           </w:tcPr>
           <w:p>
             <w:pPr>
@@ -25451,7 +24867,6 @@
               <w:left w:val="single" w:sz="4" w:space="0" w:color="auto"/>
               <w:right w:val="single" w:sz="4" w:space="0" w:color="auto"/>
             </w:tcBorders>
-            <w:shd w:val="clear" w:color="auto" w:fill="auto"/>
             <w:noWrap/>
           </w:tcPr>
           <w:p>
@@ -25474,7 +24889,6 @@
               <w:left w:val="single" w:sz="4" w:space="0" w:color="auto"/>
               <w:right w:val="single" w:sz="4" w:space="0" w:color="auto"/>
             </w:tcBorders>
-            <w:shd w:val="clear" w:color="auto" w:fill="auto"/>
           </w:tcPr>
           <w:p>
             <w:pPr>
@@ -25502,7 +24916,6 @@
               <w:bottom w:val="single" w:sz="4" w:space="0" w:color="auto"/>
               <w:right w:val="single" w:sz="4" w:space="0" w:color="auto"/>
             </w:tcBorders>
-            <w:shd w:val="clear" w:color="auto" w:fill="auto"/>
           </w:tcPr>
           <w:p>
             <w:pPr>
@@ -25534,7 +24947,6 @@
               <w:bottom w:val="single" w:sz="4" w:space="0" w:color="auto"/>
               <w:right w:val="single" w:sz="4" w:space="0" w:color="auto"/>
             </w:tcBorders>
-            <w:shd w:val="clear" w:color="auto" w:fill="auto"/>
           </w:tcPr>
           <w:p>
             <w:pPr>
@@ -25565,7 +24977,6 @@
               <w:left w:val="single" w:sz="4" w:space="0" w:color="auto"/>
               <w:right w:val="single" w:sz="4" w:space="0" w:color="auto"/>
             </w:tcBorders>
-            <w:shd w:val="clear" w:color="auto" w:fill="auto"/>
             <w:noWrap/>
           </w:tcPr>
           <w:p>
@@ -25588,7 +24999,6 @@
               <w:left w:val="single" w:sz="4" w:space="0" w:color="auto"/>
               <w:right w:val="single" w:sz="4" w:space="0" w:color="auto"/>
             </w:tcBorders>
-            <w:shd w:val="clear" w:color="auto" w:fill="auto"/>
           </w:tcPr>
           <w:p>
             <w:pPr>
@@ -25616,7 +25026,6 @@
               <w:bottom w:val="single" w:sz="4" w:space="0" w:color="auto"/>
               <w:right w:val="single" w:sz="4" w:space="0" w:color="auto"/>
             </w:tcBorders>
-            <w:shd w:val="clear" w:color="auto" w:fill="auto"/>
           </w:tcPr>
           <w:p>
             <w:pPr>
@@ -25648,7 +25057,6 @@
               <w:bottom w:val="single" w:sz="4" w:space="0" w:color="auto"/>
               <w:right w:val="single" w:sz="4" w:space="0" w:color="auto"/>
             </w:tcBorders>
-            <w:shd w:val="clear" w:color="auto" w:fill="auto"/>
           </w:tcPr>
           <w:p>
             <w:pPr>
@@ -25679,7 +25087,6 @@
               <w:left w:val="single" w:sz="4" w:space="0" w:color="auto"/>
               <w:right w:val="single" w:sz="4" w:space="0" w:color="auto"/>
             </w:tcBorders>
-            <w:shd w:val="clear" w:color="auto" w:fill="auto"/>
             <w:noWrap/>
           </w:tcPr>
           <w:p>
@@ -25702,7 +25109,6 @@
               <w:left w:val="single" w:sz="4" w:space="0" w:color="auto"/>
               <w:right w:val="single" w:sz="4" w:space="0" w:color="auto"/>
             </w:tcBorders>
-            <w:shd w:val="clear" w:color="auto" w:fill="auto"/>
           </w:tcPr>
           <w:p>
             <w:pPr>
@@ -25730,7 +25136,6 @@
               <w:bottom w:val="single" w:sz="4" w:space="0" w:color="auto"/>
               <w:right w:val="single" w:sz="4" w:space="0" w:color="auto"/>
             </w:tcBorders>
-            <w:shd w:val="clear" w:color="auto" w:fill="auto"/>
           </w:tcPr>
           <w:p>
             <w:pPr>
@@ -25762,7 +25167,6 @@
               <w:bottom w:val="single" w:sz="4" w:space="0" w:color="auto"/>
               <w:right w:val="single" w:sz="4" w:space="0" w:color="auto"/>
             </w:tcBorders>
-            <w:shd w:val="clear" w:color="auto" w:fill="auto"/>
           </w:tcPr>
           <w:p>
             <w:pPr>
@@ -25793,7 +25197,6 @@
               <w:left w:val="single" w:sz="4" w:space="0" w:color="auto"/>
               <w:right w:val="single" w:sz="4" w:space="0" w:color="auto"/>
             </w:tcBorders>
-            <w:shd w:val="clear" w:color="auto" w:fill="auto"/>
             <w:noWrap/>
           </w:tcPr>
           <w:p>
@@ -25816,7 +25219,6 @@
               <w:left w:val="single" w:sz="4" w:space="0" w:color="auto"/>
               <w:right w:val="single" w:sz="4" w:space="0" w:color="auto"/>
             </w:tcBorders>
-            <w:shd w:val="clear" w:color="auto" w:fill="auto"/>
           </w:tcPr>
           <w:p>
             <w:pPr>
@@ -25844,7 +25246,6 @@
               <w:bottom w:val="single" w:sz="4" w:space="0" w:color="auto"/>
               <w:right w:val="single" w:sz="4" w:space="0" w:color="auto"/>
             </w:tcBorders>
-            <w:shd w:val="clear" w:color="auto" w:fill="auto"/>
           </w:tcPr>
           <w:p>
             <w:pPr>
@@ -25876,7 +25277,6 @@
               <w:bottom w:val="single" w:sz="4" w:space="0" w:color="auto"/>
               <w:right w:val="single" w:sz="4" w:space="0" w:color="auto"/>
             </w:tcBorders>
-            <w:shd w:val="clear" w:color="auto" w:fill="auto"/>
           </w:tcPr>
           <w:p>
             <w:pPr>
@@ -25907,7 +25307,6 @@
               <w:left w:val="single" w:sz="4" w:space="0" w:color="auto"/>
               <w:right w:val="single" w:sz="4" w:space="0" w:color="auto"/>
             </w:tcBorders>
-            <w:shd w:val="clear" w:color="auto" w:fill="auto"/>
             <w:noWrap/>
           </w:tcPr>
           <w:p>
@@ -25930,7 +25329,6 @@
               <w:left w:val="single" w:sz="4" w:space="0" w:color="auto"/>
               <w:right w:val="single" w:sz="4" w:space="0" w:color="auto"/>
             </w:tcBorders>
-            <w:shd w:val="clear" w:color="auto" w:fill="auto"/>
           </w:tcPr>
           <w:p>
             <w:pPr>
@@ -25958,7 +25356,6 @@
               <w:bottom w:val="single" w:sz="4" w:space="0" w:color="auto"/>
               <w:right w:val="single" w:sz="4" w:space="0" w:color="auto"/>
             </w:tcBorders>
-            <w:shd w:val="clear" w:color="auto" w:fill="auto"/>
           </w:tcPr>
           <w:p>
             <w:pPr>
@@ -25990,7 +25387,6 @@
               <w:bottom w:val="single" w:sz="4" w:space="0" w:color="auto"/>
               <w:right w:val="single" w:sz="4" w:space="0" w:color="auto"/>
             </w:tcBorders>
-            <w:shd w:val="clear" w:color="auto" w:fill="auto"/>
           </w:tcPr>
           <w:p>
             <w:pPr>
@@ -26022,7 +25418,6 @@
               <w:bottom w:val="single" w:sz="4" w:space="0" w:color="auto"/>
               <w:right w:val="single" w:sz="4" w:space="0" w:color="auto"/>
             </w:tcBorders>
-            <w:shd w:val="clear" w:color="auto" w:fill="auto"/>
             <w:noWrap/>
           </w:tcPr>
           <w:p>
@@ -26046,7 +25441,6 @@
               <w:bottom w:val="single" w:sz="4" w:space="0" w:color="auto"/>
               <w:right w:val="single" w:sz="4" w:space="0" w:color="auto"/>
             </w:tcBorders>
-            <w:shd w:val="clear" w:color="auto" w:fill="auto"/>
           </w:tcPr>
           <w:p>
             <w:pPr>
@@ -26074,7 +25468,6 @@
               <w:bottom w:val="single" w:sz="4" w:space="0" w:color="auto"/>
               <w:right w:val="single" w:sz="4" w:space="0" w:color="auto"/>
             </w:tcBorders>
-            <w:shd w:val="clear" w:color="auto" w:fill="auto"/>
           </w:tcPr>
           <w:p>
             <w:pPr>
@@ -26106,7 +25499,6 @@
               <w:bottom w:val="single" w:sz="4" w:space="0" w:color="auto"/>
               <w:right w:val="single" w:sz="4" w:space="0" w:color="auto"/>
             </w:tcBorders>
-            <w:shd w:val="clear" w:color="auto" w:fill="auto"/>
           </w:tcPr>
           <w:p>
             <w:pPr>
@@ -26138,7 +25530,6 @@
               <w:left w:val="single" w:sz="4" w:space="0" w:color="auto"/>
               <w:right w:val="single" w:sz="4" w:space="0" w:color="auto"/>
             </w:tcBorders>
-            <w:shd w:val="clear" w:color="auto" w:fill="auto"/>
             <w:noWrap/>
           </w:tcPr>
           <w:p>
@@ -26171,7 +25562,6 @@
               <w:left w:val="single" w:sz="4" w:space="0" w:color="auto"/>
               <w:right w:val="single" w:sz="4" w:space="0" w:color="auto"/>
             </w:tcBorders>
-            <w:shd w:val="clear" w:color="auto" w:fill="auto"/>
           </w:tcPr>
           <w:p>
             <w:pPr>
@@ -26208,7 +25598,6 @@
               <w:bottom w:val="single" w:sz="4" w:space="0" w:color="auto"/>
               <w:right w:val="single" w:sz="4" w:space="0" w:color="auto"/>
             </w:tcBorders>
-            <w:shd w:val="clear" w:color="auto" w:fill="auto"/>
           </w:tcPr>
           <w:p>
             <w:pPr>
@@ -26240,7 +25629,6 @@
               <w:bottom w:val="single" w:sz="4" w:space="0" w:color="auto"/>
               <w:right w:val="single" w:sz="4" w:space="0" w:color="auto"/>
             </w:tcBorders>
-            <w:shd w:val="clear" w:color="auto" w:fill="auto"/>
           </w:tcPr>
           <w:p>
             <w:pPr>
@@ -26271,7 +25659,6 @@
               <w:left w:val="single" w:sz="4" w:space="0" w:color="auto"/>
               <w:right w:val="single" w:sz="4" w:space="0" w:color="auto"/>
             </w:tcBorders>
-            <w:shd w:val="clear" w:color="auto" w:fill="auto"/>
             <w:noWrap/>
           </w:tcPr>
           <w:p>
@@ -26294,7 +25681,6 @@
               <w:left w:val="single" w:sz="4" w:space="0" w:color="auto"/>
               <w:right w:val="single" w:sz="4" w:space="0" w:color="auto"/>
             </w:tcBorders>
-            <w:shd w:val="clear" w:color="auto" w:fill="auto"/>
           </w:tcPr>
           <w:p>
             <w:pPr>
@@ -26322,7 +25708,6 @@
               <w:bottom w:val="single" w:sz="4" w:space="0" w:color="auto"/>
               <w:right w:val="single" w:sz="4" w:space="0" w:color="auto"/>
             </w:tcBorders>
-            <w:shd w:val="clear" w:color="auto" w:fill="auto"/>
           </w:tcPr>
           <w:p>
             <w:pPr>
@@ -26354,7 +25739,6 @@
               <w:bottom w:val="single" w:sz="4" w:space="0" w:color="auto"/>
               <w:right w:val="single" w:sz="4" w:space="0" w:color="auto"/>
             </w:tcBorders>
-            <w:shd w:val="clear" w:color="auto" w:fill="auto"/>
           </w:tcPr>
           <w:p>
             <w:pPr>
@@ -26386,7 +25770,6 @@
               <w:bottom w:val="single" w:sz="4" w:space="0" w:color="auto"/>
               <w:right w:val="single" w:sz="4" w:space="0" w:color="auto"/>
             </w:tcBorders>
-            <w:shd w:val="clear" w:color="auto" w:fill="auto"/>
             <w:noWrap/>
           </w:tcPr>
           <w:p>
@@ -26410,7 +25793,6 @@
               <w:bottom w:val="single" w:sz="4" w:space="0" w:color="auto"/>
               <w:right w:val="single" w:sz="4" w:space="0" w:color="auto"/>
             </w:tcBorders>
-            <w:shd w:val="clear" w:color="auto" w:fill="auto"/>
           </w:tcPr>
           <w:p>
             <w:pPr>
@@ -26593,7 +25975,6 @@
               <w:bottom w:val="single" w:sz="4" w:space="0" w:color="auto"/>
               <w:right w:val="single" w:sz="4" w:space="0" w:color="auto"/>
             </w:tcBorders>
-            <w:shd w:val="clear" w:color="auto" w:fill="auto"/>
           </w:tcPr>
           <w:p>
             <w:pPr>
@@ -26625,7 +26006,6 @@
               <w:bottom w:val="single" w:sz="4" w:space="0" w:color="auto"/>
               <w:right w:val="single" w:sz="4" w:space="0" w:color="auto"/>
             </w:tcBorders>
-            <w:shd w:val="clear" w:color="auto" w:fill="auto"/>
           </w:tcPr>
           <w:p>
             <w:pPr>
@@ -26656,7 +26036,6 @@
               <w:left w:val="single" w:sz="4" w:space="0" w:color="auto"/>
               <w:right w:val="single" w:sz="4" w:space="0" w:color="auto"/>
             </w:tcBorders>
-            <w:shd w:val="clear" w:color="auto" w:fill="auto"/>
             <w:noWrap/>
           </w:tcPr>
           <w:p>
@@ -26688,7 +26067,6 @@
               <w:left w:val="single" w:sz="4" w:space="0" w:color="auto"/>
               <w:right w:val="single" w:sz="4" w:space="0" w:color="auto"/>
             </w:tcBorders>
-            <w:shd w:val="clear" w:color="auto" w:fill="auto"/>
           </w:tcPr>
           <w:p>
             <w:pPr>
@@ -26725,7 +26103,6 @@
               <w:bottom w:val="single" w:sz="4" w:space="0" w:color="auto"/>
               <w:right w:val="single" w:sz="4" w:space="0" w:color="auto"/>
             </w:tcBorders>
-            <w:shd w:val="clear" w:color="auto" w:fill="auto"/>
           </w:tcPr>
           <w:p>
             <w:pPr>
@@ -26757,7 +26134,6 @@
               <w:bottom w:val="single" w:sz="4" w:space="0" w:color="auto"/>
               <w:right w:val="single" w:sz="4" w:space="0" w:color="auto"/>
             </w:tcBorders>
-            <w:shd w:val="clear" w:color="auto" w:fill="auto"/>
           </w:tcPr>
           <w:p>
             <w:pPr>
@@ -26788,7 +26164,6 @@
               <w:left w:val="single" w:sz="4" w:space="0" w:color="auto"/>
               <w:right w:val="single" w:sz="4" w:space="0" w:color="auto"/>
             </w:tcBorders>
-            <w:shd w:val="clear" w:color="auto" w:fill="auto"/>
             <w:noWrap/>
           </w:tcPr>
           <w:p>
@@ -26838,7 +26213,6 @@
               <w:left w:val="single" w:sz="4" w:space="0" w:color="auto"/>
               <w:right w:val="single" w:sz="4" w:space="0" w:color="auto"/>
             </w:tcBorders>
-            <w:shd w:val="clear" w:color="auto" w:fill="auto"/>
           </w:tcPr>
           <w:p>
             <w:pPr>
@@ -26875,7 +26249,6 @@
               <w:bottom w:val="single" w:sz="4" w:space="0" w:color="auto"/>
               <w:right w:val="single" w:sz="4" w:space="0" w:color="auto"/>
             </w:tcBorders>
-            <w:shd w:val="clear" w:color="auto" w:fill="auto"/>
           </w:tcPr>
           <w:p>
             <w:pPr>
@@ -26907,7 +26280,6 @@
               <w:bottom w:val="single" w:sz="4" w:space="0" w:color="auto"/>
               <w:right w:val="single" w:sz="4" w:space="0" w:color="auto"/>
             </w:tcBorders>
-            <w:shd w:val="clear" w:color="auto" w:fill="auto"/>
           </w:tcPr>
           <w:p>
             <w:pPr>
@@ -26937,7 +26309,6 @@
               <w:left w:val="single" w:sz="4" w:space="0" w:color="auto"/>
               <w:right w:val="single" w:sz="4" w:space="0" w:color="auto"/>
             </w:tcBorders>
-            <w:shd w:val="clear" w:color="auto" w:fill="auto"/>
             <w:noWrap/>
           </w:tcPr>
           <w:p>
@@ -26968,7 +26339,6 @@
               <w:left w:val="single" w:sz="4" w:space="0" w:color="auto"/>
               <w:right w:val="single" w:sz="4" w:space="0" w:color="auto"/>
             </w:tcBorders>
-            <w:shd w:val="clear" w:color="auto" w:fill="auto"/>
           </w:tcPr>
           <w:p>
             <w:pPr>
@@ -27005,7 +26375,6 @@
               <w:bottom w:val="single" w:sz="4" w:space="0" w:color="auto"/>
               <w:right w:val="single" w:sz="4" w:space="0" w:color="auto"/>
             </w:tcBorders>
-            <w:shd w:val="clear" w:color="auto" w:fill="auto"/>
           </w:tcPr>
           <w:p>
             <w:pPr>
@@ -27037,7 +26406,6 @@
               <w:bottom w:val="single" w:sz="4" w:space="0" w:color="auto"/>
               <w:right w:val="single" w:sz="4" w:space="0" w:color="auto"/>
             </w:tcBorders>
-            <w:shd w:val="clear" w:color="auto" w:fill="auto"/>
           </w:tcPr>
           <w:p>
             <w:pPr>
@@ -27088,7 +26456,6 @@
               <w:left w:val="single" w:sz="4" w:space="0" w:color="auto"/>
               <w:right w:val="single" w:sz="4" w:space="0" w:color="auto"/>
             </w:tcBorders>
-            <w:shd w:val="clear" w:color="auto" w:fill="auto"/>
             <w:noWrap/>
           </w:tcPr>
           <w:p>
@@ -27138,7 +26505,6 @@
               <w:left w:val="single" w:sz="4" w:space="0" w:color="auto"/>
               <w:right w:val="single" w:sz="4" w:space="0" w:color="auto"/>
             </w:tcBorders>
-            <w:shd w:val="clear" w:color="auto" w:fill="auto"/>
           </w:tcPr>
           <w:p>
             <w:pPr>
@@ -27175,7 +26541,6 @@
               <w:bottom w:val="single" w:sz="4" w:space="0" w:color="auto"/>
               <w:right w:val="single" w:sz="4" w:space="0" w:color="auto"/>
             </w:tcBorders>
-            <w:shd w:val="clear" w:color="auto" w:fill="auto"/>
           </w:tcPr>
           <w:p>
             <w:pPr>
@@ -27207,7 +26572,6 @@
               <w:bottom w:val="single" w:sz="4" w:space="0" w:color="auto"/>
               <w:right w:val="single" w:sz="4" w:space="0" w:color="auto"/>
             </w:tcBorders>
-            <w:shd w:val="clear" w:color="auto" w:fill="auto"/>
           </w:tcPr>
           <w:p>
             <w:pPr>
@@ -27238,7 +26602,6 @@
               <w:left w:val="single" w:sz="4" w:space="0" w:color="auto"/>
               <w:right w:val="single" w:sz="4" w:space="0" w:color="auto"/>
             </w:tcBorders>
-            <w:shd w:val="clear" w:color="auto" w:fill="auto"/>
             <w:noWrap/>
           </w:tcPr>
           <w:p>
@@ -27261,7 +26624,6 @@
               <w:left w:val="single" w:sz="4" w:space="0" w:color="auto"/>
               <w:right w:val="single" w:sz="4" w:space="0" w:color="auto"/>
             </w:tcBorders>
-            <w:shd w:val="clear" w:color="auto" w:fill="auto"/>
           </w:tcPr>
           <w:p>
             <w:pPr>
@@ -27289,7 +26651,6 @@
               <w:bottom w:val="single" w:sz="4" w:space="0" w:color="auto"/>
               <w:right w:val="single" w:sz="4" w:space="0" w:color="auto"/>
             </w:tcBorders>
-            <w:shd w:val="clear" w:color="auto" w:fill="auto"/>
           </w:tcPr>
           <w:p>
             <w:pPr>
@@ -27321,7 +26682,6 @@
               <w:bottom w:val="single" w:sz="4" w:space="0" w:color="auto"/>
               <w:right w:val="single" w:sz="4" w:space="0" w:color="auto"/>
             </w:tcBorders>
-            <w:shd w:val="clear" w:color="auto" w:fill="auto"/>
           </w:tcPr>
           <w:p>
             <w:pPr>
@@ -27353,7 +26713,6 @@
               <w:bottom w:val="single" w:sz="4" w:space="0" w:color="auto"/>
               <w:right w:val="single" w:sz="4" w:space="0" w:color="auto"/>
             </w:tcBorders>
-            <w:shd w:val="clear" w:color="auto" w:fill="auto"/>
             <w:noWrap/>
           </w:tcPr>
           <w:p>
@@ -27377,7 +26736,6 @@
               <w:bottom w:val="single" w:sz="4" w:space="0" w:color="auto"/>
               <w:right w:val="single" w:sz="4" w:space="0" w:color="auto"/>
             </w:tcBorders>
-            <w:shd w:val="clear" w:color="auto" w:fill="auto"/>
           </w:tcPr>
           <w:p>
             <w:pPr>
@@ -27405,7 +26763,6 @@
               <w:bottom w:val="single" w:sz="4" w:space="0" w:color="auto"/>
               <w:right w:val="single" w:sz="4" w:space="0" w:color="auto"/>
             </w:tcBorders>
-            <w:shd w:val="clear" w:color="auto" w:fill="auto"/>
           </w:tcPr>
           <w:p>
             <w:pPr>
@@ -27437,7 +26794,6 @@
               <w:bottom w:val="single" w:sz="4" w:space="0" w:color="auto"/>
               <w:right w:val="single" w:sz="4" w:space="0" w:color="auto"/>
             </w:tcBorders>
-            <w:shd w:val="clear" w:color="auto" w:fill="auto"/>
           </w:tcPr>
           <w:p>
             <w:pPr>
@@ -27469,7 +26825,6 @@
               <w:left w:val="single" w:sz="4" w:space="0" w:color="auto"/>
               <w:right w:val="single" w:sz="4" w:space="0" w:color="auto"/>
             </w:tcBorders>
-            <w:shd w:val="clear" w:color="auto" w:fill="auto"/>
             <w:noWrap/>
           </w:tcPr>
           <w:p>
@@ -27502,7 +26857,6 @@
               <w:left w:val="single" w:sz="4" w:space="0" w:color="auto"/>
               <w:right w:val="single" w:sz="4" w:space="0" w:color="auto"/>
             </w:tcBorders>
-            <w:shd w:val="clear" w:color="auto" w:fill="auto"/>
           </w:tcPr>
           <w:p>
             <w:pPr>
@@ -27539,7 +26893,6 @@
               <w:bottom w:val="single" w:sz="4" w:space="0" w:color="auto"/>
               <w:right w:val="single" w:sz="4" w:space="0" w:color="auto"/>
             </w:tcBorders>
-            <w:shd w:val="clear" w:color="auto" w:fill="auto"/>
           </w:tcPr>
           <w:p>
             <w:pPr>
@@ -27571,7 +26924,6 @@
               <w:bottom w:val="single" w:sz="4" w:space="0" w:color="auto"/>
               <w:right w:val="single" w:sz="4" w:space="0" w:color="auto"/>
             </w:tcBorders>
-            <w:shd w:val="clear" w:color="auto" w:fill="auto"/>
           </w:tcPr>
           <w:p>
             <w:pPr>
@@ -27603,7 +26955,6 @@
               <w:bottom w:val="single" w:sz="4" w:space="0" w:color="auto"/>
               <w:right w:val="single" w:sz="4" w:space="0" w:color="auto"/>
             </w:tcBorders>
-            <w:shd w:val="clear" w:color="auto" w:fill="auto"/>
             <w:noWrap/>
           </w:tcPr>
           <w:p>
@@ -27627,7 +26978,6 @@
               <w:bottom w:val="single" w:sz="4" w:space="0" w:color="auto"/>
               <w:right w:val="single" w:sz="4" w:space="0" w:color="auto"/>
             </w:tcBorders>
-            <w:shd w:val="clear" w:color="auto" w:fill="auto"/>
           </w:tcPr>
           <w:p>
             <w:pPr>
@@ -27655,7 +27005,6 @@
               <w:bottom w:val="single" w:sz="4" w:space="0" w:color="auto"/>
               <w:right w:val="single" w:sz="4" w:space="0" w:color="auto"/>
             </w:tcBorders>
-            <w:shd w:val="clear" w:color="auto" w:fill="auto"/>
           </w:tcPr>
           <w:p>
             <w:pPr>
@@ -27688,7 +27037,6 @@
               <w:bottom w:val="single" w:sz="4" w:space="0" w:color="auto"/>
               <w:right w:val="single" w:sz="4" w:space="0" w:color="auto"/>
             </w:tcBorders>
-            <w:shd w:val="clear" w:color="auto" w:fill="auto"/>
           </w:tcPr>
           <w:p>
             <w:pPr>
@@ -27720,7 +27068,6 @@
               <w:left w:val="single" w:sz="4" w:space="0" w:color="auto"/>
               <w:right w:val="single" w:sz="4" w:space="0" w:color="auto"/>
             </w:tcBorders>
-            <w:shd w:val="clear" w:color="auto" w:fill="auto"/>
             <w:noWrap/>
           </w:tcPr>
           <w:p>
@@ -27753,7 +27100,6 @@
               <w:left w:val="single" w:sz="4" w:space="0" w:color="auto"/>
               <w:right w:val="single" w:sz="4" w:space="0" w:color="auto"/>
             </w:tcBorders>
-            <w:shd w:val="clear" w:color="auto" w:fill="auto"/>
           </w:tcPr>
           <w:p>
             <w:pPr>
@@ -27791,7 +27137,6 @@
               <w:bottom w:val="single" w:sz="4" w:space="0" w:color="auto"/>
               <w:right w:val="single" w:sz="4" w:space="0" w:color="auto"/>
             </w:tcBorders>
-            <w:shd w:val="clear" w:color="auto" w:fill="auto"/>
           </w:tcPr>
           <w:p>
             <w:pPr>
@@ -27823,7 +27168,6 @@
               <w:bottom w:val="single" w:sz="4" w:space="0" w:color="auto"/>
               <w:right w:val="single" w:sz="4" w:space="0" w:color="auto"/>
             </w:tcBorders>
-            <w:shd w:val="clear" w:color="auto" w:fill="auto"/>
           </w:tcPr>
           <w:p>
             <w:pPr>
@@ -27854,7 +27198,6 @@
               <w:left w:val="single" w:sz="4" w:space="0" w:color="auto"/>
               <w:right w:val="single" w:sz="4" w:space="0" w:color="auto"/>
             </w:tcBorders>
-            <w:shd w:val="clear" w:color="auto" w:fill="auto"/>
             <w:noWrap/>
           </w:tcPr>
           <w:p>
@@ -27877,7 +27220,6 @@
               <w:left w:val="single" w:sz="4" w:space="0" w:color="auto"/>
               <w:right w:val="single" w:sz="4" w:space="0" w:color="auto"/>
             </w:tcBorders>
-            <w:shd w:val="clear" w:color="auto" w:fill="auto"/>
           </w:tcPr>
           <w:p>
             <w:pPr>
@@ -27905,7 +27247,6 @@
               <w:bottom w:val="single" w:sz="4" w:space="0" w:color="auto"/>
               <w:right w:val="single" w:sz="4" w:space="0" w:color="auto"/>
             </w:tcBorders>
-            <w:shd w:val="clear" w:color="auto" w:fill="auto"/>
           </w:tcPr>
           <w:p>
             <w:pPr>
@@ -27937,7 +27278,6 @@
               <w:bottom w:val="single" w:sz="4" w:space="0" w:color="auto"/>
               <w:right w:val="single" w:sz="4" w:space="0" w:color="auto"/>
             </w:tcBorders>
-            <w:shd w:val="clear" w:color="auto" w:fill="auto"/>
           </w:tcPr>
           <w:p>
             <w:pPr>
@@ -27968,7 +27308,6 @@
               <w:bottom w:val="single" w:sz="4" w:space="0" w:color="auto"/>
               <w:right w:val="single" w:sz="4" w:space="0" w:color="auto"/>
             </w:tcBorders>
-            <w:shd w:val="clear" w:color="auto" w:fill="auto"/>
             <w:noWrap/>
           </w:tcPr>
           <w:p>
@@ -28000,7 +27339,6 @@
               <w:bottom w:val="single" w:sz="4" w:space="0" w:color="auto"/>
               <w:right w:val="single" w:sz="4" w:space="0" w:color="auto"/>
             </w:tcBorders>
-            <w:shd w:val="clear" w:color="auto" w:fill="auto"/>
           </w:tcPr>
           <w:p>
             <w:pPr>
@@ -28037,7 +27375,6 @@
               <w:bottom w:val="single" w:sz="4" w:space="0" w:color="auto"/>
               <w:right w:val="single" w:sz="4" w:space="0" w:color="auto"/>
             </w:tcBorders>
-            <w:shd w:val="clear" w:color="auto" w:fill="auto"/>
           </w:tcPr>
           <w:p>
             <w:pPr>
@@ -28069,7 +27406,6 @@
               <w:bottom w:val="single" w:sz="4" w:space="0" w:color="auto"/>
               <w:right w:val="single" w:sz="4" w:space="0" w:color="auto"/>
             </w:tcBorders>
-            <w:shd w:val="clear" w:color="auto" w:fill="auto"/>
           </w:tcPr>
           <w:p>
             <w:pPr>
@@ -28101,7 +27437,6 @@
               <w:left w:val="single" w:sz="4" w:space="0" w:color="auto"/>
               <w:right w:val="single" w:sz="4" w:space="0" w:color="auto"/>
             </w:tcBorders>
-            <w:shd w:val="clear" w:color="auto" w:fill="auto"/>
             <w:noWrap/>
           </w:tcPr>
           <w:p>
@@ -28134,7 +27469,6 @@
               <w:left w:val="single" w:sz="4" w:space="0" w:color="auto"/>
               <w:right w:val="single" w:sz="4" w:space="0" w:color="auto"/>
             </w:tcBorders>
-            <w:shd w:val="clear" w:color="auto" w:fill="auto"/>
           </w:tcPr>
           <w:p>
             <w:pPr>
@@ -28171,7 +27505,6 @@
               <w:bottom w:val="single" w:sz="4" w:space="0" w:color="auto"/>
               <w:right w:val="single" w:sz="4" w:space="0" w:color="auto"/>
             </w:tcBorders>
-            <w:shd w:val="clear" w:color="auto" w:fill="auto"/>
           </w:tcPr>
           <w:p>
             <w:pPr>
@@ -28203,7 +27536,6 @@
               <w:bottom w:val="single" w:sz="4" w:space="0" w:color="auto"/>
               <w:right w:val="single" w:sz="4" w:space="0" w:color="auto"/>
             </w:tcBorders>
-            <w:shd w:val="clear" w:color="auto" w:fill="auto"/>
           </w:tcPr>
           <w:p>
             <w:pPr>
@@ -28235,7 +27567,6 @@
               <w:bottom w:val="single" w:sz="4" w:space="0" w:color="auto"/>
               <w:right w:val="single" w:sz="4" w:space="0" w:color="auto"/>
             </w:tcBorders>
-            <w:shd w:val="clear" w:color="auto" w:fill="auto"/>
             <w:noWrap/>
           </w:tcPr>
           <w:p>
@@ -28259,7 +27590,6 @@
               <w:bottom w:val="single" w:sz="4" w:space="0" w:color="auto"/>
               <w:right w:val="single" w:sz="4" w:space="0" w:color="auto"/>
             </w:tcBorders>
-            <w:shd w:val="clear" w:color="auto" w:fill="auto"/>
           </w:tcPr>
           <w:p>
             <w:pPr>
@@ -28287,7 +27617,6 @@
               <w:bottom w:val="single" w:sz="4" w:space="0" w:color="auto"/>
               <w:right w:val="single" w:sz="4" w:space="0" w:color="auto"/>
             </w:tcBorders>
-            <w:shd w:val="clear" w:color="auto" w:fill="auto"/>
           </w:tcPr>
           <w:p>
             <w:pPr>
@@ -28319,7 +27648,6 @@
               <w:bottom w:val="single" w:sz="4" w:space="0" w:color="auto"/>
               <w:right w:val="single" w:sz="4" w:space="0" w:color="auto"/>
             </w:tcBorders>
-            <w:shd w:val="clear" w:color="auto" w:fill="auto"/>
           </w:tcPr>
           <w:p>
             <w:pPr>
@@ -28351,7 +27679,6 @@
               <w:left w:val="single" w:sz="4" w:space="0" w:color="auto"/>
               <w:right w:val="single" w:sz="4" w:space="0" w:color="auto"/>
             </w:tcBorders>
-            <w:shd w:val="clear" w:color="auto" w:fill="auto"/>
             <w:noWrap/>
           </w:tcPr>
           <w:p>
@@ -28384,7 +27711,6 @@
               <w:left w:val="single" w:sz="4" w:space="0" w:color="auto"/>
               <w:right w:val="single" w:sz="4" w:space="0" w:color="auto"/>
             </w:tcBorders>
-            <w:shd w:val="clear" w:color="auto" w:fill="auto"/>
           </w:tcPr>
           <w:p>
             <w:pPr>
@@ -28421,7 +27747,6 @@
               <w:bottom w:val="single" w:sz="4" w:space="0" w:color="auto"/>
               <w:right w:val="single" w:sz="4" w:space="0" w:color="auto"/>
             </w:tcBorders>
-            <w:shd w:val="clear" w:color="auto" w:fill="auto"/>
           </w:tcPr>
           <w:p>
             <w:pPr>
@@ -28453,7 +27778,6 @@
               <w:bottom w:val="single" w:sz="4" w:space="0" w:color="auto"/>
               <w:right w:val="single" w:sz="4" w:space="0" w:color="auto"/>
             </w:tcBorders>
-            <w:shd w:val="clear" w:color="auto" w:fill="auto"/>
           </w:tcPr>
           <w:p>
             <w:pPr>
@@ -28484,7 +27808,6 @@
               <w:left w:val="single" w:sz="4" w:space="0" w:color="auto"/>
               <w:right w:val="single" w:sz="4" w:space="0" w:color="auto"/>
             </w:tcBorders>
-            <w:shd w:val="clear" w:color="auto" w:fill="auto"/>
             <w:noWrap/>
           </w:tcPr>
           <w:p>
@@ -28507,7 +27830,6 @@
               <w:left w:val="single" w:sz="4" w:space="0" w:color="auto"/>
               <w:right w:val="single" w:sz="4" w:space="0" w:color="auto"/>
             </w:tcBorders>
-            <w:shd w:val="clear" w:color="auto" w:fill="auto"/>
           </w:tcPr>
           <w:p>
             <w:pPr>
@@ -28535,7 +27857,6 @@
               <w:bottom w:val="single" w:sz="4" w:space="0" w:color="auto"/>
               <w:right w:val="single" w:sz="4" w:space="0" w:color="auto"/>
             </w:tcBorders>
-            <w:shd w:val="clear" w:color="auto" w:fill="auto"/>
           </w:tcPr>
           <w:p>
             <w:pPr>
@@ -28567,7 +27888,6 @@
               <w:bottom w:val="single" w:sz="4" w:space="0" w:color="auto"/>
               <w:right w:val="single" w:sz="4" w:space="0" w:color="auto"/>
             </w:tcBorders>
-            <w:shd w:val="clear" w:color="auto" w:fill="auto"/>
           </w:tcPr>
           <w:p>
             <w:pPr>
@@ -28598,7 +27918,6 @@
               <w:left w:val="single" w:sz="4" w:space="0" w:color="auto"/>
               <w:right w:val="single" w:sz="4" w:space="0" w:color="auto"/>
             </w:tcBorders>
-            <w:shd w:val="clear" w:color="auto" w:fill="auto"/>
             <w:noWrap/>
           </w:tcPr>
           <w:p>
@@ -28621,7 +27940,6 @@
               <w:left w:val="single" w:sz="4" w:space="0" w:color="auto"/>
               <w:right w:val="single" w:sz="4" w:space="0" w:color="auto"/>
             </w:tcBorders>
-            <w:shd w:val="clear" w:color="auto" w:fill="auto"/>
           </w:tcPr>
           <w:p>
             <w:pPr>
@@ -28649,7 +27967,6 @@
               <w:bottom w:val="single" w:sz="4" w:space="0" w:color="auto"/>
               <w:right w:val="single" w:sz="4" w:space="0" w:color="auto"/>
             </w:tcBorders>
-            <w:shd w:val="clear" w:color="auto" w:fill="auto"/>
           </w:tcPr>
           <w:p>
             <w:pPr>
@@ -28681,7 +27998,6 @@
               <w:bottom w:val="single" w:sz="4" w:space="0" w:color="auto"/>
               <w:right w:val="single" w:sz="4" w:space="0" w:color="auto"/>
             </w:tcBorders>
-            <w:shd w:val="clear" w:color="auto" w:fill="auto"/>
           </w:tcPr>
           <w:p>
             <w:pPr>
@@ -28712,7 +28028,6 @@
               <w:left w:val="single" w:sz="4" w:space="0" w:color="auto"/>
               <w:right w:val="single" w:sz="4" w:space="0" w:color="auto"/>
             </w:tcBorders>
-            <w:shd w:val="clear" w:color="auto" w:fill="auto"/>
             <w:noWrap/>
           </w:tcPr>
           <w:p>
@@ -28735,7 +28050,6 @@
               <w:left w:val="single" w:sz="4" w:space="0" w:color="auto"/>
               <w:right w:val="single" w:sz="4" w:space="0" w:color="auto"/>
             </w:tcBorders>
-            <w:shd w:val="clear" w:color="auto" w:fill="auto"/>
           </w:tcPr>
           <w:p>
             <w:pPr>
@@ -28763,7 +28077,6 @@
               <w:bottom w:val="single" w:sz="4" w:space="0" w:color="auto"/>
               <w:right w:val="single" w:sz="4" w:space="0" w:color="auto"/>
             </w:tcBorders>
-            <w:shd w:val="clear" w:color="auto" w:fill="auto"/>
           </w:tcPr>
           <w:p>
             <w:pPr>
@@ -28795,7 +28108,6 @@
               <w:bottom w:val="single" w:sz="4" w:space="0" w:color="auto"/>
               <w:right w:val="single" w:sz="4" w:space="0" w:color="auto"/>
             </w:tcBorders>
-            <w:shd w:val="clear" w:color="auto" w:fill="auto"/>
           </w:tcPr>
           <w:p>
             <w:pPr>
@@ -28826,7 +28138,6 @@
               <w:left w:val="single" w:sz="4" w:space="0" w:color="auto"/>
               <w:right w:val="single" w:sz="4" w:space="0" w:color="auto"/>
             </w:tcBorders>
-            <w:shd w:val="clear" w:color="auto" w:fill="auto"/>
             <w:noWrap/>
           </w:tcPr>
           <w:p>
@@ -28849,7 +28160,6 @@
               <w:left w:val="single" w:sz="4" w:space="0" w:color="auto"/>
               <w:right w:val="single" w:sz="4" w:space="0" w:color="auto"/>
             </w:tcBorders>
-            <w:shd w:val="clear" w:color="auto" w:fill="auto"/>
           </w:tcPr>
           <w:p>
             <w:pPr>
@@ -28877,7 +28187,6 @@
               <w:bottom w:val="single" w:sz="4" w:space="0" w:color="auto"/>
               <w:right w:val="single" w:sz="4" w:space="0" w:color="auto"/>
             </w:tcBorders>
-            <w:shd w:val="clear" w:color="auto" w:fill="auto"/>
           </w:tcPr>
           <w:p>
             <w:pPr>
@@ -28909,7 +28218,6 @@
               <w:bottom w:val="single" w:sz="4" w:space="0" w:color="auto"/>
               <w:right w:val="single" w:sz="4" w:space="0" w:color="auto"/>
             </w:tcBorders>
-            <w:shd w:val="clear" w:color="auto" w:fill="auto"/>
           </w:tcPr>
           <w:p>
             <w:pPr>
@@ -28941,7 +28249,6 @@
               <w:bottom w:val="single" w:sz="4" w:space="0" w:color="auto"/>
               <w:right w:val="single" w:sz="4" w:space="0" w:color="auto"/>
             </w:tcBorders>
-            <w:shd w:val="clear" w:color="auto" w:fill="auto"/>
             <w:noWrap/>
           </w:tcPr>
           <w:p>
@@ -28965,7 +28272,6 @@
               <w:bottom w:val="single" w:sz="4" w:space="0" w:color="auto"/>
               <w:right w:val="single" w:sz="4" w:space="0" w:color="auto"/>
             </w:tcBorders>
-            <w:shd w:val="clear" w:color="auto" w:fill="auto"/>
           </w:tcPr>
           <w:p>
             <w:pPr>
@@ -28993,7 +28299,6 @@
               <w:bottom w:val="single" w:sz="4" w:space="0" w:color="auto"/>
               <w:right w:val="single" w:sz="4" w:space="0" w:color="auto"/>
             </w:tcBorders>
-            <w:shd w:val="clear" w:color="auto" w:fill="auto"/>
           </w:tcPr>
           <w:p>
             <w:pPr>
@@ -29025,7 +28330,6 @@
               <w:bottom w:val="single" w:sz="4" w:space="0" w:color="auto"/>
               <w:right w:val="single" w:sz="4" w:space="0" w:color="auto"/>
             </w:tcBorders>
-            <w:shd w:val="clear" w:color="auto" w:fill="auto"/>
           </w:tcPr>
           <w:p>
             <w:pPr>
@@ -29057,7 +28361,6 @@
               <w:left w:val="single" w:sz="4" w:space="0" w:color="auto"/>
               <w:right w:val="single" w:sz="4" w:space="0" w:color="auto"/>
             </w:tcBorders>
-            <w:shd w:val="clear" w:color="auto" w:fill="auto"/>
             <w:noWrap/>
           </w:tcPr>
           <w:p>
@@ -29108,7 +28411,6 @@
               <w:left w:val="single" w:sz="4" w:space="0" w:color="auto"/>
               <w:right w:val="single" w:sz="4" w:space="0" w:color="auto"/>
             </w:tcBorders>
-            <w:shd w:val="clear" w:color="auto" w:fill="auto"/>
           </w:tcPr>
           <w:p>
             <w:pPr>
@@ -29145,7 +28447,6 @@
               <w:bottom w:val="single" w:sz="4" w:space="0" w:color="auto"/>
               <w:right w:val="single" w:sz="4" w:space="0" w:color="auto"/>
             </w:tcBorders>
-            <w:shd w:val="clear" w:color="auto" w:fill="auto"/>
           </w:tcPr>
           <w:p>
             <w:pPr>
@@ -29177,7 +28478,6 @@
               <w:bottom w:val="single" w:sz="4" w:space="0" w:color="auto"/>
               <w:right w:val="single" w:sz="4" w:space="0" w:color="auto"/>
             </w:tcBorders>
-            <w:shd w:val="clear" w:color="auto" w:fill="auto"/>
           </w:tcPr>
           <w:p>
             <w:pPr>
@@ -29208,7 +28508,6 @@
               <w:left w:val="single" w:sz="4" w:space="0" w:color="auto"/>
               <w:right w:val="single" w:sz="4" w:space="0" w:color="auto"/>
             </w:tcBorders>
-            <w:shd w:val="clear" w:color="auto" w:fill="auto"/>
             <w:noWrap/>
           </w:tcPr>
           <w:p>
@@ -29231,7 +28530,6 @@
               <w:left w:val="single" w:sz="4" w:space="0" w:color="auto"/>
               <w:right w:val="single" w:sz="4" w:space="0" w:color="auto"/>
             </w:tcBorders>
-            <w:shd w:val="clear" w:color="auto" w:fill="auto"/>
           </w:tcPr>
           <w:p>
             <w:pPr>
@@ -29259,7 +28557,6 @@
               <w:bottom w:val="single" w:sz="4" w:space="0" w:color="auto"/>
               <w:right w:val="single" w:sz="4" w:space="0" w:color="auto"/>
             </w:tcBorders>
-            <w:shd w:val="clear" w:color="auto" w:fill="auto"/>
           </w:tcPr>
           <w:p>
             <w:pPr>
@@ -29291,7 +28588,6 @@
               <w:bottom w:val="single" w:sz="4" w:space="0" w:color="auto"/>
               <w:right w:val="single" w:sz="4" w:space="0" w:color="auto"/>
             </w:tcBorders>
-            <w:shd w:val="clear" w:color="auto" w:fill="auto"/>
           </w:tcPr>
           <w:p>
             <w:pPr>
@@ -29323,7 +28619,6 @@
               <w:bottom w:val="single" w:sz="4" w:space="0" w:color="auto"/>
               <w:right w:val="single" w:sz="4" w:space="0" w:color="auto"/>
             </w:tcBorders>
-            <w:shd w:val="clear" w:color="auto" w:fill="auto"/>
             <w:noWrap/>
           </w:tcPr>
           <w:p>
@@ -29347,7 +28642,6 @@
               <w:bottom w:val="single" w:sz="4" w:space="0" w:color="auto"/>
               <w:right w:val="single" w:sz="4" w:space="0" w:color="auto"/>
             </w:tcBorders>
-            <w:shd w:val="clear" w:color="auto" w:fill="auto"/>
           </w:tcPr>
           <w:p>
             <w:pPr>
@@ -29532,7 +28826,6 @@
               <w:bottom w:val="single" w:sz="4" w:space="0" w:color="auto"/>
               <w:right w:val="single" w:sz="4" w:space="0" w:color="auto"/>
             </w:tcBorders>
-            <w:shd w:val="clear" w:color="auto" w:fill="auto"/>
           </w:tcPr>
           <w:p>
             <w:pPr>
@@ -29564,7 +28857,6 @@
               <w:bottom w:val="single" w:sz="4" w:space="0" w:color="auto"/>
               <w:right w:val="single" w:sz="4" w:space="0" w:color="auto"/>
             </w:tcBorders>
-            <w:shd w:val="clear" w:color="auto" w:fill="auto"/>
           </w:tcPr>
           <w:p>
             <w:pPr>
@@ -29595,7 +28887,6 @@
               <w:left w:val="single" w:sz="4" w:space="0" w:color="auto"/>
               <w:right w:val="single" w:sz="4" w:space="0" w:color="auto"/>
             </w:tcBorders>
-            <w:shd w:val="clear" w:color="auto" w:fill="auto"/>
             <w:noWrap/>
           </w:tcPr>
           <w:p>
@@ -29627,7 +28918,6 @@
               <w:left w:val="single" w:sz="4" w:space="0" w:color="auto"/>
               <w:right w:val="single" w:sz="4" w:space="0" w:color="auto"/>
             </w:tcBorders>
-            <w:shd w:val="clear" w:color="auto" w:fill="auto"/>
           </w:tcPr>
           <w:p>
             <w:pPr>
@@ -29664,7 +28954,6 @@
               <w:bottom w:val="single" w:sz="4" w:space="0" w:color="auto"/>
               <w:right w:val="single" w:sz="4" w:space="0" w:color="auto"/>
             </w:tcBorders>
-            <w:shd w:val="clear" w:color="auto" w:fill="auto"/>
           </w:tcPr>
           <w:p>
             <w:pPr>
@@ -29696,7 +28985,6 @@
               <w:bottom w:val="single" w:sz="4" w:space="0" w:color="auto"/>
               <w:right w:val="single" w:sz="4" w:space="0" w:color="auto"/>
             </w:tcBorders>
-            <w:shd w:val="clear" w:color="auto" w:fill="auto"/>
           </w:tcPr>
           <w:p>
             <w:pPr>
@@ -29726,7 +29014,6 @@
               <w:left w:val="single" w:sz="4" w:space="0" w:color="auto"/>
               <w:right w:val="single" w:sz="4" w:space="0" w:color="auto"/>
             </w:tcBorders>
-            <w:shd w:val="clear" w:color="auto" w:fill="auto"/>
             <w:noWrap/>
           </w:tcPr>
           <w:p>
@@ -29757,7 +29044,6 @@
               <w:left w:val="single" w:sz="4" w:space="0" w:color="auto"/>
               <w:right w:val="single" w:sz="4" w:space="0" w:color="auto"/>
             </w:tcBorders>
-            <w:shd w:val="clear" w:color="auto" w:fill="auto"/>
           </w:tcPr>
           <w:p>
             <w:pPr>
@@ -29794,7 +29080,6 @@
               <w:bottom w:val="single" w:sz="4" w:space="0" w:color="auto"/>
               <w:right w:val="single" w:sz="4" w:space="0" w:color="auto"/>
             </w:tcBorders>
-            <w:shd w:val="clear" w:color="auto" w:fill="auto"/>
           </w:tcPr>
           <w:p>
             <w:pPr>
@@ -29826,7 +29111,6 @@
               <w:bottom w:val="single" w:sz="4" w:space="0" w:color="auto"/>
               <w:right w:val="single" w:sz="4" w:space="0" w:color="auto"/>
             </w:tcBorders>
-            <w:shd w:val="clear" w:color="auto" w:fill="auto"/>
           </w:tcPr>
           <w:p>
             <w:pPr>
@@ -29857,7 +29141,6 @@
               <w:bottom w:val="single" w:sz="4" w:space="0" w:color="auto"/>
               <w:right w:val="single" w:sz="4" w:space="0" w:color="auto"/>
             </w:tcBorders>
-            <w:shd w:val="clear" w:color="auto" w:fill="auto"/>
             <w:noWrap/>
           </w:tcPr>
           <w:p>
@@ -29889,7 +29172,6 @@
               <w:bottom w:val="single" w:sz="4" w:space="0" w:color="auto"/>
               <w:right w:val="single" w:sz="4" w:space="0" w:color="auto"/>
             </w:tcBorders>
-            <w:shd w:val="clear" w:color="auto" w:fill="auto"/>
           </w:tcPr>
           <w:p>
             <w:pPr>
@@ -29926,7 +29208,6 @@
               <w:bottom w:val="single" w:sz="4" w:space="0" w:color="auto"/>
               <w:right w:val="single" w:sz="4" w:space="0" w:color="auto"/>
             </w:tcBorders>
-            <w:shd w:val="clear" w:color="auto" w:fill="auto"/>
           </w:tcPr>
           <w:p>
             <w:pPr>
@@ -29958,7 +29239,6 @@
               <w:bottom w:val="single" w:sz="4" w:space="0" w:color="auto"/>
               <w:right w:val="single" w:sz="4" w:space="0" w:color="auto"/>
             </w:tcBorders>
-            <w:shd w:val="clear" w:color="auto" w:fill="auto"/>
           </w:tcPr>
           <w:p>
             <w:pPr>
@@ -30010,7 +29290,6 @@
               <w:left w:val="single" w:sz="4" w:space="0" w:color="auto"/>
               <w:right w:val="single" w:sz="4" w:space="0" w:color="auto"/>
             </w:tcBorders>
-            <w:shd w:val="clear" w:color="auto" w:fill="auto"/>
             <w:noWrap/>
           </w:tcPr>
           <w:p>
@@ -30043,7 +29322,6 @@
               <w:left w:val="single" w:sz="4" w:space="0" w:color="auto"/>
               <w:right w:val="single" w:sz="4" w:space="0" w:color="auto"/>
             </w:tcBorders>
-            <w:shd w:val="clear" w:color="auto" w:fill="auto"/>
           </w:tcPr>
           <w:p>
             <w:pPr>
@@ -30080,7 +29358,6 @@
               <w:bottom w:val="single" w:sz="4" w:space="0" w:color="auto"/>
               <w:right w:val="single" w:sz="4" w:space="0" w:color="auto"/>
             </w:tcBorders>
-            <w:shd w:val="clear" w:color="auto" w:fill="auto"/>
           </w:tcPr>
           <w:p>
             <w:pPr>
@@ -30112,7 +29389,6 @@
               <w:bottom w:val="single" w:sz="4" w:space="0" w:color="auto"/>
               <w:right w:val="single" w:sz="4" w:space="0" w:color="auto"/>
             </w:tcBorders>
-            <w:shd w:val="clear" w:color="auto" w:fill="auto"/>
           </w:tcPr>
           <w:p>
             <w:pPr>
@@ -30143,7 +29419,6 @@
               <w:left w:val="single" w:sz="4" w:space="0" w:color="auto"/>
               <w:right w:val="single" w:sz="4" w:space="0" w:color="auto"/>
             </w:tcBorders>
-            <w:shd w:val="clear" w:color="auto" w:fill="auto"/>
             <w:noWrap/>
           </w:tcPr>
           <w:p>
@@ -30166,7 +29441,6 @@
               <w:left w:val="single" w:sz="4" w:space="0" w:color="auto"/>
               <w:right w:val="single" w:sz="4" w:space="0" w:color="auto"/>
             </w:tcBorders>
-            <w:shd w:val="clear" w:color="auto" w:fill="auto"/>
           </w:tcPr>
           <w:p>
             <w:pPr>
@@ -30194,7 +29468,6 @@
               <w:bottom w:val="single" w:sz="4" w:space="0" w:color="auto"/>
               <w:right w:val="single" w:sz="4" w:space="0" w:color="auto"/>
             </w:tcBorders>
-            <w:shd w:val="clear" w:color="auto" w:fill="auto"/>
           </w:tcPr>
           <w:p>
             <w:pPr>
@@ -30226,7 +29499,6 @@
               <w:bottom w:val="single" w:sz="4" w:space="0" w:color="auto"/>
               <w:right w:val="single" w:sz="4" w:space="0" w:color="auto"/>
             </w:tcBorders>
-            <w:shd w:val="clear" w:color="auto" w:fill="auto"/>
           </w:tcPr>
           <w:p>
             <w:pPr>
@@ -30258,7 +29530,6 @@
               <w:bottom w:val="single" w:sz="4" w:space="0" w:color="auto"/>
               <w:right w:val="single" w:sz="4" w:space="0" w:color="auto"/>
             </w:tcBorders>
-            <w:shd w:val="clear" w:color="auto" w:fill="auto"/>
             <w:noWrap/>
           </w:tcPr>
           <w:p>
@@ -30282,7 +29553,6 @@
               <w:bottom w:val="single" w:sz="4" w:space="0" w:color="auto"/>
               <w:right w:val="single" w:sz="4" w:space="0" w:color="auto"/>
             </w:tcBorders>
-            <w:shd w:val="clear" w:color="auto" w:fill="auto"/>
           </w:tcPr>
           <w:p>
             <w:pPr>
@@ -30310,7 +29580,6 @@
               <w:bottom w:val="single" w:sz="4" w:space="0" w:color="auto"/>
               <w:right w:val="single" w:sz="4" w:space="0" w:color="auto"/>
             </w:tcBorders>
-            <w:shd w:val="clear" w:color="auto" w:fill="auto"/>
           </w:tcPr>
           <w:p>
             <w:pPr>
@@ -30342,7 +29611,6 @@
               <w:bottom w:val="single" w:sz="4" w:space="0" w:color="auto"/>
               <w:right w:val="single" w:sz="4" w:space="0" w:color="auto"/>
             </w:tcBorders>
-            <w:shd w:val="clear" w:color="auto" w:fill="auto"/>
           </w:tcPr>
           <w:p>
             <w:pPr>
@@ -30374,7 +29642,6 @@
               <w:bottom w:val="single" w:sz="4" w:space="0" w:color="auto"/>
               <w:right w:val="single" w:sz="4" w:space="0" w:color="auto"/>
             </w:tcBorders>
-            <w:shd w:val="clear" w:color="auto" w:fill="auto"/>
             <w:noWrap/>
           </w:tcPr>
           <w:p>
@@ -30407,7 +29674,6 @@
               <w:bottom w:val="single" w:sz="4" w:space="0" w:color="auto"/>
               <w:right w:val="single" w:sz="4" w:space="0" w:color="auto"/>
             </w:tcBorders>
-            <w:shd w:val="clear" w:color="auto" w:fill="auto"/>
           </w:tcPr>
           <w:p>
             <w:pPr>
@@ -30444,7 +29710,6 @@
               <w:bottom w:val="single" w:sz="4" w:space="0" w:color="auto"/>
               <w:right w:val="single" w:sz="4" w:space="0" w:color="auto"/>
             </w:tcBorders>
-            <w:shd w:val="clear" w:color="auto" w:fill="auto"/>
           </w:tcPr>
           <w:p>
             <w:pPr>
@@ -30476,7 +29741,6 @@
               <w:bottom w:val="single" w:sz="4" w:space="0" w:color="auto"/>
               <w:right w:val="single" w:sz="4" w:space="0" w:color="auto"/>
             </w:tcBorders>
-            <w:shd w:val="clear" w:color="auto" w:fill="auto"/>
           </w:tcPr>
           <w:p>
             <w:pPr>
@@ -30508,7 +29772,6 @@
               <w:bottom w:val="single" w:sz="4" w:space="0" w:color="auto"/>
               <w:right w:val="single" w:sz="4" w:space="0" w:color="auto"/>
             </w:tcBorders>
-            <w:shd w:val="clear" w:color="auto" w:fill="auto"/>
             <w:noWrap/>
           </w:tcPr>
           <w:p>
@@ -30541,7 +29804,6 @@
               <w:bottom w:val="single" w:sz="4" w:space="0" w:color="auto"/>
               <w:right w:val="single" w:sz="4" w:space="0" w:color="auto"/>
             </w:tcBorders>
-            <w:shd w:val="clear" w:color="auto" w:fill="auto"/>
           </w:tcPr>
           <w:p>
             <w:pPr>
@@ -30578,7 +29840,6 @@
               <w:bottom w:val="single" w:sz="4" w:space="0" w:color="auto"/>
               <w:right w:val="single" w:sz="4" w:space="0" w:color="auto"/>
             </w:tcBorders>
-            <w:shd w:val="clear" w:color="auto" w:fill="auto"/>
           </w:tcPr>
           <w:p>
             <w:pPr>
@@ -30610,7 +29871,6 @@
               <w:bottom w:val="single" w:sz="4" w:space="0" w:color="auto"/>
               <w:right w:val="single" w:sz="4" w:space="0" w:color="auto"/>
             </w:tcBorders>
-            <w:shd w:val="clear" w:color="auto" w:fill="auto"/>
           </w:tcPr>
           <w:p>
             <w:pPr>
@@ -30642,7 +29902,6 @@
               <w:left w:val="single" w:sz="4" w:space="0" w:color="auto"/>
               <w:right w:val="single" w:sz="4" w:space="0" w:color="auto"/>
             </w:tcBorders>
-            <w:shd w:val="clear" w:color="auto" w:fill="auto"/>
             <w:noWrap/>
           </w:tcPr>
           <w:p>
@@ -30675,7 +29934,6 @@
               <w:left w:val="single" w:sz="4" w:space="0" w:color="auto"/>
               <w:right w:val="single" w:sz="4" w:space="0" w:color="auto"/>
             </w:tcBorders>
-            <w:shd w:val="clear" w:color="auto" w:fill="auto"/>
           </w:tcPr>
           <w:p>
             <w:pPr>
@@ -30712,7 +29970,6 @@
               <w:bottom w:val="single" w:sz="4" w:space="0" w:color="auto"/>
               <w:right w:val="single" w:sz="4" w:space="0" w:color="auto"/>
             </w:tcBorders>
-            <w:shd w:val="clear" w:color="auto" w:fill="auto"/>
           </w:tcPr>
           <w:p>
             <w:pPr>
@@ -30744,7 +30001,6 @@
               <w:bottom w:val="single" w:sz="4" w:space="0" w:color="auto"/>
               <w:right w:val="single" w:sz="4" w:space="0" w:color="auto"/>
             </w:tcBorders>
-            <w:shd w:val="clear" w:color="auto" w:fill="auto"/>
           </w:tcPr>
           <w:p>
             <w:pPr>
@@ -30776,7 +30032,6 @@
               <w:bottom w:val="single" w:sz="4" w:space="0" w:color="auto"/>
               <w:right w:val="single" w:sz="4" w:space="0" w:color="auto"/>
             </w:tcBorders>
-            <w:shd w:val="clear" w:color="auto" w:fill="auto"/>
             <w:noWrap/>
           </w:tcPr>
           <w:p>
@@ -30800,7 +30055,6 @@
               <w:bottom w:val="single" w:sz="4" w:space="0" w:color="auto"/>
               <w:right w:val="single" w:sz="4" w:space="0" w:color="auto"/>
             </w:tcBorders>
-            <w:shd w:val="clear" w:color="auto" w:fill="auto"/>
           </w:tcPr>
           <w:p>
             <w:pPr>
@@ -30828,7 +30082,6 @@
               <w:bottom w:val="single" w:sz="4" w:space="0" w:color="auto"/>
               <w:right w:val="single" w:sz="4" w:space="0" w:color="auto"/>
             </w:tcBorders>
-            <w:shd w:val="clear" w:color="auto" w:fill="auto"/>
           </w:tcPr>
           <w:p>
             <w:pPr>
@@ -30860,7 +30113,6 @@
               <w:bottom w:val="single" w:sz="4" w:space="0" w:color="auto"/>
               <w:right w:val="single" w:sz="4" w:space="0" w:color="auto"/>
             </w:tcBorders>
-            <w:shd w:val="clear" w:color="auto" w:fill="auto"/>
           </w:tcPr>
           <w:p>
             <w:pPr>
@@ -30892,7 +30144,6 @@
               <w:bottom w:val="single" w:sz="4" w:space="0" w:color="auto"/>
               <w:right w:val="single" w:sz="4" w:space="0" w:color="auto"/>
             </w:tcBorders>
-            <w:shd w:val="clear" w:color="auto" w:fill="auto"/>
             <w:noWrap/>
           </w:tcPr>
           <w:p>
@@ -30925,7 +30176,6 @@
               <w:bottom w:val="single" w:sz="4" w:space="0" w:color="auto"/>
               <w:right w:val="single" w:sz="4" w:space="0" w:color="auto"/>
             </w:tcBorders>
-            <w:shd w:val="clear" w:color="auto" w:fill="auto"/>
           </w:tcPr>
           <w:p>
             <w:pPr>
@@ -30962,7 +30212,6 @@
               <w:bottom w:val="single" w:sz="4" w:space="0" w:color="auto"/>
               <w:right w:val="single" w:sz="4" w:space="0" w:color="auto"/>
             </w:tcBorders>
-            <w:shd w:val="clear" w:color="auto" w:fill="auto"/>
           </w:tcPr>
           <w:p>
             <w:pPr>
@@ -30996,7 +30245,6 @@
               <w:bottom w:val="single" w:sz="4" w:space="0" w:color="auto"/>
               <w:right w:val="single" w:sz="4" w:space="0" w:color="auto"/>
             </w:tcBorders>
-            <w:shd w:val="clear" w:color="auto" w:fill="auto"/>
           </w:tcPr>
           <w:p>
             <w:pPr>
@@ -31028,7 +30276,6 @@
               <w:left w:val="single" w:sz="4" w:space="0" w:color="auto"/>
               <w:right w:val="single" w:sz="4" w:space="0" w:color="auto"/>
             </w:tcBorders>
-            <w:shd w:val="clear" w:color="auto" w:fill="auto"/>
             <w:noWrap/>
           </w:tcPr>
           <w:p>
@@ -31072,7 +30319,6 @@
               <w:left w:val="single" w:sz="4" w:space="0" w:color="auto"/>
               <w:right w:val="single" w:sz="4" w:space="0" w:color="auto"/>
             </w:tcBorders>
-            <w:shd w:val="clear" w:color="auto" w:fill="auto"/>
           </w:tcPr>
           <w:p>
             <w:pPr>
@@ -31110,7 +30356,6 @@
               <w:bottom w:val="single" w:sz="4" w:space="0" w:color="auto"/>
               <w:right w:val="single" w:sz="4" w:space="0" w:color="auto"/>
             </w:tcBorders>
-            <w:shd w:val="clear" w:color="auto" w:fill="auto"/>
           </w:tcPr>
           <w:p>
             <w:pPr>
@@ -31142,7 +30387,6 @@
               <w:bottom w:val="single" w:sz="4" w:space="0" w:color="auto"/>
               <w:right w:val="single" w:sz="4" w:space="0" w:color="auto"/>
             </w:tcBorders>
-            <w:shd w:val="clear" w:color="auto" w:fill="auto"/>
           </w:tcPr>
           <w:p>
             <w:pPr>
@@ -31174,7 +30418,6 @@
               <w:bottom w:val="single" w:sz="4" w:space="0" w:color="auto"/>
               <w:right w:val="single" w:sz="4" w:space="0" w:color="auto"/>
             </w:tcBorders>
-            <w:shd w:val="clear" w:color="auto" w:fill="auto"/>
             <w:noWrap/>
           </w:tcPr>
           <w:p>
@@ -31198,7 +30441,6 @@
               <w:bottom w:val="single" w:sz="4" w:space="0" w:color="auto"/>
               <w:right w:val="single" w:sz="4" w:space="0" w:color="auto"/>
             </w:tcBorders>
-            <w:shd w:val="clear" w:color="auto" w:fill="auto"/>
           </w:tcPr>
           <w:p>
             <w:pPr>
@@ -31226,7 +30468,6 @@
               <w:bottom w:val="single" w:sz="4" w:space="0" w:color="auto"/>
               <w:right w:val="single" w:sz="4" w:space="0" w:color="auto"/>
             </w:tcBorders>
-            <w:shd w:val="clear" w:color="auto" w:fill="auto"/>
           </w:tcPr>
           <w:p>
             <w:pPr>
@@ -31258,7 +30499,6 @@
               <w:bottom w:val="single" w:sz="4" w:space="0" w:color="auto"/>
               <w:right w:val="single" w:sz="4" w:space="0" w:color="auto"/>
             </w:tcBorders>
-            <w:shd w:val="clear" w:color="auto" w:fill="auto"/>
           </w:tcPr>
           <w:p>
             <w:pPr>
@@ -31290,7 +30530,6 @@
               <w:left w:val="single" w:sz="4" w:space="0" w:color="auto"/>
               <w:right w:val="single" w:sz="4" w:space="0" w:color="auto"/>
             </w:tcBorders>
-            <w:shd w:val="clear" w:color="auto" w:fill="auto"/>
             <w:noWrap/>
           </w:tcPr>
           <w:p>
@@ -31323,7 +30562,6 @@
               <w:left w:val="single" w:sz="4" w:space="0" w:color="auto"/>
               <w:right w:val="single" w:sz="4" w:space="0" w:color="auto"/>
             </w:tcBorders>
-            <w:shd w:val="clear" w:color="auto" w:fill="auto"/>
           </w:tcPr>
           <w:p>
             <w:pPr>
@@ -31360,7 +30598,6 @@
               <w:bottom w:val="single" w:sz="4" w:space="0" w:color="auto"/>
               <w:right w:val="single" w:sz="4" w:space="0" w:color="auto"/>
             </w:tcBorders>
-            <w:shd w:val="clear" w:color="auto" w:fill="auto"/>
           </w:tcPr>
           <w:p>
             <w:pPr>
@@ -31392,7 +30629,6 @@
               <w:bottom w:val="single" w:sz="4" w:space="0" w:color="auto"/>
               <w:right w:val="single" w:sz="4" w:space="0" w:color="auto"/>
             </w:tcBorders>
-            <w:shd w:val="clear" w:color="auto" w:fill="auto"/>
           </w:tcPr>
           <w:p>
             <w:pPr>
@@ -31424,7 +30660,6 @@
               <w:bottom w:val="single" w:sz="4" w:space="0" w:color="auto"/>
               <w:right w:val="single" w:sz="4" w:space="0" w:color="auto"/>
             </w:tcBorders>
-            <w:shd w:val="clear" w:color="auto" w:fill="auto"/>
             <w:noWrap/>
           </w:tcPr>
           <w:p>
@@ -31448,7 +30683,6 @@
               <w:bottom w:val="single" w:sz="4" w:space="0" w:color="auto"/>
               <w:right w:val="single" w:sz="4" w:space="0" w:color="auto"/>
             </w:tcBorders>
-            <w:shd w:val="clear" w:color="auto" w:fill="auto"/>
           </w:tcPr>
           <w:p>
             <w:pPr>
@@ -31476,7 +30710,6 @@
               <w:bottom w:val="single" w:sz="4" w:space="0" w:color="auto"/>
               <w:right w:val="single" w:sz="4" w:space="0" w:color="auto"/>
             </w:tcBorders>
-            <w:shd w:val="clear" w:color="auto" w:fill="auto"/>
           </w:tcPr>
           <w:p>
             <w:pPr>
@@ -31508,7 +30741,6 @@
               <w:bottom w:val="single" w:sz="4" w:space="0" w:color="auto"/>
               <w:right w:val="single" w:sz="4" w:space="0" w:color="auto"/>
             </w:tcBorders>
-            <w:shd w:val="clear" w:color="auto" w:fill="auto"/>
           </w:tcPr>
           <w:p>
             <w:pPr>
@@ -31540,7 +30772,6 @@
               <w:bottom w:val="single" w:sz="4" w:space="0" w:color="auto"/>
               <w:right w:val="single" w:sz="4" w:space="0" w:color="auto"/>
             </w:tcBorders>
-            <w:shd w:val="clear" w:color="auto" w:fill="auto"/>
             <w:noWrap/>
           </w:tcPr>
           <w:p>
@@ -31573,7 +30804,6 @@
               <w:bottom w:val="single" w:sz="4" w:space="0" w:color="auto"/>
               <w:right w:val="single" w:sz="4" w:space="0" w:color="auto"/>
             </w:tcBorders>
-            <w:shd w:val="clear" w:color="auto" w:fill="auto"/>
           </w:tcPr>
           <w:p>
             <w:pPr>
@@ -31610,7 +30840,6 @@
               <w:bottom w:val="single" w:sz="4" w:space="0" w:color="auto"/>
               <w:right w:val="single" w:sz="4" w:space="0" w:color="auto"/>
             </w:tcBorders>
-            <w:shd w:val="clear" w:color="auto" w:fill="auto"/>
           </w:tcPr>
           <w:p>
             <w:pPr>
@@ -31643,7 +30872,6 @@
               <w:bottom w:val="single" w:sz="4" w:space="0" w:color="auto"/>
               <w:right w:val="single" w:sz="4" w:space="0" w:color="auto"/>
             </w:tcBorders>
-            <w:shd w:val="clear" w:color="auto" w:fill="auto"/>
           </w:tcPr>
           <w:p>
             <w:pPr>
@@ -31676,7 +30904,6 @@
               <w:left w:val="single" w:sz="4" w:space="0" w:color="auto"/>
               <w:right w:val="single" w:sz="4" w:space="0" w:color="auto"/>
             </w:tcBorders>
-            <w:shd w:val="clear" w:color="auto" w:fill="auto"/>
             <w:noWrap/>
           </w:tcPr>
           <w:p>
@@ -31709,7 +30936,6 @@
               <w:left w:val="single" w:sz="4" w:space="0" w:color="auto"/>
               <w:right w:val="single" w:sz="4" w:space="0" w:color="auto"/>
             </w:tcBorders>
-            <w:shd w:val="clear" w:color="auto" w:fill="auto"/>
           </w:tcPr>
           <w:p>
             <w:pPr>
@@ -31746,7 +30972,6 @@
               <w:bottom w:val="single" w:sz="4" w:space="0" w:color="auto"/>
               <w:right w:val="single" w:sz="4" w:space="0" w:color="auto"/>
             </w:tcBorders>
-            <w:shd w:val="clear" w:color="auto" w:fill="auto"/>
           </w:tcPr>
           <w:p>
             <w:pPr>
@@ -31778,7 +31003,6 @@
               <w:bottom w:val="single" w:sz="4" w:space="0" w:color="auto"/>
               <w:right w:val="single" w:sz="4" w:space="0" w:color="auto"/>
             </w:tcBorders>
-            <w:shd w:val="clear" w:color="auto" w:fill="auto"/>
           </w:tcPr>
           <w:p>
             <w:pPr>
@@ -31809,7 +31033,6 @@
               <w:left w:val="single" w:sz="4" w:space="0" w:color="auto"/>
               <w:right w:val="single" w:sz="4" w:space="0" w:color="auto"/>
             </w:tcBorders>
-            <w:shd w:val="clear" w:color="auto" w:fill="auto"/>
             <w:noWrap/>
           </w:tcPr>
           <w:p>
@@ -31832,7 +31055,6 @@
               <w:left w:val="single" w:sz="4" w:space="0" w:color="auto"/>
               <w:right w:val="single" w:sz="4" w:space="0" w:color="auto"/>
             </w:tcBorders>
-            <w:shd w:val="clear" w:color="auto" w:fill="auto"/>
           </w:tcPr>
           <w:p>
             <w:pPr>
@@ -31860,7 +31082,6 @@
               <w:bottom w:val="single" w:sz="4" w:space="0" w:color="auto"/>
               <w:right w:val="single" w:sz="4" w:space="0" w:color="auto"/>
             </w:tcBorders>
-            <w:shd w:val="clear" w:color="auto" w:fill="auto"/>
           </w:tcPr>
           <w:p>
             <w:pPr>
@@ -31892,7 +31113,6 @@
               <w:bottom w:val="single" w:sz="4" w:space="0" w:color="auto"/>
               <w:right w:val="single" w:sz="4" w:space="0" w:color="auto"/>
             </w:tcBorders>
-            <w:shd w:val="clear" w:color="auto" w:fill="auto"/>
           </w:tcPr>
           <w:p>
             <w:pPr>
@@ -31924,7 +31144,6 @@
               <w:bottom w:val="single" w:sz="4" w:space="0" w:color="auto"/>
               <w:right w:val="single" w:sz="4" w:space="0" w:color="auto"/>
             </w:tcBorders>
-            <w:shd w:val="clear" w:color="auto" w:fill="auto"/>
             <w:noWrap/>
           </w:tcPr>
           <w:p>
@@ -31948,7 +31167,6 @@
               <w:bottom w:val="single" w:sz="4" w:space="0" w:color="auto"/>
               <w:right w:val="single" w:sz="4" w:space="0" w:color="auto"/>
             </w:tcBorders>
-            <w:shd w:val="clear" w:color="auto" w:fill="auto"/>
           </w:tcPr>
           <w:p>
             <w:pPr>
@@ -31976,7 +31194,6 @@
               <w:bottom w:val="single" w:sz="4" w:space="0" w:color="auto"/>
               <w:right w:val="single" w:sz="4" w:space="0" w:color="auto"/>
             </w:tcBorders>
-            <w:shd w:val="clear" w:color="auto" w:fill="auto"/>
           </w:tcPr>
           <w:p>
             <w:pPr>
@@ -32008,7 +31225,6 @@
               <w:bottom w:val="single" w:sz="4" w:space="0" w:color="auto"/>
               <w:right w:val="single" w:sz="4" w:space="0" w:color="auto"/>
             </w:tcBorders>
-            <w:shd w:val="clear" w:color="auto" w:fill="auto"/>
           </w:tcPr>
           <w:p>
             <w:pPr>
@@ -32040,7 +31256,6 @@
               <w:bottom w:val="single" w:sz="4" w:space="0" w:color="auto"/>
               <w:right w:val="single" w:sz="4" w:space="0" w:color="auto"/>
             </w:tcBorders>
-            <w:shd w:val="clear" w:color="auto" w:fill="auto"/>
             <w:noWrap/>
           </w:tcPr>
           <w:p>
@@ -32073,7 +31288,6 @@
               <w:bottom w:val="single" w:sz="4" w:space="0" w:color="auto"/>
               <w:right w:val="single" w:sz="4" w:space="0" w:color="auto"/>
             </w:tcBorders>
-            <w:shd w:val="clear" w:color="auto" w:fill="auto"/>
           </w:tcPr>
           <w:p>
             <w:pPr>
@@ -32110,7 +31324,6 @@
               <w:bottom w:val="single" w:sz="4" w:space="0" w:color="auto"/>
               <w:right w:val="single" w:sz="4" w:space="0" w:color="auto"/>
             </w:tcBorders>
-            <w:shd w:val="clear" w:color="auto" w:fill="auto"/>
           </w:tcPr>
           <w:p>
             <w:pPr>
@@ -32142,7 +31355,6 @@
               <w:bottom w:val="single" w:sz="4" w:space="0" w:color="auto"/>
               <w:right w:val="single" w:sz="4" w:space="0" w:color="auto"/>
             </w:tcBorders>
-            <w:shd w:val="clear" w:color="auto" w:fill="auto"/>
           </w:tcPr>
           <w:p>
             <w:pPr>
@@ -32174,7 +31386,6 @@
               <w:left w:val="single" w:sz="4" w:space="0" w:color="auto"/>
               <w:right w:val="single" w:sz="4" w:space="0" w:color="auto"/>
             </w:tcBorders>
-            <w:shd w:val="clear" w:color="auto" w:fill="auto"/>
             <w:noWrap/>
           </w:tcPr>
           <w:p>
@@ -32207,7 +31418,6 @@
               <w:left w:val="single" w:sz="4" w:space="0" w:color="auto"/>
               <w:right w:val="single" w:sz="4" w:space="0" w:color="auto"/>
             </w:tcBorders>
-            <w:shd w:val="clear" w:color="auto" w:fill="auto"/>
           </w:tcPr>
           <w:p>
             <w:pPr>
@@ -32244,7 +31454,6 @@
               <w:bottom w:val="single" w:sz="4" w:space="0" w:color="auto"/>
               <w:right w:val="single" w:sz="4" w:space="0" w:color="auto"/>
             </w:tcBorders>
-            <w:shd w:val="clear" w:color="auto" w:fill="auto"/>
           </w:tcPr>
           <w:p>
             <w:pPr>
@@ -32276,7 +31485,6 @@
               <w:bottom w:val="single" w:sz="4" w:space="0" w:color="auto"/>
               <w:right w:val="single" w:sz="4" w:space="0" w:color="auto"/>
             </w:tcBorders>
-            <w:shd w:val="clear" w:color="auto" w:fill="auto"/>
           </w:tcPr>
           <w:p>
             <w:pPr>
@@ -32308,7 +31516,6 @@
               <w:bottom w:val="single" w:sz="4" w:space="0" w:color="auto"/>
               <w:right w:val="single" w:sz="4" w:space="0" w:color="auto"/>
             </w:tcBorders>
-            <w:shd w:val="clear" w:color="auto" w:fill="auto"/>
             <w:noWrap/>
           </w:tcPr>
           <w:p>
@@ -32332,7 +31539,6 @@
               <w:bottom w:val="single" w:sz="4" w:space="0" w:color="auto"/>
               <w:right w:val="single" w:sz="4" w:space="0" w:color="auto"/>
             </w:tcBorders>
-            <w:shd w:val="clear" w:color="auto" w:fill="auto"/>
           </w:tcPr>
           <w:p>
             <w:pPr>
@@ -32350,7 +31556,7 @@
     </w:tbl>
     <w:p/>
     <w:p>
-      <w:bookmarkStart w:id="3" w:name="_Hlk81985358"/>
+      <w:bookmarkStart w:id="4" w:name="_Hlk81985358"/>
       <w:r>
         <w:t>eDisposition.30 - Transport Disposition:</w:t>
       </w:r>
@@ -32387,7 +31593,7 @@
             <w:gridSpan w:val="2"/>
             <w:shd w:val="clear" w:color="000000" w:fill="D9D9D9"/>
           </w:tcPr>
-          <w:bookmarkEnd w:id="3"/>
+          <w:bookmarkEnd w:id="4"/>
           <w:p>
             <w:pPr>
               <w:spacing w:after="0" w:line="240" w:lineRule="auto"/>
@@ -32513,7 +31719,6 @@
               <w:bottom w:val="single" w:sz="4" w:space="0" w:color="auto"/>
               <w:right w:val="single" w:sz="4" w:space="0" w:color="auto"/>
             </w:tcBorders>
-            <w:shd w:val="clear" w:color="auto" w:fill="auto"/>
           </w:tcPr>
           <w:p>
             <w:pPr>
@@ -32545,7 +31750,6 @@
               <w:bottom w:val="single" w:sz="4" w:space="0" w:color="auto"/>
               <w:right w:val="single" w:sz="4" w:space="0" w:color="auto"/>
             </w:tcBorders>
-            <w:shd w:val="clear" w:color="auto" w:fill="auto"/>
           </w:tcPr>
           <w:p>
             <w:pPr>
@@ -32577,7 +31781,6 @@
               <w:left w:val="single" w:sz="4" w:space="0" w:color="auto"/>
               <w:right w:val="single" w:sz="4" w:space="0" w:color="auto"/>
             </w:tcBorders>
-            <w:shd w:val="clear" w:color="auto" w:fill="auto"/>
             <w:noWrap/>
           </w:tcPr>
           <w:p>
@@ -32610,7 +31813,6 @@
               <w:left w:val="single" w:sz="4" w:space="0" w:color="auto"/>
               <w:right w:val="single" w:sz="4" w:space="0" w:color="auto"/>
             </w:tcBorders>
-            <w:shd w:val="clear" w:color="auto" w:fill="auto"/>
           </w:tcPr>
           <w:p>
             <w:pPr>
@@ -32647,7 +31849,6 @@
               <w:bottom w:val="single" w:sz="4" w:space="0" w:color="auto"/>
               <w:right w:val="single" w:sz="4" w:space="0" w:color="auto"/>
             </w:tcBorders>
-            <w:shd w:val="clear" w:color="auto" w:fill="auto"/>
           </w:tcPr>
           <w:p>
             <w:pPr>
@@ -32679,7 +31880,6 @@
               <w:bottom w:val="single" w:sz="4" w:space="0" w:color="auto"/>
               <w:right w:val="single" w:sz="4" w:space="0" w:color="auto"/>
             </w:tcBorders>
-            <w:shd w:val="clear" w:color="auto" w:fill="auto"/>
           </w:tcPr>
           <w:p>
             <w:pPr>
@@ -32710,7 +31910,6 @@
               <w:left w:val="single" w:sz="4" w:space="0" w:color="auto"/>
               <w:right w:val="single" w:sz="4" w:space="0" w:color="auto"/>
             </w:tcBorders>
-            <w:shd w:val="clear" w:color="auto" w:fill="auto"/>
             <w:noWrap/>
           </w:tcPr>
           <w:p>
@@ -32733,7 +31932,6 @@
               <w:left w:val="single" w:sz="4" w:space="0" w:color="auto"/>
               <w:right w:val="single" w:sz="4" w:space="0" w:color="auto"/>
             </w:tcBorders>
-            <w:shd w:val="clear" w:color="auto" w:fill="auto"/>
           </w:tcPr>
           <w:p>
             <w:pPr>
@@ -32761,7 +31959,6 @@
               <w:bottom w:val="single" w:sz="4" w:space="0" w:color="auto"/>
               <w:right w:val="single" w:sz="4" w:space="0" w:color="auto"/>
             </w:tcBorders>
-            <w:shd w:val="clear" w:color="auto" w:fill="auto"/>
           </w:tcPr>
           <w:p>
             <w:pPr>
@@ -32793,7 +31990,6 @@
               <w:bottom w:val="single" w:sz="4" w:space="0" w:color="auto"/>
               <w:right w:val="single" w:sz="4" w:space="0" w:color="auto"/>
             </w:tcBorders>
-            <w:shd w:val="clear" w:color="auto" w:fill="auto"/>
           </w:tcPr>
           <w:p>
             <w:pPr>
@@ -32824,7 +32020,6 @@
               <w:left w:val="single" w:sz="4" w:space="0" w:color="auto"/>
               <w:right w:val="single" w:sz="4" w:space="0" w:color="auto"/>
             </w:tcBorders>
-            <w:shd w:val="clear" w:color="auto" w:fill="auto"/>
             <w:noWrap/>
           </w:tcPr>
           <w:p>
@@ -32856,7 +32051,6 @@
               <w:left w:val="single" w:sz="4" w:space="0" w:color="auto"/>
               <w:right w:val="single" w:sz="4" w:space="0" w:color="auto"/>
             </w:tcBorders>
-            <w:shd w:val="clear" w:color="auto" w:fill="auto"/>
           </w:tcPr>
           <w:p>
             <w:pPr>
@@ -32893,7 +32087,6 @@
               <w:bottom w:val="single" w:sz="4" w:space="0" w:color="auto"/>
               <w:right w:val="single" w:sz="4" w:space="0" w:color="auto"/>
             </w:tcBorders>
-            <w:shd w:val="clear" w:color="auto" w:fill="auto"/>
           </w:tcPr>
           <w:p>
             <w:pPr>
@@ -32925,7 +32118,6 @@
               <w:bottom w:val="single" w:sz="4" w:space="0" w:color="auto"/>
               <w:right w:val="single" w:sz="4" w:space="0" w:color="auto"/>
             </w:tcBorders>
-            <w:shd w:val="clear" w:color="auto" w:fill="auto"/>
           </w:tcPr>
           <w:p>
             <w:pPr>
@@ -32976,7 +32168,6 @@
               <w:left w:val="single" w:sz="4" w:space="0" w:color="auto"/>
               <w:right w:val="single" w:sz="4" w:space="0" w:color="auto"/>
             </w:tcBorders>
-            <w:shd w:val="clear" w:color="auto" w:fill="auto"/>
             <w:noWrap/>
           </w:tcPr>
           <w:p>
@@ -32999,7 +32190,6 @@
               <w:left w:val="single" w:sz="4" w:space="0" w:color="auto"/>
               <w:right w:val="single" w:sz="4" w:space="0" w:color="auto"/>
             </w:tcBorders>
-            <w:shd w:val="clear" w:color="auto" w:fill="auto"/>
           </w:tcPr>
           <w:p>
             <w:pPr>
@@ -33027,7 +32217,6 @@
               <w:bottom w:val="single" w:sz="4" w:space="0" w:color="auto"/>
               <w:right w:val="single" w:sz="4" w:space="0" w:color="auto"/>
             </w:tcBorders>
-            <w:shd w:val="clear" w:color="auto" w:fill="auto"/>
           </w:tcPr>
           <w:p>
             <w:pPr>
@@ -33059,7 +32248,6 @@
               <w:bottom w:val="single" w:sz="4" w:space="0" w:color="auto"/>
               <w:right w:val="single" w:sz="4" w:space="0" w:color="auto"/>
             </w:tcBorders>
-            <w:shd w:val="clear" w:color="auto" w:fill="auto"/>
           </w:tcPr>
           <w:p>
             <w:pPr>
@@ -33090,7 +32278,6 @@
               <w:left w:val="single" w:sz="4" w:space="0" w:color="auto"/>
               <w:right w:val="single" w:sz="4" w:space="0" w:color="auto"/>
             </w:tcBorders>
-            <w:shd w:val="clear" w:color="auto" w:fill="auto"/>
             <w:noWrap/>
           </w:tcPr>
           <w:p>
@@ -33113,7 +32300,6 @@
               <w:left w:val="single" w:sz="4" w:space="0" w:color="auto"/>
               <w:right w:val="single" w:sz="4" w:space="0" w:color="auto"/>
             </w:tcBorders>
-            <w:shd w:val="clear" w:color="auto" w:fill="auto"/>
           </w:tcPr>
           <w:p>
             <w:pPr>
@@ -33141,7 +32327,6 @@
               <w:bottom w:val="single" w:sz="4" w:space="0" w:color="auto"/>
               <w:right w:val="single" w:sz="4" w:space="0" w:color="auto"/>
             </w:tcBorders>
-            <w:shd w:val="clear" w:color="auto" w:fill="auto"/>
           </w:tcPr>
           <w:p>
             <w:pPr>
@@ -33173,7 +32358,6 @@
               <w:bottom w:val="single" w:sz="4" w:space="0" w:color="auto"/>
               <w:right w:val="single" w:sz="4" w:space="0" w:color="auto"/>
             </w:tcBorders>
-            <w:shd w:val="clear" w:color="auto" w:fill="auto"/>
           </w:tcPr>
           <w:p>
             <w:pPr>
@@ -33205,7 +32389,6 @@
               <w:bottom w:val="single" w:sz="4" w:space="0" w:color="auto"/>
               <w:right w:val="single" w:sz="4" w:space="0" w:color="auto"/>
             </w:tcBorders>
-            <w:shd w:val="clear" w:color="auto" w:fill="auto"/>
             <w:noWrap/>
           </w:tcPr>
           <w:p>
@@ -33229,7 +32412,6 @@
               <w:bottom w:val="single" w:sz="4" w:space="0" w:color="auto"/>
               <w:right w:val="single" w:sz="4" w:space="0" w:color="auto"/>
             </w:tcBorders>
-            <w:shd w:val="clear" w:color="auto" w:fill="auto"/>
           </w:tcPr>
           <w:p>
             <w:pPr>
@@ -33257,7 +32439,6 @@
               <w:bottom w:val="single" w:sz="4" w:space="0" w:color="auto"/>
               <w:right w:val="single" w:sz="4" w:space="0" w:color="auto"/>
             </w:tcBorders>
-            <w:shd w:val="clear" w:color="auto" w:fill="auto"/>
           </w:tcPr>
           <w:p>
             <w:pPr>
@@ -33289,7 +32470,6 @@
               <w:bottom w:val="single" w:sz="4" w:space="0" w:color="auto"/>
               <w:right w:val="single" w:sz="4" w:space="0" w:color="auto"/>
             </w:tcBorders>
-            <w:shd w:val="clear" w:color="auto" w:fill="auto"/>
           </w:tcPr>
           <w:p>
             <w:pPr>
@@ -33321,7 +32501,6 @@
               <w:bottom w:val="single" w:sz="4" w:space="0" w:color="auto"/>
               <w:right w:val="single" w:sz="4" w:space="0" w:color="auto"/>
             </w:tcBorders>
-            <w:shd w:val="clear" w:color="auto" w:fill="auto"/>
             <w:noWrap/>
           </w:tcPr>
           <w:p>
@@ -33354,7 +32533,6 @@
               <w:bottom w:val="single" w:sz="4" w:space="0" w:color="auto"/>
               <w:right w:val="single" w:sz="4" w:space="0" w:color="auto"/>
             </w:tcBorders>
-            <w:shd w:val="clear" w:color="auto" w:fill="auto"/>
           </w:tcPr>
           <w:p>
             <w:pPr>
@@ -33391,7 +32569,6 @@
               <w:bottom w:val="single" w:sz="4" w:space="0" w:color="auto"/>
               <w:right w:val="single" w:sz="4" w:space="0" w:color="auto"/>
             </w:tcBorders>
-            <w:shd w:val="clear" w:color="auto" w:fill="auto"/>
           </w:tcPr>
           <w:p>
             <w:pPr>
@@ -33423,7 +32600,6 @@
               <w:bottom w:val="single" w:sz="4" w:space="0" w:color="auto"/>
               <w:right w:val="single" w:sz="4" w:space="0" w:color="auto"/>
             </w:tcBorders>
-            <w:shd w:val="clear" w:color="auto" w:fill="auto"/>
           </w:tcPr>
           <w:p>
             <w:pPr>
@@ -33455,7 +32631,6 @@
               <w:bottom w:val="single" w:sz="4" w:space="0" w:color="auto"/>
               <w:right w:val="single" w:sz="4" w:space="0" w:color="auto"/>
             </w:tcBorders>
-            <w:shd w:val="clear" w:color="auto" w:fill="auto"/>
             <w:noWrap/>
           </w:tcPr>
           <w:p>
@@ -33488,7 +32663,6 @@
               <w:bottom w:val="single" w:sz="4" w:space="0" w:color="auto"/>
               <w:right w:val="single" w:sz="4" w:space="0" w:color="auto"/>
             </w:tcBorders>
-            <w:shd w:val="clear" w:color="auto" w:fill="auto"/>
           </w:tcPr>
           <w:p>
             <w:pPr>
@@ -33525,7 +32699,6 @@
               <w:bottom w:val="single" w:sz="4" w:space="0" w:color="auto"/>
               <w:right w:val="single" w:sz="4" w:space="0" w:color="auto"/>
             </w:tcBorders>
-            <w:shd w:val="clear" w:color="auto" w:fill="auto"/>
           </w:tcPr>
           <w:p>
             <w:pPr>
@@ -33557,7 +32730,6 @@
               <w:bottom w:val="single" w:sz="4" w:space="0" w:color="auto"/>
               <w:right w:val="single" w:sz="4" w:space="0" w:color="auto"/>
             </w:tcBorders>
-            <w:shd w:val="clear" w:color="auto" w:fill="auto"/>
           </w:tcPr>
           <w:p>
             <w:pPr>
@@ -33589,7 +32761,6 @@
               <w:bottom w:val="single" w:sz="4" w:space="0" w:color="auto"/>
               <w:right w:val="single" w:sz="4" w:space="0" w:color="auto"/>
             </w:tcBorders>
-            <w:shd w:val="clear" w:color="auto" w:fill="auto"/>
             <w:noWrap/>
           </w:tcPr>
           <w:p>
@@ -33622,7 +32793,6 @@
               <w:bottom w:val="single" w:sz="4" w:space="0" w:color="auto"/>
               <w:right w:val="single" w:sz="4" w:space="0" w:color="auto"/>
             </w:tcBorders>
-            <w:shd w:val="clear" w:color="auto" w:fill="auto"/>
           </w:tcPr>
           <w:p>
             <w:pPr>
@@ -33659,7 +32829,6 @@
               <w:bottom w:val="single" w:sz="4" w:space="0" w:color="auto"/>
               <w:right w:val="single" w:sz="4" w:space="0" w:color="auto"/>
             </w:tcBorders>
-            <w:shd w:val="clear" w:color="auto" w:fill="auto"/>
           </w:tcPr>
           <w:p>
             <w:pPr>
@@ -33691,7 +32860,6 @@
               <w:bottom w:val="single" w:sz="4" w:space="0" w:color="auto"/>
               <w:right w:val="single" w:sz="4" w:space="0" w:color="auto"/>
             </w:tcBorders>
-            <w:shd w:val="clear" w:color="auto" w:fill="auto"/>
           </w:tcPr>
           <w:p>
             <w:pPr>
@@ -33723,7 +32891,6 @@
               <w:left w:val="single" w:sz="4" w:space="0" w:color="auto"/>
               <w:right w:val="single" w:sz="4" w:space="0" w:color="auto"/>
             </w:tcBorders>
-            <w:shd w:val="clear" w:color="auto" w:fill="auto"/>
             <w:noWrap/>
           </w:tcPr>
           <w:p>
@@ -33756,7 +32923,6 @@
               <w:left w:val="single" w:sz="4" w:space="0" w:color="auto"/>
               <w:right w:val="single" w:sz="4" w:space="0" w:color="auto"/>
             </w:tcBorders>
-            <w:shd w:val="clear" w:color="auto" w:fill="auto"/>
           </w:tcPr>
           <w:p>
             <w:pPr>
@@ -33793,7 +32959,6 @@
               <w:bottom w:val="single" w:sz="4" w:space="0" w:color="auto"/>
               <w:right w:val="single" w:sz="4" w:space="0" w:color="auto"/>
             </w:tcBorders>
-            <w:shd w:val="clear" w:color="auto" w:fill="auto"/>
           </w:tcPr>
           <w:p>
             <w:pPr>
@@ -33825,7 +32990,6 @@
               <w:bottom w:val="single" w:sz="4" w:space="0" w:color="auto"/>
               <w:right w:val="single" w:sz="4" w:space="0" w:color="auto"/>
             </w:tcBorders>
-            <w:shd w:val="clear" w:color="auto" w:fill="auto"/>
           </w:tcPr>
           <w:p>
             <w:pPr>
@@ -33857,7 +33021,6 @@
               <w:bottom w:val="single" w:sz="4" w:space="0" w:color="auto"/>
               <w:right w:val="single" w:sz="4" w:space="0" w:color="auto"/>
             </w:tcBorders>
-            <w:shd w:val="clear" w:color="auto" w:fill="auto"/>
             <w:noWrap/>
           </w:tcPr>
           <w:p>
@@ -33881,7 +33044,6 @@
               <w:bottom w:val="single" w:sz="4" w:space="0" w:color="auto"/>
               <w:right w:val="single" w:sz="4" w:space="0" w:color="auto"/>
             </w:tcBorders>
-            <w:shd w:val="clear" w:color="auto" w:fill="auto"/>
           </w:tcPr>
           <w:p>
             <w:pPr>
@@ -33909,7 +33071,6 @@
               <w:bottom w:val="single" w:sz="4" w:space="0" w:color="auto"/>
               <w:right w:val="single" w:sz="4" w:space="0" w:color="auto"/>
             </w:tcBorders>
-            <w:shd w:val="clear" w:color="auto" w:fill="auto"/>
           </w:tcPr>
           <w:p>
             <w:pPr>
@@ -33941,7 +33102,6 @@
               <w:bottom w:val="single" w:sz="4" w:space="0" w:color="auto"/>
               <w:right w:val="single" w:sz="4" w:space="0" w:color="auto"/>
             </w:tcBorders>
-            <w:shd w:val="clear" w:color="auto" w:fill="auto"/>
           </w:tcPr>
           <w:p>
             <w:pPr>
@@ -33973,7 +33133,6 @@
               <w:bottom w:val="single" w:sz="4" w:space="0" w:color="auto"/>
               <w:right w:val="single" w:sz="4" w:space="0" w:color="auto"/>
             </w:tcBorders>
-            <w:shd w:val="clear" w:color="auto" w:fill="auto"/>
             <w:noWrap/>
           </w:tcPr>
           <w:p>
@@ -34006,7 +33165,6 @@
               <w:bottom w:val="single" w:sz="4" w:space="0" w:color="auto"/>
               <w:right w:val="single" w:sz="4" w:space="0" w:color="auto"/>
             </w:tcBorders>
-            <w:shd w:val="clear" w:color="auto" w:fill="auto"/>
           </w:tcPr>
           <w:p>
             <w:pPr>
@@ -34043,7 +33201,6 @@
               <w:bottom w:val="single" w:sz="4" w:space="0" w:color="auto"/>
               <w:right w:val="single" w:sz="4" w:space="0" w:color="auto"/>
             </w:tcBorders>
-            <w:shd w:val="clear" w:color="auto" w:fill="auto"/>
           </w:tcPr>
           <w:p>
             <w:pPr>
@@ -34075,7 +33232,6 @@
               <w:bottom w:val="single" w:sz="4" w:space="0" w:color="auto"/>
               <w:right w:val="single" w:sz="4" w:space="0" w:color="auto"/>
             </w:tcBorders>
-            <w:shd w:val="clear" w:color="auto" w:fill="auto"/>
           </w:tcPr>
           <w:p>
             <w:pPr>
@@ -34107,7 +33263,6 @@
               <w:bottom w:val="single" w:sz="4" w:space="0" w:color="auto"/>
               <w:right w:val="single" w:sz="4" w:space="0" w:color="auto"/>
             </w:tcBorders>
-            <w:shd w:val="clear" w:color="auto" w:fill="auto"/>
             <w:noWrap/>
           </w:tcPr>
           <w:p>
@@ -34140,7 +33295,6 @@
               <w:bottom w:val="single" w:sz="4" w:space="0" w:color="auto"/>
               <w:right w:val="single" w:sz="4" w:space="0" w:color="auto"/>
             </w:tcBorders>
-            <w:shd w:val="clear" w:color="auto" w:fill="auto"/>
           </w:tcPr>
           <w:p>
             <w:pPr>
@@ -34177,7 +33331,6 @@
               <w:bottom w:val="single" w:sz="4" w:space="0" w:color="auto"/>
               <w:right w:val="single" w:sz="4" w:space="0" w:color="auto"/>
             </w:tcBorders>
-            <w:shd w:val="clear" w:color="auto" w:fill="auto"/>
           </w:tcPr>
           <w:p>
             <w:pPr>
@@ -34209,7 +33362,6 @@
               <w:bottom w:val="single" w:sz="4" w:space="0" w:color="auto"/>
               <w:right w:val="single" w:sz="4" w:space="0" w:color="auto"/>
             </w:tcBorders>
-            <w:shd w:val="clear" w:color="auto" w:fill="auto"/>
           </w:tcPr>
           <w:p>
             <w:pPr>
@@ -34241,7 +33393,6 @@
               <w:bottom w:val="single" w:sz="4" w:space="0" w:color="auto"/>
               <w:right w:val="single" w:sz="4" w:space="0" w:color="auto"/>
             </w:tcBorders>
-            <w:shd w:val="clear" w:color="auto" w:fill="auto"/>
             <w:noWrap/>
           </w:tcPr>
           <w:p>
@@ -34274,7 +33425,6 @@
               <w:bottom w:val="single" w:sz="4" w:space="0" w:color="auto"/>
               <w:right w:val="single" w:sz="4" w:space="0" w:color="auto"/>
             </w:tcBorders>
-            <w:shd w:val="clear" w:color="auto" w:fill="auto"/>
           </w:tcPr>
           <w:p>
             <w:pPr>
@@ -34311,7 +33461,6 @@
               <w:bottom w:val="single" w:sz="4" w:space="0" w:color="auto"/>
               <w:right w:val="single" w:sz="4" w:space="0" w:color="auto"/>
             </w:tcBorders>
-            <w:shd w:val="clear" w:color="auto" w:fill="auto"/>
           </w:tcPr>
           <w:p>
             <w:pPr>
@@ -34343,7 +33492,6 @@
               <w:bottom w:val="single" w:sz="4" w:space="0" w:color="auto"/>
               <w:right w:val="single" w:sz="4" w:space="0" w:color="auto"/>
             </w:tcBorders>
-            <w:shd w:val="clear" w:color="auto" w:fill="auto"/>
           </w:tcPr>
           <w:p>
             <w:pPr>
@@ -34375,7 +33523,6 @@
               <w:bottom w:val="single" w:sz="4" w:space="0" w:color="auto"/>
               <w:right w:val="single" w:sz="4" w:space="0" w:color="auto"/>
             </w:tcBorders>
-            <w:shd w:val="clear" w:color="auto" w:fill="auto"/>
             <w:noWrap/>
           </w:tcPr>
           <w:p>
@@ -34408,7 +33555,6 @@
               <w:bottom w:val="single" w:sz="4" w:space="0" w:color="auto"/>
               <w:right w:val="single" w:sz="4" w:space="0" w:color="auto"/>
             </w:tcBorders>
-            <w:shd w:val="clear" w:color="auto" w:fill="auto"/>
           </w:tcPr>
           <w:p>
             <w:pPr>
@@ -34445,7 +33591,6 @@
               <w:bottom w:val="single" w:sz="4" w:space="0" w:color="auto"/>
               <w:right w:val="single" w:sz="4" w:space="0" w:color="auto"/>
             </w:tcBorders>
-            <w:shd w:val="clear" w:color="auto" w:fill="auto"/>
           </w:tcPr>
           <w:p>
             <w:pPr>
@@ -34477,7 +33622,6 @@
               <w:bottom w:val="single" w:sz="4" w:space="0" w:color="auto"/>
               <w:right w:val="single" w:sz="4" w:space="0" w:color="auto"/>
             </w:tcBorders>
-            <w:shd w:val="clear" w:color="auto" w:fill="auto"/>
           </w:tcPr>
           <w:p>
             <w:pPr>
@@ -34509,7 +33653,6 @@
               <w:bottom w:val="single" w:sz="4" w:space="0" w:color="auto"/>
               <w:right w:val="single" w:sz="4" w:space="0" w:color="auto"/>
             </w:tcBorders>
-            <w:shd w:val="clear" w:color="auto" w:fill="auto"/>
             <w:noWrap/>
           </w:tcPr>
           <w:p>
@@ -34542,7 +33685,6 @@
               <w:bottom w:val="single" w:sz="4" w:space="0" w:color="auto"/>
               <w:right w:val="single" w:sz="4" w:space="0" w:color="auto"/>
             </w:tcBorders>
-            <w:shd w:val="clear" w:color="auto" w:fill="auto"/>
           </w:tcPr>
           <w:p>
             <w:pPr>
@@ -34579,7 +33721,6 @@
               <w:bottom w:val="single" w:sz="4" w:space="0" w:color="auto"/>
               <w:right w:val="single" w:sz="4" w:space="0" w:color="auto"/>
             </w:tcBorders>
-            <w:shd w:val="clear" w:color="auto" w:fill="auto"/>
           </w:tcPr>
           <w:p>
             <w:pPr>
@@ -34611,7 +33752,6 @@
               <w:bottom w:val="single" w:sz="4" w:space="0" w:color="auto"/>
               <w:right w:val="single" w:sz="4" w:space="0" w:color="auto"/>
             </w:tcBorders>
-            <w:shd w:val="clear" w:color="auto" w:fill="auto"/>
           </w:tcPr>
           <w:p>
             <w:pPr>
@@ -34643,7 +33783,6 @@
               <w:bottom w:val="single" w:sz="4" w:space="0" w:color="auto"/>
               <w:right w:val="single" w:sz="4" w:space="0" w:color="auto"/>
             </w:tcBorders>
-            <w:shd w:val="clear" w:color="auto" w:fill="auto"/>
             <w:noWrap/>
           </w:tcPr>
           <w:p>
@@ -34676,7 +33815,6 @@
               <w:bottom w:val="single" w:sz="4" w:space="0" w:color="auto"/>
               <w:right w:val="single" w:sz="4" w:space="0" w:color="auto"/>
             </w:tcBorders>
-            <w:shd w:val="clear" w:color="auto" w:fill="auto"/>
           </w:tcPr>
           <w:p>
             <w:pPr>
@@ -34713,7 +33851,6 @@
               <w:bottom w:val="single" w:sz="4" w:space="0" w:color="auto"/>
               <w:right w:val="single" w:sz="4" w:space="0" w:color="auto"/>
             </w:tcBorders>
-            <w:shd w:val="clear" w:color="auto" w:fill="auto"/>
           </w:tcPr>
           <w:p>
             <w:pPr>
@@ -34745,7 +33882,6 @@
               <w:bottom w:val="single" w:sz="4" w:space="0" w:color="auto"/>
               <w:right w:val="single" w:sz="4" w:space="0" w:color="auto"/>
             </w:tcBorders>
-            <w:shd w:val="clear" w:color="auto" w:fill="auto"/>
           </w:tcPr>
           <w:p>
             <w:pPr>
@@ -34777,7 +33913,6 @@
               <w:left w:val="single" w:sz="4" w:space="0" w:color="auto"/>
               <w:right w:val="single" w:sz="4" w:space="0" w:color="auto"/>
             </w:tcBorders>
-            <w:shd w:val="clear" w:color="auto" w:fill="auto"/>
             <w:noWrap/>
           </w:tcPr>
           <w:p>
@@ -34810,7 +33945,6 @@
               <w:left w:val="single" w:sz="4" w:space="0" w:color="auto"/>
               <w:right w:val="single" w:sz="4" w:space="0" w:color="auto"/>
             </w:tcBorders>
-            <w:shd w:val="clear" w:color="auto" w:fill="auto"/>
           </w:tcPr>
           <w:p>
             <w:pPr>
@@ -34847,7 +33981,6 @@
               <w:bottom w:val="single" w:sz="4" w:space="0" w:color="auto"/>
               <w:right w:val="single" w:sz="4" w:space="0" w:color="auto"/>
             </w:tcBorders>
-            <w:shd w:val="clear" w:color="auto" w:fill="auto"/>
           </w:tcPr>
           <w:p>
             <w:pPr>
@@ -34879,7 +34012,6 @@
               <w:bottom w:val="single" w:sz="4" w:space="0" w:color="auto"/>
               <w:right w:val="single" w:sz="4" w:space="0" w:color="auto"/>
             </w:tcBorders>
-            <w:shd w:val="clear" w:color="auto" w:fill="auto"/>
           </w:tcPr>
           <w:p>
             <w:pPr>
@@ -34911,7 +34043,6 @@
               <w:bottom w:val="single" w:sz="4" w:space="0" w:color="auto"/>
               <w:right w:val="single" w:sz="4" w:space="0" w:color="auto"/>
             </w:tcBorders>
-            <w:shd w:val="clear" w:color="auto" w:fill="auto"/>
             <w:noWrap/>
           </w:tcPr>
           <w:p>
@@ -34935,7 +34066,6 @@
               <w:bottom w:val="single" w:sz="4" w:space="0" w:color="auto"/>
               <w:right w:val="single" w:sz="4" w:space="0" w:color="auto"/>
             </w:tcBorders>
-            <w:shd w:val="clear" w:color="auto" w:fill="auto"/>
           </w:tcPr>
           <w:p>
             <w:pPr>
@@ -34963,7 +34093,6 @@
               <w:bottom w:val="single" w:sz="4" w:space="0" w:color="auto"/>
               <w:right w:val="single" w:sz="4" w:space="0" w:color="auto"/>
             </w:tcBorders>
-            <w:shd w:val="clear" w:color="auto" w:fill="auto"/>
           </w:tcPr>
           <w:p>
             <w:pPr>
@@ -34995,7 +34124,6 @@
               <w:bottom w:val="single" w:sz="4" w:space="0" w:color="auto"/>
               <w:right w:val="single" w:sz="4" w:space="0" w:color="auto"/>
             </w:tcBorders>
-            <w:shd w:val="clear" w:color="auto" w:fill="auto"/>
           </w:tcPr>
           <w:p>
             <w:pPr>
@@ -35027,7 +34155,6 @@
               <w:left w:val="single" w:sz="4" w:space="0" w:color="auto"/>
               <w:right w:val="single" w:sz="4" w:space="0" w:color="auto"/>
             </w:tcBorders>
-            <w:shd w:val="clear" w:color="auto" w:fill="auto"/>
             <w:noWrap/>
           </w:tcPr>
           <w:p>
@@ -35078,7 +34205,6 @@
               <w:left w:val="single" w:sz="4" w:space="0" w:color="auto"/>
               <w:right w:val="single" w:sz="4" w:space="0" w:color="auto"/>
             </w:tcBorders>
-            <w:shd w:val="clear" w:color="auto" w:fill="auto"/>
           </w:tcPr>
           <w:p>
             <w:pPr>
@@ -35115,7 +34241,6 @@
               <w:bottom w:val="single" w:sz="4" w:space="0" w:color="auto"/>
               <w:right w:val="single" w:sz="4" w:space="0" w:color="auto"/>
             </w:tcBorders>
-            <w:shd w:val="clear" w:color="auto" w:fill="auto"/>
           </w:tcPr>
           <w:p>
             <w:pPr>
@@ -35147,7 +34272,6 @@
               <w:bottom w:val="single" w:sz="4" w:space="0" w:color="auto"/>
               <w:right w:val="single" w:sz="4" w:space="0" w:color="auto"/>
             </w:tcBorders>
-            <w:shd w:val="clear" w:color="auto" w:fill="auto"/>
           </w:tcPr>
           <w:p>
             <w:pPr>
@@ -35179,7 +34303,6 @@
               <w:bottom w:val="single" w:sz="4" w:space="0" w:color="auto"/>
               <w:right w:val="single" w:sz="4" w:space="0" w:color="auto"/>
             </w:tcBorders>
-            <w:shd w:val="clear" w:color="auto" w:fill="auto"/>
             <w:noWrap/>
           </w:tcPr>
           <w:p>
@@ -35203,7 +34326,6 @@
               <w:bottom w:val="single" w:sz="4" w:space="0" w:color="auto"/>
               <w:right w:val="single" w:sz="4" w:space="0" w:color="auto"/>
             </w:tcBorders>
-            <w:shd w:val="clear" w:color="auto" w:fill="auto"/>
           </w:tcPr>
           <w:p>
             <w:pPr>
@@ -35231,7 +34353,6 @@
               <w:bottom w:val="single" w:sz="4" w:space="0" w:color="auto"/>
               <w:right w:val="single" w:sz="4" w:space="0" w:color="auto"/>
             </w:tcBorders>
-            <w:shd w:val="clear" w:color="auto" w:fill="auto"/>
           </w:tcPr>
           <w:p>
             <w:pPr>
@@ -35263,7 +34384,6 @@
               <w:bottom w:val="single" w:sz="4" w:space="0" w:color="auto"/>
               <w:right w:val="single" w:sz="4" w:space="0" w:color="auto"/>
             </w:tcBorders>
-            <w:shd w:val="clear" w:color="auto" w:fill="auto"/>
           </w:tcPr>
           <w:p>
             <w:pPr>
@@ -35295,7 +34415,6 @@
               <w:bottom w:val="single" w:sz="4" w:space="0" w:color="auto"/>
               <w:right w:val="single" w:sz="4" w:space="0" w:color="auto"/>
             </w:tcBorders>
-            <w:shd w:val="clear" w:color="auto" w:fill="auto"/>
             <w:noWrap/>
           </w:tcPr>
           <w:p>
@@ -35328,7 +34447,6 @@
               <w:bottom w:val="single" w:sz="4" w:space="0" w:color="auto"/>
               <w:right w:val="single" w:sz="4" w:space="0" w:color="auto"/>
             </w:tcBorders>
-            <w:shd w:val="clear" w:color="auto" w:fill="auto"/>
           </w:tcPr>
           <w:p>
             <w:pPr>
@@ -35528,7 +34646,6 @@
               <w:bottom w:val="single" w:sz="4" w:space="0" w:color="auto"/>
               <w:right w:val="single" w:sz="4" w:space="0" w:color="auto"/>
             </w:tcBorders>
-            <w:shd w:val="clear" w:color="auto" w:fill="auto"/>
           </w:tcPr>
           <w:p>
             <w:pPr>
@@ -35560,7 +34677,6 @@
               <w:bottom w:val="single" w:sz="4" w:space="0" w:color="auto"/>
               <w:right w:val="single" w:sz="4" w:space="0" w:color="auto"/>
             </w:tcBorders>
-            <w:shd w:val="clear" w:color="auto" w:fill="auto"/>
           </w:tcPr>
           <w:p>
             <w:pPr>
@@ -35592,7 +34708,6 @@
               <w:bottom w:val="single" w:sz="4" w:space="0" w:color="auto"/>
               <w:right w:val="single" w:sz="4" w:space="0" w:color="auto"/>
             </w:tcBorders>
-            <w:shd w:val="clear" w:color="auto" w:fill="auto"/>
             <w:noWrap/>
           </w:tcPr>
           <w:p>
@@ -35625,7 +34740,6 @@
               <w:bottom w:val="single" w:sz="4" w:space="0" w:color="auto"/>
               <w:right w:val="single" w:sz="4" w:space="0" w:color="auto"/>
             </w:tcBorders>
-            <w:shd w:val="clear" w:color="auto" w:fill="auto"/>
           </w:tcPr>
           <w:p>
             <w:pPr>
@@ -35662,7 +34776,6 @@
               <w:bottom w:val="single" w:sz="4" w:space="0" w:color="auto"/>
               <w:right w:val="single" w:sz="4" w:space="0" w:color="auto"/>
             </w:tcBorders>
-            <w:shd w:val="clear" w:color="auto" w:fill="auto"/>
           </w:tcPr>
           <w:p>
             <w:pPr>
@@ -35695,7 +34808,6 @@
               <w:bottom w:val="single" w:sz="4" w:space="0" w:color="auto"/>
               <w:right w:val="single" w:sz="4" w:space="0" w:color="auto"/>
             </w:tcBorders>
-            <w:shd w:val="clear" w:color="auto" w:fill="auto"/>
           </w:tcPr>
           <w:p>
             <w:pPr>
@@ -35727,7 +34839,6 @@
               <w:bottom w:val="single" w:sz="4" w:space="0" w:color="auto"/>
               <w:right w:val="single" w:sz="4" w:space="0" w:color="auto"/>
             </w:tcBorders>
-            <w:shd w:val="clear" w:color="auto" w:fill="auto"/>
             <w:noWrap/>
           </w:tcPr>
           <w:p>
@@ -35760,7 +34871,6 @@
               <w:bottom w:val="single" w:sz="4" w:space="0" w:color="auto"/>
               <w:right w:val="single" w:sz="4" w:space="0" w:color="auto"/>
             </w:tcBorders>
-            <w:shd w:val="clear" w:color="auto" w:fill="auto"/>
           </w:tcPr>
           <w:p>
             <w:pPr>
@@ -35797,7 +34907,6 @@
               <w:bottom w:val="single" w:sz="4" w:space="0" w:color="auto"/>
               <w:right w:val="single" w:sz="4" w:space="0" w:color="auto"/>
             </w:tcBorders>
-            <w:shd w:val="clear" w:color="auto" w:fill="auto"/>
           </w:tcPr>
           <w:p>
             <w:pPr>
@@ -35829,7 +34938,6 @@
               <w:bottom w:val="single" w:sz="4" w:space="0" w:color="auto"/>
               <w:right w:val="single" w:sz="4" w:space="0" w:color="auto"/>
             </w:tcBorders>
-            <w:shd w:val="clear" w:color="auto" w:fill="auto"/>
           </w:tcPr>
           <w:p>
             <w:pPr>
@@ -35861,7 +34969,6 @@
               <w:bottom w:val="single" w:sz="4" w:space="0" w:color="auto"/>
               <w:right w:val="single" w:sz="4" w:space="0" w:color="auto"/>
             </w:tcBorders>
-            <w:shd w:val="clear" w:color="auto" w:fill="auto"/>
             <w:noWrap/>
           </w:tcPr>
           <w:p>
@@ -35894,7 +35001,6 @@
               <w:bottom w:val="single" w:sz="4" w:space="0" w:color="auto"/>
               <w:right w:val="single" w:sz="4" w:space="0" w:color="auto"/>
             </w:tcBorders>
-            <w:shd w:val="clear" w:color="auto" w:fill="auto"/>
           </w:tcPr>
           <w:p>
             <w:pPr>
@@ -35931,7 +35037,6 @@
               <w:bottom w:val="single" w:sz="4" w:space="0" w:color="auto"/>
               <w:right w:val="single" w:sz="4" w:space="0" w:color="auto"/>
             </w:tcBorders>
-            <w:shd w:val="clear" w:color="auto" w:fill="auto"/>
           </w:tcPr>
           <w:p>
             <w:pPr>
@@ -35963,7 +35068,6 @@
               <w:bottom w:val="single" w:sz="4" w:space="0" w:color="auto"/>
               <w:right w:val="single" w:sz="4" w:space="0" w:color="auto"/>
             </w:tcBorders>
-            <w:shd w:val="clear" w:color="auto" w:fill="auto"/>
           </w:tcPr>
           <w:p>
             <w:pPr>
@@ -35995,7 +35099,6 @@
               <w:bottom w:val="single" w:sz="4" w:space="0" w:color="auto"/>
               <w:right w:val="single" w:sz="4" w:space="0" w:color="auto"/>
             </w:tcBorders>
-            <w:shd w:val="clear" w:color="auto" w:fill="auto"/>
             <w:noWrap/>
           </w:tcPr>
           <w:p>
@@ -36028,7 +35131,6 @@
               <w:bottom w:val="single" w:sz="4" w:space="0" w:color="auto"/>
               <w:right w:val="single" w:sz="4" w:space="0" w:color="auto"/>
             </w:tcBorders>
-            <w:shd w:val="clear" w:color="auto" w:fill="auto"/>
           </w:tcPr>
           <w:p>
             <w:pPr>
@@ -36059,7 +35161,15 @@
         <w:pStyle w:val="Heading2"/>
       </w:pPr>
       <w:r>
-        <w:t>eDisposition.32 - Level of Care Provided per Protocol</w:t>
+        <w:t xml:space="preserve">eDisposition.32 - Level of Care Provided </w:t>
+      </w:r>
+      <w:proofErr w:type="gramStart"/>
+      <w:r>
+        <w:t>per</w:t>
+      </w:r>
+      <w:proofErr w:type="gramEnd"/>
+      <w:r>
+        <w:t xml:space="preserve"> Protocol</w:t>
       </w:r>
     </w:p>
     <w:p>
@@ -36348,7 +35458,6 @@
           <w:tcPr>
             <w:tcW w:w="900" w:type="dxa"/>
             <w:vMerge w:val="restart"/>
-            <w:shd w:val="clear" w:color="auto" w:fill="auto"/>
             <w:noWrap/>
           </w:tcPr>
           <w:p>
@@ -36394,7 +35503,6 @@
           <w:tcPr>
             <w:tcW w:w="2700" w:type="dxa"/>
             <w:vMerge w:val="restart"/>
-            <w:shd w:val="clear" w:color="auto" w:fill="auto"/>
           </w:tcPr>
           <w:p>
             <w:pPr>
@@ -36496,7 +35604,6 @@
           <w:tcPr>
             <w:tcW w:w="900" w:type="dxa"/>
             <w:vMerge/>
-            <w:shd w:val="clear" w:color="auto" w:fill="auto"/>
             <w:noWrap/>
           </w:tcPr>
           <w:p>
@@ -36515,7 +35622,6 @@
           <w:tcPr>
             <w:tcW w:w="2700" w:type="dxa"/>
             <w:vMerge/>
-            <w:shd w:val="clear" w:color="auto" w:fill="auto"/>
           </w:tcPr>
           <w:p>
             <w:pPr>
@@ -36588,7 +35694,6 @@
           <w:tcPr>
             <w:tcW w:w="900" w:type="dxa"/>
             <w:vMerge/>
-            <w:shd w:val="clear" w:color="auto" w:fill="auto"/>
             <w:noWrap/>
           </w:tcPr>
           <w:p>
@@ -36607,7 +35712,6 @@
           <w:tcPr>
             <w:tcW w:w="2700" w:type="dxa"/>
             <w:vMerge/>
-            <w:shd w:val="clear" w:color="auto" w:fill="auto"/>
           </w:tcPr>
           <w:p>
             <w:pPr>
@@ -36680,7 +35784,6 @@
           <w:tcPr>
             <w:tcW w:w="900" w:type="dxa"/>
             <w:vMerge/>
-            <w:shd w:val="clear" w:color="auto" w:fill="auto"/>
             <w:noWrap/>
           </w:tcPr>
           <w:p>
@@ -36699,7 +35802,6 @@
           <w:tcPr>
             <w:tcW w:w="2700" w:type="dxa"/>
             <w:vMerge/>
-            <w:shd w:val="clear" w:color="auto" w:fill="auto"/>
           </w:tcPr>
           <w:p>
             <w:pPr>
@@ -36772,7 +35874,6 @@
           <w:tcPr>
             <w:tcW w:w="900" w:type="dxa"/>
             <w:vMerge/>
-            <w:shd w:val="clear" w:color="auto" w:fill="auto"/>
             <w:noWrap/>
           </w:tcPr>
           <w:p>
@@ -36791,7 +35892,6 @@
           <w:tcPr>
             <w:tcW w:w="2700" w:type="dxa"/>
             <w:vMerge/>
-            <w:shd w:val="clear" w:color="auto" w:fill="auto"/>
           </w:tcPr>
           <w:p>
             <w:pPr>
@@ -36864,7 +35964,6 @@
           <w:tcPr>
             <w:tcW w:w="900" w:type="dxa"/>
             <w:vMerge/>
-            <w:shd w:val="clear" w:color="auto" w:fill="auto"/>
             <w:noWrap/>
           </w:tcPr>
           <w:p>
@@ -36883,7 +35982,6 @@
           <w:tcPr>
             <w:tcW w:w="2700" w:type="dxa"/>
             <w:vMerge/>
-            <w:shd w:val="clear" w:color="auto" w:fill="auto"/>
           </w:tcPr>
           <w:p>
             <w:pPr>
@@ -36956,7 +36054,6 @@
           <w:tcPr>
             <w:tcW w:w="900" w:type="dxa"/>
             <w:vMerge/>
-            <w:shd w:val="clear" w:color="auto" w:fill="auto"/>
             <w:noWrap/>
           </w:tcPr>
           <w:p>
@@ -36975,7 +36072,6 @@
           <w:tcPr>
             <w:tcW w:w="2700" w:type="dxa"/>
             <w:vMerge/>
-            <w:shd w:val="clear" w:color="auto" w:fill="auto"/>
           </w:tcPr>
           <w:p>
             <w:pPr>
@@ -37146,7 +36242,6 @@
           <w:tcPr>
             <w:tcW w:w="900" w:type="dxa"/>
             <w:vMerge w:val="restart"/>
-            <w:shd w:val="clear" w:color="auto" w:fill="auto"/>
             <w:noWrap/>
           </w:tcPr>
           <w:p>
@@ -37174,7 +36269,6 @@
           <w:tcPr>
             <w:tcW w:w="2700" w:type="dxa"/>
             <w:vMerge w:val="restart"/>
-            <w:shd w:val="clear" w:color="auto" w:fill="auto"/>
           </w:tcPr>
           <w:p>
             <w:pPr>
@@ -37256,7 +36350,6 @@
           <w:tcPr>
             <w:tcW w:w="900" w:type="dxa"/>
             <w:vMerge/>
-            <w:shd w:val="clear" w:color="auto" w:fill="auto"/>
             <w:noWrap/>
           </w:tcPr>
           <w:p>
@@ -37275,7 +36368,6 @@
           <w:tcPr>
             <w:tcW w:w="2700" w:type="dxa"/>
             <w:vMerge/>
-            <w:shd w:val="clear" w:color="auto" w:fill="auto"/>
           </w:tcPr>
           <w:p>
             <w:pPr>
@@ -37348,7 +36440,6 @@
           <w:tcPr>
             <w:tcW w:w="900" w:type="dxa"/>
             <w:vMerge/>
-            <w:shd w:val="clear" w:color="auto" w:fill="auto"/>
             <w:noWrap/>
           </w:tcPr>
           <w:p>
@@ -37367,7 +36458,6 @@
           <w:tcPr>
             <w:tcW w:w="2700" w:type="dxa"/>
             <w:vMerge/>
-            <w:shd w:val="clear" w:color="auto" w:fill="auto"/>
           </w:tcPr>
           <w:p>
             <w:pPr>
@@ -37440,7 +36530,6 @@
           <w:tcPr>
             <w:tcW w:w="900" w:type="dxa"/>
             <w:vMerge/>
-            <w:shd w:val="clear" w:color="auto" w:fill="auto"/>
             <w:noWrap/>
           </w:tcPr>
           <w:p>
@@ -37459,7 +36548,6 @@
           <w:tcPr>
             <w:tcW w:w="2700" w:type="dxa"/>
             <w:vMerge/>
-            <w:shd w:val="clear" w:color="auto" w:fill="auto"/>
           </w:tcPr>
           <w:p>
             <w:pPr>
@@ -37532,7 +36620,6 @@
           <w:tcPr>
             <w:tcW w:w="900" w:type="dxa"/>
             <w:vMerge/>
-            <w:shd w:val="clear" w:color="auto" w:fill="auto"/>
             <w:noWrap/>
           </w:tcPr>
           <w:p>
@@ -37551,7 +36638,6 @@
           <w:tcPr>
             <w:tcW w:w="2700" w:type="dxa"/>
             <w:vMerge/>
-            <w:shd w:val="clear" w:color="auto" w:fill="auto"/>
           </w:tcPr>
           <w:p>
             <w:pPr>
@@ -37624,7 +36710,6 @@
           <w:tcPr>
             <w:tcW w:w="900" w:type="dxa"/>
             <w:vMerge/>
-            <w:shd w:val="clear" w:color="auto" w:fill="auto"/>
             <w:noWrap/>
           </w:tcPr>
           <w:p>
@@ -37643,7 +36728,6 @@
           <w:tcPr>
             <w:tcW w:w="2700" w:type="dxa"/>
             <w:vMerge/>
-            <w:shd w:val="clear" w:color="auto" w:fill="auto"/>
           </w:tcPr>
           <w:p>
             <w:pPr>
@@ -37734,7 +36818,6 @@
           <w:tcPr>
             <w:tcW w:w="900" w:type="dxa"/>
             <w:vMerge/>
-            <w:shd w:val="clear" w:color="auto" w:fill="auto"/>
             <w:noWrap/>
           </w:tcPr>
           <w:p>
@@ -37753,7 +36836,6 @@
           <w:tcPr>
             <w:tcW w:w="2700" w:type="dxa"/>
             <w:vMerge/>
-            <w:shd w:val="clear" w:color="auto" w:fill="auto"/>
           </w:tcPr>
           <w:p>
             <w:pPr>
@@ -37877,7 +36959,6 @@
           <w:tcPr>
             <w:tcW w:w="900" w:type="dxa"/>
             <w:vMerge w:val="restart"/>
-            <w:shd w:val="clear" w:color="auto" w:fill="auto"/>
             <w:noWrap/>
           </w:tcPr>
           <w:p>
@@ -37905,7 +36986,6 @@
           <w:tcPr>
             <w:tcW w:w="2700" w:type="dxa"/>
             <w:vMerge w:val="restart"/>
-            <w:shd w:val="clear" w:color="auto" w:fill="auto"/>
           </w:tcPr>
           <w:p>
             <w:pPr>
@@ -37987,7 +37067,6 @@
           <w:tcPr>
             <w:tcW w:w="900" w:type="dxa"/>
             <w:vMerge/>
-            <w:shd w:val="clear" w:color="auto" w:fill="auto"/>
             <w:noWrap/>
           </w:tcPr>
           <w:p>
@@ -38006,7 +37085,6 @@
           <w:tcPr>
             <w:tcW w:w="2700" w:type="dxa"/>
             <w:vMerge/>
-            <w:shd w:val="clear" w:color="auto" w:fill="auto"/>
           </w:tcPr>
           <w:p>
             <w:pPr>
@@ -38079,7 +37157,6 @@
           <w:tcPr>
             <w:tcW w:w="900" w:type="dxa"/>
             <w:vMerge/>
-            <w:shd w:val="clear" w:color="auto" w:fill="auto"/>
             <w:noWrap/>
           </w:tcPr>
           <w:p>
@@ -38098,7 +37175,6 @@
           <w:tcPr>
             <w:tcW w:w="2700" w:type="dxa"/>
             <w:vMerge/>
-            <w:shd w:val="clear" w:color="auto" w:fill="auto"/>
           </w:tcPr>
           <w:p>
             <w:pPr>
@@ -38171,7 +37247,6 @@
           <w:tcPr>
             <w:tcW w:w="900" w:type="dxa"/>
             <w:vMerge/>
-            <w:shd w:val="clear" w:color="auto" w:fill="auto"/>
             <w:noWrap/>
           </w:tcPr>
           <w:p>
@@ -38190,7 +37265,6 @@
           <w:tcPr>
             <w:tcW w:w="2700" w:type="dxa"/>
             <w:vMerge/>
-            <w:shd w:val="clear" w:color="auto" w:fill="auto"/>
           </w:tcPr>
           <w:p>
             <w:pPr>
@@ -38263,7 +37337,6 @@
           <w:tcPr>
             <w:tcW w:w="900" w:type="dxa"/>
             <w:vMerge w:val="restart"/>
-            <w:shd w:val="clear" w:color="auto" w:fill="auto"/>
             <w:noWrap/>
           </w:tcPr>
           <w:p>
@@ -38291,7 +37364,6 @@
           <w:tcPr>
             <w:tcW w:w="2700" w:type="dxa"/>
             <w:vMerge w:val="restart"/>
-            <w:shd w:val="clear" w:color="auto" w:fill="auto"/>
           </w:tcPr>
           <w:p>
             <w:pPr>
@@ -38373,7 +37445,6 @@
           <w:tcPr>
             <w:tcW w:w="900" w:type="dxa"/>
             <w:vMerge/>
-            <w:shd w:val="clear" w:color="auto" w:fill="auto"/>
             <w:noWrap/>
           </w:tcPr>
           <w:p>
@@ -38392,7 +37463,6 @@
           <w:tcPr>
             <w:tcW w:w="2700" w:type="dxa"/>
             <w:vMerge/>
-            <w:shd w:val="clear" w:color="auto" w:fill="auto"/>
           </w:tcPr>
           <w:p>
             <w:pPr>
@@ -38464,7 +37534,6 @@
         <w:tc>
           <w:tcPr>
             <w:tcW w:w="900" w:type="dxa"/>
-            <w:shd w:val="clear" w:color="auto" w:fill="auto"/>
             <w:noWrap/>
           </w:tcPr>
           <w:p>
@@ -38491,7 +37560,6 @@
         <w:tc>
           <w:tcPr>
             <w:tcW w:w="2700" w:type="dxa"/>
-            <w:shd w:val="clear" w:color="auto" w:fill="auto"/>
           </w:tcPr>
           <w:p>
             <w:pPr>
@@ -38573,7 +37641,6 @@
           <w:tcPr>
             <w:tcW w:w="900" w:type="dxa"/>
             <w:vMerge w:val="restart"/>
-            <w:shd w:val="clear" w:color="auto" w:fill="auto"/>
             <w:noWrap/>
           </w:tcPr>
           <w:p>
@@ -38601,7 +37668,6 @@
           <w:tcPr>
             <w:tcW w:w="2700" w:type="dxa"/>
             <w:vMerge w:val="restart"/>
-            <w:shd w:val="clear" w:color="auto" w:fill="auto"/>
           </w:tcPr>
           <w:p>
             <w:pPr>
@@ -38683,7 +37749,6 @@
           <w:tcPr>
             <w:tcW w:w="900" w:type="dxa"/>
             <w:vMerge/>
-            <w:shd w:val="clear" w:color="auto" w:fill="auto"/>
             <w:noWrap/>
           </w:tcPr>
           <w:p>
@@ -38702,7 +37767,6 @@
           <w:tcPr>
             <w:tcW w:w="2700" w:type="dxa"/>
             <w:vMerge/>
-            <w:shd w:val="clear" w:color="auto" w:fill="auto"/>
           </w:tcPr>
           <w:p>
             <w:pPr>
@@ -38774,7 +37838,6 @@
         <w:tc>
           <w:tcPr>
             <w:tcW w:w="900" w:type="dxa"/>
-            <w:shd w:val="clear" w:color="auto" w:fill="auto"/>
             <w:noWrap/>
           </w:tcPr>
           <w:p>
@@ -38801,7 +37864,6 @@
         <w:tc>
           <w:tcPr>
             <w:tcW w:w="2700" w:type="dxa"/>
-            <w:shd w:val="clear" w:color="auto" w:fill="auto"/>
           </w:tcPr>
           <w:p>
             <w:pPr>
@@ -38883,7 +37945,6 @@
           <w:tcPr>
             <w:tcW w:w="900" w:type="dxa"/>
             <w:vMerge w:val="restart"/>
-            <w:shd w:val="clear" w:color="auto" w:fill="auto"/>
             <w:noWrap/>
           </w:tcPr>
           <w:p>
@@ -38911,7 +37972,6 @@
           <w:tcPr>
             <w:tcW w:w="2700" w:type="dxa"/>
             <w:vMerge w:val="restart"/>
-            <w:shd w:val="clear" w:color="auto" w:fill="auto"/>
           </w:tcPr>
           <w:p>
             <w:pPr>
@@ -38993,7 +38053,6 @@
           <w:tcPr>
             <w:tcW w:w="900" w:type="dxa"/>
             <w:vMerge/>
-            <w:shd w:val="clear" w:color="auto" w:fill="auto"/>
             <w:noWrap/>
           </w:tcPr>
           <w:p>
@@ -39012,7 +38071,6 @@
           <w:tcPr>
             <w:tcW w:w="2700" w:type="dxa"/>
             <w:vMerge/>
-            <w:shd w:val="clear" w:color="auto" w:fill="auto"/>
           </w:tcPr>
           <w:p>
             <w:pPr>
@@ -39074,8 +38132,13 @@
       </w:r>
     </w:p>
     <w:p>
+      <w:proofErr w:type="gramStart"/>
       <w:r>
-        <w:t xml:space="preserve">Enclose in new element </w:t>
+        <w:t>Enclose</w:t>
+      </w:r>
+      <w:proofErr w:type="gramEnd"/>
+      <w:r>
+        <w:t xml:space="preserve"> in new element </w:t>
       </w:r>
       <w:proofErr w:type="spellStart"/>
       <w:r>
@@ -39091,11 +38154,16 @@
       <w:r>
         <w:t xml:space="preserve">. </w:t>
       </w:r>
+      <w:proofErr w:type="gramStart"/>
       <w:r>
         <w:t xml:space="preserve">Move </w:t>
       </w:r>
       <w:r>
-        <w:t xml:space="preserve">@CorrelationID </w:t>
+        <w:t>@</w:t>
+      </w:r>
+      <w:proofErr w:type="gramEnd"/>
+      <w:r>
+        <w:t xml:space="preserve">CorrelationID </w:t>
       </w:r>
       <w:r>
         <w:t>to</w:t>
@@ -43754,11 +42822,16 @@
       </w:r>
     </w:p>
     <w:p>
+      <w:proofErr w:type="gramStart"/>
       <w:r>
         <w:t xml:space="preserve">Remove </w:t>
       </w:r>
       <w:r>
-        <w:t>@TIMESTAMP.</w:t>
+        <w:t>@</w:t>
+      </w:r>
+      <w:proofErr w:type="gramEnd"/>
+      <w:r>
+        <w:t>TIMESTAMP.</w:t>
       </w:r>
     </w:p>
     <w:p>
@@ -43776,11 +42849,16 @@
       </w:r>
     </w:p>
     <w:p>
+      <w:proofErr w:type="gramStart"/>
       <w:r>
         <w:t xml:space="preserve">Remove </w:t>
       </w:r>
       <w:r>
-        <w:t>@CorrelationID.</w:t>
+        <w:t>@</w:t>
+      </w:r>
+      <w:proofErr w:type="gramEnd"/>
+      <w:r>
+        <w:t>CorrelationID.</w:t>
       </w:r>
     </w:p>
     <w:p/>
